--- a/public/word-template/surat_permintaan_perpanjangan_penahanan.docx
+++ b/public/word-template/surat_permintaan_perpanjangan_penahanan.docx
@@ -59,7 +59,7 @@
                   <w:pPr>
                     <w:jc w:val="center"/>
                     <w:rPr>
-                      <w:rFonts w:ascii="Arial" w:hAnsi="Arial" w:cs="Arial"/>
+                      <w:rFonts w:ascii="Arial Narrow" w:hAnsi="Arial Narrow" w:cs="Times New Roman"/>
                       <w:sz w:val="24"/>
                       <w:szCs w:val="24"/>
                     </w:rPr>
@@ -67,14 +67,14 @@
                   <w:bookmarkStart w:id="0" w:name="OLE_LINK1"/>
                   <w:r>
                     <w:rPr>
-                      <w:rFonts w:ascii="Arial" w:hAnsi="Arial" w:cs="Arial"/>
+                      <w:rFonts w:ascii="Arial Narrow" w:hAnsi="Arial Narrow" w:cs="Times New Roman"/>
                       <w:noProof/>
                       <w:sz w:val="24"/>
                       <w:szCs w:val="24"/>
                       <w:lang w:val="en-US"/>
                     </w:rPr>
                     <w:drawing>
-                      <wp:inline distT="0" distB="0" distL="0" distR="0" wp14:anchorId="1D461AF8" wp14:editId="3AB9132D">
+                      <wp:inline distT="0" distB="0" distL="0" distR="0" wp14:anchorId="1D461AF8" wp14:editId="4983A6A0">
                         <wp:extent cx="738127" cy="690404"/>
                         <wp:effectExtent l="0" t="0" r="5080" b="0"/>
                         <wp:docPr id="6" name="Picture 6"/>
@@ -130,14 +130,14 @@
                   <w:pPr>
                     <w:jc w:val="center"/>
                     <w:rPr>
-                      <w:rFonts w:ascii="Arial" w:hAnsi="Arial" w:cs="Arial"/>
+                      <w:rFonts w:ascii="Arial Narrow" w:hAnsi="Arial Narrow" w:cs="Times New Roman"/>
                       <w:sz w:val="24"/>
                       <w:szCs w:val="24"/>
                     </w:rPr>
                   </w:pPr>
                   <w:r>
                     <w:rPr>
-                      <w:rFonts w:ascii="Arial" w:hAnsi="Arial" w:cs="Arial"/>
+                      <w:rFonts w:ascii="Arial Narrow" w:hAnsi="Arial Narrow" w:cs="Times New Roman"/>
                       <w:sz w:val="24"/>
                       <w:szCs w:val="24"/>
                     </w:rPr>
@@ -145,7 +145,7 @@
                   </w:r>
                   <w:r>
                     <w:rPr>
-                      <w:rFonts w:ascii="Arial" w:hAnsi="Arial" w:cs="Arial"/>
+                      <w:rFonts w:ascii="Arial Narrow" w:hAnsi="Arial Narrow" w:cs="Times New Roman"/>
                       <w:sz w:val="24"/>
                       <w:szCs w:val="24"/>
                     </w:rPr>
@@ -154,15 +154,33 @@
                   </w:r>
                   <w:r>
                     <w:rPr>
-                      <w:rFonts w:ascii="Arial" w:hAnsi="Arial" w:cs="Arial"/>
-                      <w:sz w:val="24"/>
-                      <w:szCs w:val="24"/>
-                    </w:rPr>
-                    <w:t>${daerahPoliceFullName}</w:t>
-                  </w:r>
-                  <w:r>
-                    <w:rPr>
-                      <w:rFonts w:ascii="Arial" w:hAnsi="Arial" w:cs="Arial"/>
+                      <w:rFonts w:ascii="Arial Narrow" w:hAnsi="Arial Narrow" w:cs="Times New Roman"/>
+                      <w:sz w:val="24"/>
+                      <w:szCs w:val="24"/>
+                    </w:rPr>
+                    <w:t>${</w:t>
+                  </w:r>
+                  <w:proofErr w:type="spellStart"/>
+                  <w:r>
+                    <w:rPr>
+                      <w:rFonts w:ascii="Arial Narrow" w:hAnsi="Arial Narrow" w:cs="Times New Roman"/>
+                      <w:sz w:val="24"/>
+                      <w:szCs w:val="24"/>
+                    </w:rPr>
+                    <w:t>daerahPoliceFullName</w:t>
+                  </w:r>
+                  <w:proofErr w:type="spellEnd"/>
+                  <w:r>
+                    <w:rPr>
+                      <w:rFonts w:ascii="Arial Narrow" w:hAnsi="Arial Narrow" w:cs="Times New Roman"/>
+                      <w:sz w:val="24"/>
+                      <w:szCs w:val="24"/>
+                    </w:rPr>
+                    <w:t>}</w:t>
+                  </w:r>
+                  <w:r>
+                    <w:rPr>
+                      <w:rFonts w:ascii="Arial Narrow" w:hAnsi="Arial Narrow" w:cs="Times New Roman"/>
                       <w:sz w:val="24"/>
                       <w:szCs w:val="24"/>
                     </w:rPr>
@@ -170,15 +188,33 @@
                   </w:r>
                   <w:r>
                     <w:rPr>
-                      <w:rFonts w:ascii="Arial" w:hAnsi="Arial" w:cs="Arial"/>
-                      <w:sz w:val="24"/>
-                      <w:szCs w:val="24"/>
-                    </w:rPr>
-                    <w:t>${resorPoliceFullName}</w:t>
-                  </w:r>
-                  <w:r>
-                    <w:rPr>
-                      <w:rFonts w:ascii="Arial" w:hAnsi="Arial" w:cs="Arial"/>
+                      <w:rFonts w:ascii="Arial Narrow" w:hAnsi="Arial Narrow" w:cs="Times New Roman"/>
+                      <w:sz w:val="24"/>
+                      <w:szCs w:val="24"/>
+                    </w:rPr>
+                    <w:t>${</w:t>
+                  </w:r>
+                  <w:proofErr w:type="spellStart"/>
+                  <w:r>
+                    <w:rPr>
+                      <w:rFonts w:ascii="Arial Narrow" w:hAnsi="Arial Narrow" w:cs="Times New Roman"/>
+                      <w:sz w:val="24"/>
+                      <w:szCs w:val="24"/>
+                    </w:rPr>
+                    <w:t>resorPoliceFullName</w:t>
+                  </w:r>
+                  <w:proofErr w:type="spellEnd"/>
+                  <w:r>
+                    <w:rPr>
+                      <w:rFonts w:ascii="Arial Narrow" w:hAnsi="Arial Narrow" w:cs="Times New Roman"/>
+                      <w:sz w:val="24"/>
+                      <w:szCs w:val="24"/>
+                    </w:rPr>
+                    <w:t>}</w:t>
+                  </w:r>
+                  <w:r>
+                    <w:rPr>
+                      <w:rFonts w:ascii="Arial Narrow" w:hAnsi="Arial Narrow" w:cs="Times New Roman"/>
                       <w:sz w:val="24"/>
                       <w:szCs w:val="24"/>
                     </w:rPr>
@@ -186,11 +222,29 @@
                   </w:r>
                   <w:r>
                     <w:rPr>
-                      <w:rFonts w:ascii="Arial" w:hAnsi="Arial" w:cs="Arial"/>
-                      <w:sz w:val="24"/>
-                      <w:szCs w:val="24"/>
-                    </w:rPr>
-                    <w:t>${resorPoliceAddress}</w:t>
+                      <w:rFonts w:ascii="Arial Narrow" w:hAnsi="Arial Narrow" w:cs="Times New Roman"/>
+                      <w:sz w:val="24"/>
+                      <w:szCs w:val="24"/>
+                    </w:rPr>
+                    <w:t>${</w:t>
+                  </w:r>
+                  <w:proofErr w:type="spellStart"/>
+                  <w:r>
+                    <w:rPr>
+                      <w:rFonts w:ascii="Arial Narrow" w:hAnsi="Arial Narrow" w:cs="Times New Roman"/>
+                      <w:sz w:val="24"/>
+                      <w:szCs w:val="24"/>
+                    </w:rPr>
+                    <w:t>resorPoliceAddress</w:t>
+                  </w:r>
+                  <w:proofErr w:type="spellEnd"/>
+                  <w:r>
+                    <w:rPr>
+                      <w:rFonts w:ascii="Arial Narrow" w:hAnsi="Arial Narrow" w:cs="Times New Roman"/>
+                      <w:sz w:val="24"/>
+                      <w:szCs w:val="24"/>
+                    </w:rPr>
+                    <w:t>}</w:t>
                   </w:r>
                 </w:p>
               </w:tc>
@@ -199,7 +253,7 @@
           <w:p>
             <w:pPr>
               <w:rPr>
-                <w:rFonts w:ascii="Arial" w:eastAsia="Times New Roman" w:hAnsi="Arial" w:cs="Arial"/>
+                <w:rFonts w:ascii="Arial Narrow" w:eastAsia="Times New Roman" w:hAnsi="Arial Narrow" w:cs="Times New Roman"/>
                 <w:color w:val="444444"/>
                 <w:sz w:val="24"/>
                 <w:szCs w:val="24"/>
@@ -218,7 +272,7 @@
             <w:pPr>
               <w:ind w:left="6"/>
               <w:rPr>
-                <w:rFonts w:ascii="Arial" w:eastAsia="Times New Roman" w:hAnsi="Arial" w:cs="Arial"/>
+                <w:rFonts w:ascii="Arial Narrow" w:eastAsia="Times New Roman" w:hAnsi="Arial Narrow" w:cs="Times New Roman"/>
                 <w:color w:val="444444"/>
                 <w:sz w:val="24"/>
                 <w:szCs w:val="24"/>
@@ -230,7 +284,7 @@
           <w:p>
             <w:pPr>
               <w:rPr>
-                <w:rFonts w:ascii="Arial" w:eastAsia="Times New Roman" w:hAnsi="Arial" w:cs="Arial"/>
+                <w:rFonts w:ascii="Arial Narrow" w:eastAsia="Times New Roman" w:hAnsi="Arial Narrow" w:cs="Times New Roman"/>
                 <w:color w:val="444444"/>
                 <w:sz w:val="24"/>
                 <w:szCs w:val="24"/>
@@ -242,7 +296,7 @@
           <w:p>
             <w:pPr>
               <w:rPr>
-                <w:rFonts w:ascii="Arial" w:eastAsia="Times New Roman" w:hAnsi="Arial" w:cs="Arial"/>
+                <w:rFonts w:ascii="Arial Narrow" w:eastAsia="Times New Roman" w:hAnsi="Arial Narrow" w:cs="Times New Roman"/>
                 <w:color w:val="444444"/>
                 <w:sz w:val="24"/>
                 <w:szCs w:val="24"/>
@@ -254,7 +308,7 @@
           <w:p>
             <w:pPr>
               <w:rPr>
-                <w:rFonts w:ascii="Arial" w:eastAsia="Times New Roman" w:hAnsi="Arial" w:cs="Arial"/>
+                <w:rFonts w:ascii="Arial Narrow" w:eastAsia="Times New Roman" w:hAnsi="Arial Narrow" w:cs="Times New Roman"/>
                 <w:color w:val="444444"/>
                 <w:sz w:val="24"/>
                 <w:szCs w:val="24"/>
@@ -267,7 +321,7 @@
             <w:pPr>
               <w:jc w:val="both"/>
               <w:rPr>
-                <w:rFonts w:ascii="Arial" w:eastAsia="Times New Roman" w:hAnsi="Arial" w:cs="Arial"/>
+                <w:rFonts w:ascii="Arial Narrow" w:eastAsia="Times New Roman" w:hAnsi="Arial Narrow" w:cs="Times New Roman"/>
                 <w:color w:val="444444"/>
                 <w:sz w:val="24"/>
                 <w:szCs w:val="24"/>
@@ -277,12 +331,52 @@
             </w:pPr>
             <w:r>
               <w:rPr>
-                <w:rFonts w:ascii="Arial" w:hAnsi="Arial" w:cs="Arial"/>
+                <w:rFonts w:ascii="Arial Narrow" w:hAnsi="Arial Narrow" w:cs="Times New Roman"/>
                 <w:color w:val="000000"/>
                 <w:sz w:val="24"/>
                 <w:szCs w:val="24"/>
               </w:rPr>
-              <w:t>${documentLocation}, ${documentDate}</w:t>
+              <w:t>${</w:t>
+            </w:r>
+            <w:proofErr w:type="spellStart"/>
+            <w:r>
+              <w:rPr>
+                <w:rFonts w:ascii="Arial Narrow" w:hAnsi="Arial Narrow" w:cs="Times New Roman"/>
+                <w:color w:val="000000"/>
+                <w:sz w:val="24"/>
+                <w:szCs w:val="24"/>
+              </w:rPr>
+              <w:t>documentLocation</w:t>
+            </w:r>
+            <w:proofErr w:type="spellEnd"/>
+            <w:r>
+              <w:rPr>
+                <w:rFonts w:ascii="Arial Narrow" w:hAnsi="Arial Narrow" w:cs="Times New Roman"/>
+                <w:color w:val="000000"/>
+                <w:sz w:val="24"/>
+                <w:szCs w:val="24"/>
+              </w:rPr>
+              <w:t>}, ${</w:t>
+            </w:r>
+            <w:proofErr w:type="spellStart"/>
+            <w:r>
+              <w:rPr>
+                <w:rFonts w:ascii="Arial Narrow" w:hAnsi="Arial Narrow" w:cs="Times New Roman"/>
+                <w:color w:val="000000"/>
+                <w:sz w:val="24"/>
+                <w:szCs w:val="24"/>
+              </w:rPr>
+              <w:t>documentDate</w:t>
+            </w:r>
+            <w:proofErr w:type="spellEnd"/>
+            <w:r>
+              <w:rPr>
+                <w:rFonts w:ascii="Arial Narrow" w:hAnsi="Arial Narrow" w:cs="Times New Roman"/>
+                <w:color w:val="000000"/>
+                <w:sz w:val="24"/>
+                <w:szCs w:val="24"/>
+              </w:rPr>
+              <w:t>}</w:t>
             </w:r>
           </w:p>
         </w:tc>
@@ -292,7 +386,7 @@
       <w:pPr>
         <w:spacing w:after="0" w:line="240" w:lineRule="auto"/>
         <w:rPr>
-          <w:rFonts w:ascii="Arial" w:eastAsia="Times New Roman" w:hAnsi="Arial" w:cs="Arial"/>
+          <w:rFonts w:ascii="Arial Narrow" w:eastAsia="Times New Roman" w:hAnsi="Arial Narrow" w:cs="Times New Roman"/>
           <w:color w:val="444444"/>
           <w:sz w:val="24"/>
           <w:szCs w:val="24"/>
@@ -320,12 +414,12 @@
         <w:tblLook w:val="04A0" w:firstRow="1" w:lastRow="0" w:firstColumn="1" w:lastColumn="0" w:noHBand="0" w:noVBand="1"/>
       </w:tblPr>
       <w:tblGrid>
-        <w:gridCol w:w="1067"/>
-        <w:gridCol w:w="130"/>
-        <w:gridCol w:w="4251"/>
-        <w:gridCol w:w="137"/>
-        <w:gridCol w:w="427"/>
-        <w:gridCol w:w="3911"/>
+        <w:gridCol w:w="928"/>
+        <w:gridCol w:w="132"/>
+        <w:gridCol w:w="4327"/>
+        <w:gridCol w:w="142"/>
+        <w:gridCol w:w="425"/>
+        <w:gridCol w:w="3969"/>
       </w:tblGrid>
       <w:tr>
         <w:tc>
@@ -336,7 +430,7 @@
           <w:p>
             <w:pPr>
               <w:rPr>
-                <w:rFonts w:ascii="Arial" w:hAnsi="Arial" w:cs="Arial"/>
+                <w:rFonts w:ascii="Arial Narrow" w:hAnsi="Arial Narrow" w:cs="Times New Roman"/>
                 <w:sz w:val="24"/>
                 <w:szCs w:val="24"/>
                 <w:u w:val="single"/>
@@ -344,7 +438,7 @@
             </w:pPr>
             <w:r>
               <w:rPr>
-                <w:rFonts w:ascii="Arial" w:hAnsi="Arial" w:cs="Arial"/>
+                <w:rFonts w:ascii="Arial Narrow" w:hAnsi="Arial Narrow" w:cs="Times New Roman"/>
                 <w:sz w:val="24"/>
                 <w:szCs w:val="24"/>
                 <w:u w:val="single"/>
@@ -363,7 +457,7 @@
           <w:p>
             <w:pPr>
               <w:rPr>
-                <w:rFonts w:ascii="Arial" w:hAnsi="Arial" w:cs="Arial"/>
+                <w:rFonts w:ascii="Arial Narrow" w:hAnsi="Arial Narrow" w:cs="Times New Roman"/>
                 <w:sz w:val="24"/>
                 <w:szCs w:val="24"/>
               </w:rPr>
@@ -379,19 +473,21 @@
           <w:p>
             <w:pPr>
               <w:rPr>
-                <w:rFonts w:ascii="Arial" w:hAnsi="Arial" w:cs="Arial"/>
-                <w:sz w:val="24"/>
-                <w:szCs w:val="24"/>
-              </w:rPr>
-            </w:pPr>
-            <w:r>
-              <w:rPr>
-                <w:rFonts w:ascii="Arial" w:hAnsi="Arial" w:cs="Arial"/>
+                <w:rFonts w:ascii="Arial Narrow" w:hAnsi="Arial Narrow" w:cs="Times New Roman"/>
+                <w:sz w:val="24"/>
+                <w:szCs w:val="24"/>
+              </w:rPr>
+            </w:pPr>
+            <w:proofErr w:type="spellStart"/>
+            <w:r>
+              <w:rPr>
+                <w:rFonts w:ascii="Arial Narrow" w:hAnsi="Arial Narrow" w:cs="Times New Roman"/>
                 <w:sz w:val="24"/>
                 <w:szCs w:val="24"/>
               </w:rPr>
               <w:t>Nomor</w:t>
             </w:r>
+            <w:proofErr w:type="spellEnd"/>
           </w:p>
         </w:tc>
         <w:tc>
@@ -402,14 +498,14 @@
             <w:pPr>
               <w:jc w:val="center"/>
               <w:rPr>
-                <w:rFonts w:ascii="Arial" w:hAnsi="Arial" w:cs="Arial"/>
-                <w:sz w:val="24"/>
-                <w:szCs w:val="24"/>
-              </w:rPr>
-            </w:pPr>
-            <w:r>
-              <w:rPr>
-                <w:rFonts w:ascii="Arial" w:hAnsi="Arial" w:cs="Arial"/>
+                <w:rFonts w:ascii="Arial Narrow" w:hAnsi="Arial Narrow" w:cs="Times New Roman"/>
+                <w:sz w:val="24"/>
+                <w:szCs w:val="24"/>
+              </w:rPr>
+            </w:pPr>
+            <w:r>
+              <w:rPr>
+                <w:rFonts w:ascii="Arial Narrow" w:hAnsi="Arial Narrow" w:cs="Times New Roman"/>
                 <w:sz w:val="24"/>
                 <w:szCs w:val="24"/>
               </w:rPr>
@@ -424,18 +520,36 @@
           <w:p>
             <w:pPr>
               <w:rPr>
-                <w:rFonts w:ascii="Arial" w:hAnsi="Arial" w:cs="Arial"/>
-                <w:sz w:val="24"/>
-                <w:szCs w:val="24"/>
-              </w:rPr>
-            </w:pPr>
-            <w:r>
-              <w:rPr>
-                <w:rFonts w:ascii="Arial" w:hAnsi="Arial" w:cs="Arial"/>
-                <w:sz w:val="24"/>
-                <w:szCs w:val="24"/>
-              </w:rPr>
-              <w:t>${documentNumber}</w:t>
+                <w:rFonts w:ascii="Arial Narrow" w:hAnsi="Arial Narrow" w:cs="Times New Roman"/>
+                <w:sz w:val="24"/>
+                <w:szCs w:val="24"/>
+              </w:rPr>
+            </w:pPr>
+            <w:r>
+              <w:rPr>
+                <w:rFonts w:ascii="Arial Narrow" w:hAnsi="Arial Narrow" w:cs="Times New Roman"/>
+                <w:sz w:val="24"/>
+                <w:szCs w:val="24"/>
+              </w:rPr>
+              <w:t>${</w:t>
+            </w:r>
+            <w:proofErr w:type="spellStart"/>
+            <w:r>
+              <w:rPr>
+                <w:rFonts w:ascii="Arial Narrow" w:hAnsi="Arial Narrow" w:cs="Times New Roman"/>
+                <w:sz w:val="24"/>
+                <w:szCs w:val="24"/>
+              </w:rPr>
+              <w:t>documentNumber</w:t>
+            </w:r>
+            <w:proofErr w:type="spellEnd"/>
+            <w:r>
+              <w:rPr>
+                <w:rFonts w:ascii="Arial Narrow" w:hAnsi="Arial Narrow" w:cs="Times New Roman"/>
+                <w:sz w:val="24"/>
+                <w:szCs w:val="24"/>
+              </w:rPr>
+              <w:t>}</w:t>
             </w:r>
           </w:p>
         </w:tc>
@@ -447,7 +561,7 @@
           <w:p>
             <w:pPr>
               <w:rPr>
-                <w:rFonts w:ascii="Arial" w:hAnsi="Arial" w:cs="Arial"/>
+                <w:rFonts w:ascii="Arial Narrow" w:hAnsi="Arial Narrow" w:cs="Times New Roman"/>
                 <w:sz w:val="24"/>
                 <w:szCs w:val="24"/>
               </w:rPr>
@@ -463,19 +577,21 @@
           <w:p>
             <w:pPr>
               <w:rPr>
-                <w:rFonts w:ascii="Arial" w:hAnsi="Arial" w:cs="Arial"/>
-                <w:sz w:val="24"/>
-                <w:szCs w:val="24"/>
-              </w:rPr>
-            </w:pPr>
-            <w:r>
-              <w:rPr>
-                <w:rFonts w:ascii="Arial" w:hAnsi="Arial" w:cs="Arial"/>
+                <w:rFonts w:ascii="Arial Narrow" w:hAnsi="Arial Narrow" w:cs="Times New Roman"/>
+                <w:sz w:val="24"/>
+                <w:szCs w:val="24"/>
+              </w:rPr>
+            </w:pPr>
+            <w:proofErr w:type="spellStart"/>
+            <w:r>
+              <w:rPr>
+                <w:rFonts w:ascii="Arial Narrow" w:hAnsi="Arial Narrow" w:cs="Times New Roman"/>
                 <w:sz w:val="24"/>
                 <w:szCs w:val="24"/>
               </w:rPr>
               <w:t>Klasifikasi</w:t>
             </w:r>
+            <w:proofErr w:type="spellEnd"/>
           </w:p>
         </w:tc>
         <w:tc>
@@ -486,14 +602,14 @@
             <w:pPr>
               <w:jc w:val="center"/>
               <w:rPr>
-                <w:rFonts w:ascii="Arial" w:hAnsi="Arial" w:cs="Arial"/>
-                <w:sz w:val="24"/>
-                <w:szCs w:val="24"/>
-              </w:rPr>
-            </w:pPr>
-            <w:r>
-              <w:rPr>
-                <w:rFonts w:ascii="Arial" w:hAnsi="Arial" w:cs="Arial"/>
+                <w:rFonts w:ascii="Arial Narrow" w:hAnsi="Arial Narrow" w:cs="Times New Roman"/>
+                <w:sz w:val="24"/>
+                <w:szCs w:val="24"/>
+              </w:rPr>
+            </w:pPr>
+            <w:r>
+              <w:rPr>
+                <w:rFonts w:ascii="Arial Narrow" w:hAnsi="Arial Narrow" w:cs="Times New Roman"/>
                 <w:sz w:val="24"/>
                 <w:szCs w:val="24"/>
               </w:rPr>
@@ -509,18 +625,36 @@
           <w:p>
             <w:pPr>
               <w:rPr>
-                <w:rFonts w:ascii="Arial" w:hAnsi="Arial" w:cs="Arial"/>
-                <w:sz w:val="24"/>
-                <w:szCs w:val="24"/>
-              </w:rPr>
-            </w:pPr>
-            <w:r>
-              <w:rPr>
-                <w:rFonts w:ascii="Arial" w:hAnsi="Arial" w:cs="Arial"/>
-                <w:sz w:val="24"/>
-                <w:szCs w:val="24"/>
-              </w:rPr>
-              <w:t>${documentClassificationName}</w:t>
+                <w:rFonts w:ascii="Arial Narrow" w:hAnsi="Arial Narrow" w:cs="Times New Roman"/>
+                <w:sz w:val="24"/>
+                <w:szCs w:val="24"/>
+              </w:rPr>
+            </w:pPr>
+            <w:r>
+              <w:rPr>
+                <w:rFonts w:ascii="Arial Narrow" w:hAnsi="Arial Narrow" w:cs="Times New Roman"/>
+                <w:sz w:val="24"/>
+                <w:szCs w:val="24"/>
+              </w:rPr>
+              <w:t>${</w:t>
+            </w:r>
+            <w:proofErr w:type="spellStart"/>
+            <w:r>
+              <w:rPr>
+                <w:rFonts w:ascii="Arial Narrow" w:hAnsi="Arial Narrow" w:cs="Times New Roman"/>
+                <w:sz w:val="24"/>
+                <w:szCs w:val="24"/>
+              </w:rPr>
+              <w:t>documentClassificationName</w:t>
+            </w:r>
+            <w:proofErr w:type="spellEnd"/>
+            <w:r>
+              <w:rPr>
+                <w:rFonts w:ascii="Arial Narrow" w:hAnsi="Arial Narrow" w:cs="Times New Roman"/>
+                <w:sz w:val="24"/>
+                <w:szCs w:val="24"/>
+              </w:rPr>
+              <w:t>}</w:t>
             </w:r>
           </w:p>
         </w:tc>
@@ -533,14 +667,14 @@
           <w:p>
             <w:pPr>
               <w:rPr>
-                <w:rFonts w:ascii="Arial" w:hAnsi="Arial" w:cs="Arial"/>
-                <w:sz w:val="24"/>
-                <w:szCs w:val="24"/>
-              </w:rPr>
-            </w:pPr>
-            <w:r>
-              <w:rPr>
-                <w:rFonts w:ascii="Arial" w:hAnsi="Arial" w:cs="Arial"/>
+                <w:rFonts w:ascii="Arial Narrow" w:hAnsi="Arial Narrow" w:cs="Times New Roman"/>
+                <w:sz w:val="24"/>
+                <w:szCs w:val="24"/>
+              </w:rPr>
+            </w:pPr>
+            <w:r>
+              <w:rPr>
+                <w:rFonts w:ascii="Arial Narrow" w:hAnsi="Arial Narrow" w:cs="Times New Roman"/>
                 <w:sz w:val="24"/>
                 <w:szCs w:val="24"/>
               </w:rPr>
@@ -556,14 +690,14 @@
             <w:pPr>
               <w:jc w:val="center"/>
               <w:rPr>
-                <w:rFonts w:ascii="Arial" w:hAnsi="Arial" w:cs="Arial"/>
-                <w:sz w:val="24"/>
-                <w:szCs w:val="24"/>
-              </w:rPr>
-            </w:pPr>
-            <w:r>
-              <w:rPr>
-                <w:rFonts w:ascii="Arial" w:hAnsi="Arial" w:cs="Arial"/>
+                <w:rFonts w:ascii="Arial Narrow" w:hAnsi="Arial Narrow" w:cs="Times New Roman"/>
+                <w:sz w:val="24"/>
+                <w:szCs w:val="24"/>
+              </w:rPr>
+            </w:pPr>
+            <w:r>
+              <w:rPr>
+                <w:rFonts w:ascii="Arial Narrow" w:hAnsi="Arial Narrow" w:cs="Times New Roman"/>
                 <w:sz w:val="24"/>
                 <w:szCs w:val="24"/>
               </w:rPr>
@@ -579,14 +713,14 @@
           <w:p>
             <w:pPr>
               <w:rPr>
-                <w:rFonts w:ascii="Arial" w:hAnsi="Arial" w:cs="Arial"/>
-                <w:sz w:val="24"/>
-                <w:szCs w:val="24"/>
-              </w:rPr>
-            </w:pPr>
-            <w:r>
-              <w:rPr>
-                <w:rFonts w:ascii="Arial" w:hAnsi="Arial" w:cs="Arial"/>
+                <w:rFonts w:ascii="Arial Narrow" w:hAnsi="Arial Narrow" w:cs="Times New Roman"/>
+                <w:sz w:val="24"/>
+                <w:szCs w:val="24"/>
+              </w:rPr>
+            </w:pPr>
+            <w:r>
+              <w:rPr>
+                <w:rFonts w:ascii="Arial Narrow" w:hAnsi="Arial Narrow" w:cs="Times New Roman"/>
                 <w:sz w:val="24"/>
                 <w:szCs w:val="24"/>
               </w:rPr>
@@ -603,14 +737,14 @@
           <w:p>
             <w:pPr>
               <w:rPr>
-                <w:rFonts w:ascii="Arial" w:hAnsi="Arial" w:cs="Arial"/>
-                <w:sz w:val="24"/>
-                <w:szCs w:val="24"/>
-              </w:rPr>
-            </w:pPr>
-            <w:r>
-              <w:rPr>
-                <w:rFonts w:ascii="Arial" w:hAnsi="Arial" w:cs="Arial"/>
+                <w:rFonts w:ascii="Arial Narrow" w:hAnsi="Arial Narrow" w:cs="Times New Roman"/>
+                <w:sz w:val="24"/>
+                <w:szCs w:val="24"/>
+              </w:rPr>
+            </w:pPr>
+            <w:r>
+              <w:rPr>
+                <w:rFonts w:ascii="Arial Narrow" w:hAnsi="Arial Narrow" w:cs="Times New Roman"/>
                 <w:sz w:val="24"/>
                 <w:szCs w:val="24"/>
               </w:rPr>
@@ -626,14 +760,14 @@
             <w:pPr>
               <w:jc w:val="center"/>
               <w:rPr>
-                <w:rFonts w:ascii="Arial" w:hAnsi="Arial" w:cs="Arial"/>
-                <w:sz w:val="24"/>
-                <w:szCs w:val="24"/>
-              </w:rPr>
-            </w:pPr>
-            <w:r>
-              <w:rPr>
-                <w:rFonts w:ascii="Arial" w:hAnsi="Arial" w:cs="Arial"/>
+                <w:rFonts w:ascii="Arial Narrow" w:hAnsi="Arial Narrow" w:cs="Times New Roman"/>
+                <w:sz w:val="24"/>
+                <w:szCs w:val="24"/>
+              </w:rPr>
+            </w:pPr>
+            <w:r>
+              <w:rPr>
+                <w:rFonts w:ascii="Arial Narrow" w:hAnsi="Arial Narrow" w:cs="Times New Roman"/>
                 <w:sz w:val="24"/>
                 <w:szCs w:val="24"/>
               </w:rPr>
@@ -648,20 +782,66 @@
           <w:p>
             <w:pPr>
               <w:rPr>
-                <w:rFonts w:ascii="Arial" w:hAnsi="Arial" w:cs="Arial"/>
+                <w:rFonts w:ascii="Arial Narrow" w:hAnsi="Arial Narrow" w:cs="Times New Roman"/>
                 <w:sz w:val="24"/>
                 <w:szCs w:val="24"/>
                 <w:u w:val="single"/>
               </w:rPr>
             </w:pPr>
-            <w:r>
-              <w:rPr>
-                <w:rFonts w:ascii="Arial" w:hAnsi="Arial" w:cs="Arial"/>
-                <w:sz w:val="24"/>
-                <w:szCs w:val="24"/>
-              </w:rPr>
-              <w:t>Permohonan perpanjangan penahanan tersangka</w:t>
-            </w:r>
+            <w:proofErr w:type="spellStart"/>
+            <w:r>
+              <w:rPr>
+                <w:rFonts w:ascii="Arial Narrow" w:hAnsi="Arial Narrow" w:cs="Times New Roman"/>
+                <w:sz w:val="24"/>
+                <w:szCs w:val="24"/>
+              </w:rPr>
+              <w:t>p</w:t>
+            </w:r>
+            <w:r>
+              <w:rPr>
+                <w:rFonts w:ascii="Arial Narrow" w:hAnsi="Arial Narrow" w:cs="Times New Roman"/>
+                <w:sz w:val="24"/>
+                <w:szCs w:val="24"/>
+              </w:rPr>
+              <w:t>ermohonan</w:t>
+            </w:r>
+            <w:proofErr w:type="spellEnd"/>
+            <w:r>
+              <w:rPr>
+                <w:rFonts w:ascii="Arial Narrow" w:hAnsi="Arial Narrow" w:cs="Times New Roman"/>
+                <w:sz w:val="24"/>
+                <w:szCs w:val="24"/>
+              </w:rPr>
+              <w:t xml:space="preserve"> perpanjangan </w:t>
+            </w:r>
+            <w:proofErr w:type="spellStart"/>
+            <w:r>
+              <w:rPr>
+                <w:rFonts w:ascii="Arial Narrow" w:hAnsi="Arial Narrow" w:cs="Times New Roman"/>
+                <w:sz w:val="24"/>
+                <w:szCs w:val="24"/>
+              </w:rPr>
+              <w:t>penahanan</w:t>
+            </w:r>
+            <w:proofErr w:type="spellEnd"/>
+            <w:r>
+              <w:rPr>
+                <w:rFonts w:ascii="Arial Narrow" w:hAnsi="Arial Narrow" w:cs="Times New Roman"/>
+                <w:sz w:val="24"/>
+                <w:szCs w:val="24"/>
+              </w:rPr>
+              <w:t xml:space="preserve"> </w:t>
+            </w:r>
+            <w:proofErr w:type="spellStart"/>
+            <w:r>
+              <w:rPr>
+                <w:rFonts w:ascii="Arial Narrow" w:hAnsi="Arial Narrow" w:cs="Times New Roman"/>
+                <w:sz w:val="24"/>
+                <w:szCs w:val="24"/>
+              </w:rPr>
+              <w:t>tersangka</w:t>
+            </w:r>
+            <w:proofErr w:type="spellEnd"/>
           </w:p>
         </w:tc>
         <w:tc>
@@ -671,7 +851,7 @@
           <w:p>
             <w:pPr>
               <w:rPr>
-                <w:rFonts w:ascii="Arial" w:hAnsi="Arial" w:cs="Arial"/>
+                <w:rFonts w:ascii="Arial Narrow" w:hAnsi="Arial Narrow" w:cs="Times New Roman"/>
                 <w:sz w:val="24"/>
                 <w:szCs w:val="24"/>
                 <w:u w:val="single"/>
@@ -687,7 +867,7 @@
             <w:pPr>
               <w:jc w:val="both"/>
               <w:rPr>
-                <w:rFonts w:ascii="Arial" w:hAnsi="Arial" w:cs="Arial"/>
+                <w:rFonts w:ascii="Arial Narrow" w:hAnsi="Arial Narrow" w:cs="Times New Roman"/>
                 <w:sz w:val="24"/>
                 <w:szCs w:val="24"/>
                 <w:u w:val="single"/>
@@ -703,19 +883,21 @@
             <w:pPr>
               <w:jc w:val="both"/>
               <w:rPr>
-                <w:rFonts w:ascii="Arial" w:hAnsi="Arial" w:cs="Arial"/>
-                <w:sz w:val="24"/>
-                <w:szCs w:val="24"/>
-              </w:rPr>
-            </w:pPr>
-            <w:r>
-              <w:rPr>
-                <w:rFonts w:ascii="Arial" w:hAnsi="Arial" w:cs="Arial"/>
+                <w:rFonts w:ascii="Arial Narrow" w:hAnsi="Arial Narrow" w:cs="Times New Roman"/>
+                <w:sz w:val="24"/>
+                <w:szCs w:val="24"/>
+              </w:rPr>
+            </w:pPr>
+            <w:proofErr w:type="spellStart"/>
+            <w:r>
+              <w:rPr>
+                <w:rFonts w:ascii="Arial Narrow" w:hAnsi="Arial Narrow" w:cs="Times New Roman"/>
                 <w:sz w:val="24"/>
                 <w:szCs w:val="24"/>
               </w:rPr>
               <w:t>Kepada</w:t>
             </w:r>
+            <w:proofErr w:type="spellEnd"/>
           </w:p>
         </w:tc>
       </w:tr>
@@ -727,7 +909,7 @@
           <w:p>
             <w:pPr>
               <w:rPr>
-                <w:rFonts w:ascii="Arial" w:hAnsi="Arial" w:cs="Arial"/>
+                <w:rFonts w:ascii="Arial Narrow" w:hAnsi="Arial Narrow" w:cs="Times New Roman"/>
                 <w:sz w:val="24"/>
                 <w:szCs w:val="24"/>
               </w:rPr>
@@ -742,7 +924,7 @@
             <w:pPr>
               <w:jc w:val="center"/>
               <w:rPr>
-                <w:rFonts w:ascii="Arial" w:hAnsi="Arial" w:cs="Arial"/>
+                <w:rFonts w:ascii="Arial Narrow" w:hAnsi="Arial Narrow" w:cs="Times New Roman"/>
                 <w:sz w:val="24"/>
                 <w:szCs w:val="24"/>
               </w:rPr>
@@ -756,7 +938,7 @@
           <w:p>
             <w:pPr>
               <w:rPr>
-                <w:rFonts w:ascii="Arial" w:hAnsi="Arial" w:cs="Arial"/>
+                <w:rFonts w:ascii="Arial Narrow" w:hAnsi="Arial Narrow" w:cs="Times New Roman"/>
                 <w:sz w:val="24"/>
                 <w:szCs w:val="24"/>
                 <w:u w:val="single"/>
@@ -771,7 +953,7 @@
           <w:p>
             <w:pPr>
               <w:rPr>
-                <w:rFonts w:ascii="Arial" w:hAnsi="Arial" w:cs="Arial"/>
+                <w:rFonts w:ascii="Arial Narrow" w:hAnsi="Arial Narrow" w:cs="Times New Roman"/>
                 <w:sz w:val="24"/>
                 <w:szCs w:val="24"/>
                 <w:u w:val="single"/>
@@ -787,7 +969,7 @@
             <w:pPr>
               <w:jc w:val="both"/>
               <w:rPr>
-                <w:rFonts w:ascii="Arial" w:hAnsi="Arial" w:cs="Arial"/>
+                <w:rFonts w:ascii="Arial Narrow" w:hAnsi="Arial Narrow" w:cs="Times New Roman"/>
                 <w:sz w:val="24"/>
                 <w:szCs w:val="24"/>
                 <w:u w:val="single"/>
@@ -803,7 +985,7 @@
             <w:pPr>
               <w:jc w:val="both"/>
               <w:rPr>
-                <w:rFonts w:ascii="Arial" w:hAnsi="Arial" w:cs="Arial"/>
+                <w:rFonts w:ascii="Arial Narrow" w:hAnsi="Arial Narrow" w:cs="Times New Roman"/>
                 <w:sz w:val="24"/>
                 <w:szCs w:val="24"/>
                 <w:u w:val="single"/>
@@ -820,7 +1002,7 @@
           <w:p>
             <w:pPr>
               <w:rPr>
-                <w:rFonts w:ascii="Arial" w:hAnsi="Arial" w:cs="Arial"/>
+                <w:rFonts w:ascii="Arial Narrow" w:hAnsi="Arial Narrow" w:cs="Times New Roman"/>
                 <w:sz w:val="24"/>
                 <w:szCs w:val="24"/>
               </w:rPr>
@@ -835,7 +1017,7 @@
             <w:pPr>
               <w:jc w:val="center"/>
               <w:rPr>
-                <w:rFonts w:ascii="Arial" w:hAnsi="Arial" w:cs="Arial"/>
+                <w:rFonts w:ascii="Arial Narrow" w:hAnsi="Arial Narrow" w:cs="Times New Roman"/>
                 <w:sz w:val="24"/>
                 <w:szCs w:val="24"/>
               </w:rPr>
@@ -849,7 +1031,7 @@
           <w:p>
             <w:pPr>
               <w:rPr>
-                <w:rFonts w:ascii="Arial" w:hAnsi="Arial" w:cs="Arial"/>
+                <w:rFonts w:ascii="Arial Narrow" w:hAnsi="Arial Narrow" w:cs="Times New Roman"/>
                 <w:sz w:val="24"/>
                 <w:szCs w:val="24"/>
                 <w:u w:val="single"/>
@@ -864,7 +1046,7 @@
           <w:p>
             <w:pPr>
               <w:rPr>
-                <w:rFonts w:ascii="Arial" w:hAnsi="Arial" w:cs="Arial"/>
+                <w:rFonts w:ascii="Arial Narrow" w:hAnsi="Arial Narrow" w:cs="Times New Roman"/>
                 <w:sz w:val="24"/>
                 <w:szCs w:val="24"/>
                 <w:u w:val="single"/>
@@ -880,18 +1062,28 @@
             <w:pPr>
               <w:jc w:val="both"/>
               <w:rPr>
-                <w:rFonts w:ascii="Arial" w:hAnsi="Arial" w:cs="Arial"/>
-                <w:sz w:val="24"/>
-                <w:szCs w:val="24"/>
-              </w:rPr>
-            </w:pPr>
-            <w:r>
-              <w:rPr>
-                <w:rFonts w:ascii="Arial" w:hAnsi="Arial" w:cs="Arial"/>
-                <w:sz w:val="24"/>
-                <w:szCs w:val="24"/>
-              </w:rPr>
-              <w:t>Yth.</w:t>
+                <w:rFonts w:ascii="Arial Narrow" w:hAnsi="Arial Narrow" w:cs="Times New Roman"/>
+                <w:sz w:val="24"/>
+                <w:szCs w:val="24"/>
+              </w:rPr>
+            </w:pPr>
+            <w:proofErr w:type="spellStart"/>
+            <w:r>
+              <w:rPr>
+                <w:rFonts w:ascii="Arial Narrow" w:hAnsi="Arial Narrow" w:cs="Times New Roman"/>
+                <w:sz w:val="24"/>
+                <w:szCs w:val="24"/>
+              </w:rPr>
+              <w:t>Yth</w:t>
+            </w:r>
+            <w:proofErr w:type="spellEnd"/>
+            <w:r>
+              <w:rPr>
+                <w:rFonts w:ascii="Arial Narrow" w:hAnsi="Arial Narrow" w:cs="Times New Roman"/>
+                <w:sz w:val="24"/>
+                <w:szCs w:val="24"/>
+              </w:rPr>
+              <w:t>.</w:t>
             </w:r>
           </w:p>
         </w:tc>
@@ -903,14 +1095,14 @@
             <w:pPr>
               <w:jc w:val="both"/>
               <w:rPr>
-                <w:rFonts w:ascii="Arial" w:hAnsi="Arial" w:cs="Arial"/>
-                <w:sz w:val="24"/>
-                <w:szCs w:val="24"/>
-              </w:rPr>
-            </w:pPr>
-            <w:r>
-              <w:rPr>
-                <w:rFonts w:ascii="Arial" w:hAnsi="Arial" w:cs="Arial"/>
+                <w:rFonts w:ascii="Arial Narrow" w:hAnsi="Arial Narrow" w:cs="Times New Roman"/>
+                <w:sz w:val="24"/>
+                <w:szCs w:val="24"/>
+              </w:rPr>
+            </w:pPr>
+            <w:r>
+              <w:rPr>
+                <w:rFonts w:ascii="Arial Narrow" w:hAnsi="Arial Narrow" w:cs="Times New Roman"/>
                 <w:sz w:val="24"/>
                 <w:szCs w:val="24"/>
               </w:rPr>
@@ -918,11 +1110,29 @@
             </w:r>
             <w:r>
               <w:rPr>
-                <w:rFonts w:ascii="Arial" w:hAnsi="Arial" w:cs="Arial"/>
-                <w:sz w:val="24"/>
-                <w:szCs w:val="24"/>
-              </w:rPr>
-              <w:t>${prosecutorName}</w:t>
+                <w:rFonts w:ascii="Arial Narrow" w:hAnsi="Arial Narrow" w:cs="Times New Roman"/>
+                <w:sz w:val="24"/>
+                <w:szCs w:val="24"/>
+              </w:rPr>
+              <w:t>${</w:t>
+            </w:r>
+            <w:proofErr w:type="spellStart"/>
+            <w:r>
+              <w:rPr>
+                <w:rFonts w:ascii="Arial Narrow" w:hAnsi="Arial Narrow" w:cs="Times New Roman"/>
+                <w:sz w:val="24"/>
+                <w:szCs w:val="24"/>
+              </w:rPr>
+              <w:t>prosecutorName</w:t>
+            </w:r>
+            <w:proofErr w:type="spellEnd"/>
+            <w:r>
+              <w:rPr>
+                <w:rFonts w:ascii="Arial Narrow" w:hAnsi="Arial Narrow" w:cs="Times New Roman"/>
+                <w:sz w:val="24"/>
+                <w:szCs w:val="24"/>
+              </w:rPr>
+              <w:t>}</w:t>
             </w:r>
           </w:p>
         </w:tc>
@@ -935,7 +1145,7 @@
           <w:p>
             <w:pPr>
               <w:rPr>
-                <w:rFonts w:ascii="Arial" w:hAnsi="Arial" w:cs="Arial"/>
+                <w:rFonts w:ascii="Arial Narrow" w:hAnsi="Arial Narrow" w:cs="Times New Roman"/>
                 <w:sz w:val="24"/>
                 <w:szCs w:val="24"/>
               </w:rPr>
@@ -950,7 +1160,7 @@
             <w:pPr>
               <w:jc w:val="center"/>
               <w:rPr>
-                <w:rFonts w:ascii="Arial" w:hAnsi="Arial" w:cs="Arial"/>
+                <w:rFonts w:ascii="Arial Narrow" w:hAnsi="Arial Narrow" w:cs="Times New Roman"/>
                 <w:sz w:val="24"/>
                 <w:szCs w:val="24"/>
               </w:rPr>
@@ -964,7 +1174,7 @@
           <w:p>
             <w:pPr>
               <w:rPr>
-                <w:rFonts w:ascii="Arial" w:hAnsi="Arial" w:cs="Arial"/>
+                <w:rFonts w:ascii="Arial Narrow" w:hAnsi="Arial Narrow" w:cs="Times New Roman"/>
                 <w:sz w:val="24"/>
                 <w:szCs w:val="24"/>
                 <w:u w:val="single"/>
@@ -979,7 +1189,7 @@
           <w:p>
             <w:pPr>
               <w:rPr>
-                <w:rFonts w:ascii="Arial" w:hAnsi="Arial" w:cs="Arial"/>
+                <w:rFonts w:ascii="Arial Narrow" w:hAnsi="Arial Narrow" w:cs="Times New Roman"/>
                 <w:sz w:val="24"/>
                 <w:szCs w:val="24"/>
                 <w:u w:val="single"/>
@@ -995,7 +1205,7 @@
             <w:pPr>
               <w:jc w:val="both"/>
               <w:rPr>
-                <w:rFonts w:ascii="Arial" w:hAnsi="Arial" w:cs="Arial"/>
+                <w:rFonts w:ascii="Arial Narrow" w:hAnsi="Arial Narrow" w:cs="Times New Roman"/>
                 <w:sz w:val="24"/>
                 <w:szCs w:val="24"/>
                 <w:u w:val="single"/>
@@ -1011,7 +1221,7 @@
             <w:pPr>
               <w:jc w:val="both"/>
               <w:rPr>
-                <w:rFonts w:ascii="Arial" w:hAnsi="Arial" w:cs="Arial"/>
+                <w:rFonts w:ascii="Arial Narrow" w:hAnsi="Arial Narrow" w:cs="Times New Roman"/>
                 <w:sz w:val="24"/>
                 <w:szCs w:val="24"/>
                 <w:u w:val="single"/>
@@ -1028,7 +1238,7 @@
           <w:p>
             <w:pPr>
               <w:rPr>
-                <w:rFonts w:ascii="Arial" w:hAnsi="Arial" w:cs="Arial"/>
+                <w:rFonts w:ascii="Arial Narrow" w:hAnsi="Arial Narrow" w:cs="Times New Roman"/>
                 <w:sz w:val="24"/>
                 <w:szCs w:val="24"/>
               </w:rPr>
@@ -1043,7 +1253,7 @@
             <w:pPr>
               <w:jc w:val="center"/>
               <w:rPr>
-                <w:rFonts w:ascii="Arial" w:hAnsi="Arial" w:cs="Arial"/>
+                <w:rFonts w:ascii="Arial Narrow" w:hAnsi="Arial Narrow" w:cs="Times New Roman"/>
                 <w:sz w:val="24"/>
                 <w:szCs w:val="24"/>
               </w:rPr>
@@ -1057,7 +1267,7 @@
           <w:p>
             <w:pPr>
               <w:rPr>
-                <w:rFonts w:ascii="Arial" w:hAnsi="Arial" w:cs="Arial"/>
+                <w:rFonts w:ascii="Arial Narrow" w:hAnsi="Arial Narrow" w:cs="Times New Roman"/>
                 <w:sz w:val="24"/>
                 <w:szCs w:val="24"/>
                 <w:u w:val="single"/>
@@ -1072,7 +1282,7 @@
           <w:p>
             <w:pPr>
               <w:rPr>
-                <w:rFonts w:ascii="Arial" w:hAnsi="Arial" w:cs="Arial"/>
+                <w:rFonts w:ascii="Arial Narrow" w:hAnsi="Arial Narrow" w:cs="Times New Roman"/>
                 <w:sz w:val="24"/>
                 <w:szCs w:val="24"/>
                 <w:u w:val="single"/>
@@ -1088,7 +1298,7 @@
             <w:pPr>
               <w:jc w:val="both"/>
               <w:rPr>
-                <w:rFonts w:ascii="Arial" w:hAnsi="Arial" w:cs="Arial"/>
+                <w:rFonts w:ascii="Arial Narrow" w:hAnsi="Arial Narrow" w:cs="Times New Roman"/>
                 <w:sz w:val="24"/>
                 <w:szCs w:val="24"/>
               </w:rPr>
@@ -1103,14 +1313,14 @@
             <w:pPr>
               <w:jc w:val="both"/>
               <w:rPr>
-                <w:rFonts w:ascii="Arial" w:hAnsi="Arial" w:cs="Arial"/>
-                <w:sz w:val="24"/>
-                <w:szCs w:val="24"/>
-              </w:rPr>
-            </w:pPr>
-            <w:r>
-              <w:rPr>
-                <w:rFonts w:ascii="Arial" w:hAnsi="Arial" w:cs="Arial"/>
+                <w:rFonts w:ascii="Arial Narrow" w:hAnsi="Arial Narrow" w:cs="Times New Roman"/>
+                <w:sz w:val="24"/>
+                <w:szCs w:val="24"/>
+              </w:rPr>
+            </w:pPr>
+            <w:r>
+              <w:rPr>
+                <w:rFonts w:ascii="Arial Narrow" w:hAnsi="Arial Narrow" w:cs="Times New Roman"/>
                 <w:sz w:val="24"/>
                 <w:szCs w:val="24"/>
               </w:rPr>
@@ -1127,7 +1337,7 @@
           <w:p>
             <w:pPr>
               <w:rPr>
-                <w:rFonts w:ascii="Arial" w:hAnsi="Arial" w:cs="Arial"/>
+                <w:rFonts w:ascii="Arial Narrow" w:hAnsi="Arial Narrow" w:cs="Times New Roman"/>
                 <w:sz w:val="24"/>
                 <w:szCs w:val="24"/>
               </w:rPr>
@@ -1142,7 +1352,7 @@
             <w:pPr>
               <w:jc w:val="center"/>
               <w:rPr>
-                <w:rFonts w:ascii="Arial" w:hAnsi="Arial" w:cs="Arial"/>
+                <w:rFonts w:ascii="Arial Narrow" w:hAnsi="Arial Narrow" w:cs="Times New Roman"/>
                 <w:sz w:val="24"/>
                 <w:szCs w:val="24"/>
               </w:rPr>
@@ -1156,7 +1366,7 @@
           <w:p>
             <w:pPr>
               <w:rPr>
-                <w:rFonts w:ascii="Arial" w:hAnsi="Arial" w:cs="Arial"/>
+                <w:rFonts w:ascii="Arial Narrow" w:hAnsi="Arial Narrow" w:cs="Times New Roman"/>
                 <w:sz w:val="24"/>
                 <w:szCs w:val="24"/>
                 <w:u w:val="single"/>
@@ -1171,7 +1381,7 @@
           <w:p>
             <w:pPr>
               <w:rPr>
-                <w:rFonts w:ascii="Arial" w:hAnsi="Arial" w:cs="Arial"/>
+                <w:rFonts w:ascii="Arial Narrow" w:hAnsi="Arial Narrow" w:cs="Times New Roman"/>
                 <w:sz w:val="24"/>
                 <w:szCs w:val="24"/>
                 <w:u w:val="single"/>
@@ -1187,7 +1397,7 @@
             <w:pPr>
               <w:jc w:val="both"/>
               <w:rPr>
-                <w:rFonts w:ascii="Arial" w:hAnsi="Arial" w:cs="Arial"/>
+                <w:rFonts w:ascii="Arial Narrow" w:hAnsi="Arial Narrow" w:cs="Times New Roman"/>
                 <w:sz w:val="24"/>
                 <w:szCs w:val="24"/>
                 <w:u w:val="single"/>
@@ -1203,7 +1413,7 @@
             <w:pPr>
               <w:jc w:val="both"/>
               <w:rPr>
-                <w:rFonts w:ascii="Arial" w:hAnsi="Arial" w:cs="Arial"/>
+                <w:rFonts w:ascii="Arial Narrow" w:hAnsi="Arial Narrow" w:cs="Times New Roman"/>
                 <w:sz w:val="24"/>
                 <w:szCs w:val="24"/>
                 <w:u w:val="single"/>
@@ -1220,7 +1430,7 @@
           <w:p>
             <w:pPr>
               <w:rPr>
-                <w:rFonts w:ascii="Arial" w:hAnsi="Arial" w:cs="Arial"/>
+                <w:rFonts w:ascii="Arial Narrow" w:hAnsi="Arial Narrow" w:cs="Times New Roman"/>
                 <w:sz w:val="24"/>
                 <w:szCs w:val="24"/>
               </w:rPr>
@@ -1235,7 +1445,7 @@
             <w:pPr>
               <w:jc w:val="center"/>
               <w:rPr>
-                <w:rFonts w:ascii="Arial" w:hAnsi="Arial" w:cs="Arial"/>
+                <w:rFonts w:ascii="Arial Narrow" w:hAnsi="Arial Narrow" w:cs="Times New Roman"/>
                 <w:sz w:val="24"/>
                 <w:szCs w:val="24"/>
               </w:rPr>
@@ -1249,7 +1459,7 @@
           <w:p>
             <w:pPr>
               <w:rPr>
-                <w:rFonts w:ascii="Arial" w:hAnsi="Arial" w:cs="Arial"/>
+                <w:rFonts w:ascii="Arial Narrow" w:hAnsi="Arial Narrow" w:cs="Times New Roman"/>
                 <w:sz w:val="24"/>
                 <w:szCs w:val="24"/>
                 <w:u w:val="single"/>
@@ -1264,7 +1474,7 @@
           <w:p>
             <w:pPr>
               <w:rPr>
-                <w:rFonts w:ascii="Arial" w:hAnsi="Arial" w:cs="Arial"/>
+                <w:rFonts w:ascii="Arial Narrow" w:hAnsi="Arial Narrow" w:cs="Times New Roman"/>
                 <w:sz w:val="24"/>
                 <w:szCs w:val="24"/>
                 <w:u w:val="single"/>
@@ -1280,7 +1490,7 @@
             <w:pPr>
               <w:jc w:val="both"/>
               <w:rPr>
-                <w:rFonts w:ascii="Arial" w:hAnsi="Arial" w:cs="Arial"/>
+                <w:rFonts w:ascii="Arial Narrow" w:hAnsi="Arial Narrow" w:cs="Times New Roman"/>
                 <w:sz w:val="24"/>
                 <w:szCs w:val="24"/>
                 <w:u w:val="single"/>
@@ -1296,7 +1506,7 @@
             <w:pPr>
               <w:jc w:val="both"/>
               <w:rPr>
-                <w:rFonts w:ascii="Arial" w:hAnsi="Arial" w:cs="Arial"/>
+                <w:rFonts w:ascii="Arial Narrow" w:hAnsi="Arial Narrow" w:cs="Times New Roman"/>
                 <w:sz w:val="24"/>
                 <w:szCs w:val="24"/>
                 <w:u w:val="single"/>
@@ -1304,12 +1514,32 @@
             </w:pPr>
             <w:r>
               <w:rPr>
-                <w:rFonts w:ascii="Arial" w:hAnsi="Arial" w:cs="Arial"/>
+                <w:rFonts w:ascii="Arial Narrow" w:hAnsi="Arial Narrow" w:cs="Times New Roman"/>
                 <w:sz w:val="24"/>
                 <w:szCs w:val="24"/>
                 <w:u w:val="single"/>
               </w:rPr>
-              <w:t>${prosecutorLocation}</w:t>
+              <w:t>${</w:t>
+            </w:r>
+            <w:proofErr w:type="spellStart"/>
+            <w:r>
+              <w:rPr>
+                <w:rFonts w:ascii="Arial Narrow" w:hAnsi="Arial Narrow" w:cs="Times New Roman"/>
+                <w:sz w:val="24"/>
+                <w:szCs w:val="24"/>
+                <w:u w:val="single"/>
+              </w:rPr>
+              <w:t>prosecutorLocation</w:t>
+            </w:r>
+            <w:proofErr w:type="spellEnd"/>
+            <w:r>
+              <w:rPr>
+                <w:rFonts w:ascii="Arial Narrow" w:hAnsi="Arial Narrow" w:cs="Times New Roman"/>
+                <w:sz w:val="24"/>
+                <w:szCs w:val="24"/>
+                <w:u w:val="single"/>
+              </w:rPr>
+              <w:t>}</w:t>
             </w:r>
           </w:p>
         </w:tc>
@@ -1319,7 +1549,7 @@
       <w:pPr>
         <w:spacing w:after="0" w:line="240" w:lineRule="auto"/>
         <w:rPr>
-          <w:rFonts w:ascii="Arial" w:eastAsia="Times New Roman" w:hAnsi="Arial" w:cs="Arial"/>
+          <w:rFonts w:ascii="Arial Narrow" w:eastAsia="Times New Roman" w:hAnsi="Arial Narrow" w:cs="Times New Roman"/>
           <w:color w:val="444444"/>
           <w:sz w:val="24"/>
           <w:szCs w:val="24"/>
@@ -1361,7 +1591,7 @@
             <w:pPr>
               <w:jc w:val="both"/>
               <w:rPr>
-                <w:rFonts w:ascii="Arial" w:eastAsia="Times New Roman" w:hAnsi="Arial" w:cs="Arial"/>
+                <w:rFonts w:ascii="Arial Narrow" w:eastAsia="Times New Roman" w:hAnsi="Arial Narrow" w:cs="Times New Roman"/>
                 <w:sz w:val="24"/>
                 <w:szCs w:val="24"/>
                 <w:shd w:val="clear" w:color="auto" w:fill="FFFFFF"/>
@@ -1370,7 +1600,7 @@
             </w:pPr>
             <w:r>
               <w:rPr>
-                <w:rFonts w:ascii="Arial" w:eastAsia="Times New Roman" w:hAnsi="Arial" w:cs="Arial"/>
+                <w:rFonts w:ascii="Arial Narrow" w:eastAsia="Times New Roman" w:hAnsi="Arial Narrow" w:cs="Times New Roman"/>
                 <w:sz w:val="24"/>
                 <w:szCs w:val="24"/>
                 <w:shd w:val="clear" w:color="auto" w:fill="FFFFFF"/>
@@ -1389,31 +1619,35 @@
             <w:pPr>
               <w:jc w:val="both"/>
               <w:rPr>
-                <w:rFonts w:ascii="Arial" w:eastAsia="Times New Roman" w:hAnsi="Arial" w:cs="Arial"/>
+                <w:rFonts w:ascii="Arial Narrow" w:eastAsia="Times New Roman" w:hAnsi="Arial Narrow" w:cs="Times New Roman"/>
                 <w:sz w:val="24"/>
                 <w:szCs w:val="24"/>
                 <w:shd w:val="clear" w:color="auto" w:fill="FFFFFF"/>
                 <w:lang w:eastAsia="en-ID"/>
               </w:rPr>
             </w:pPr>
-            <w:r>
-              <w:rPr>
-                <w:rFonts w:ascii="Arial" w:eastAsia="Times New Roman" w:hAnsi="Arial" w:cs="Arial"/>
+            <w:proofErr w:type="spellStart"/>
+            <w:proofErr w:type="gramStart"/>
+            <w:r>
+              <w:rPr>
+                <w:rFonts w:ascii="Arial Narrow" w:eastAsia="Times New Roman" w:hAnsi="Arial Narrow" w:cs="Times New Roman"/>
                 <w:sz w:val="24"/>
                 <w:szCs w:val="24"/>
                 <w:lang w:eastAsia="en-ID"/>
               </w:rPr>
               <w:t>Rujukan</w:t>
             </w:r>
-            <w:r>
-              <w:rPr>
-                <w:rFonts w:ascii="Arial" w:eastAsia="Times New Roman" w:hAnsi="Arial" w:cs="Arial"/>
+            <w:proofErr w:type="spellEnd"/>
+            <w:r>
+              <w:rPr>
+                <w:rFonts w:ascii="Arial Narrow" w:eastAsia="Times New Roman" w:hAnsi="Arial Narrow" w:cs="Times New Roman"/>
                 <w:sz w:val="24"/>
                 <w:szCs w:val="24"/>
                 <w:lang w:eastAsia="en-ID"/>
               </w:rPr>
               <w:t xml:space="preserve"> :</w:t>
             </w:r>
+            <w:proofErr w:type="gramEnd"/>
           </w:p>
         </w:tc>
       </w:tr>
@@ -1426,7 +1660,7 @@
             <w:pPr>
               <w:jc w:val="both"/>
               <w:rPr>
-                <w:rFonts w:ascii="Arial" w:eastAsia="Times New Roman" w:hAnsi="Arial" w:cs="Arial"/>
+                <w:rFonts w:ascii="Arial Narrow" w:eastAsia="Times New Roman" w:hAnsi="Arial Narrow" w:cs="Times New Roman"/>
                 <w:sz w:val="24"/>
                 <w:szCs w:val="24"/>
                 <w:shd w:val="clear" w:color="auto" w:fill="FFFFFF"/>
@@ -1443,7 +1677,7 @@
             <w:pPr>
               <w:jc w:val="both"/>
               <w:rPr>
-                <w:rFonts w:ascii="Arial" w:eastAsia="Times New Roman" w:hAnsi="Arial" w:cs="Arial"/>
+                <w:rFonts w:ascii="Arial Narrow" w:eastAsia="Times New Roman" w:hAnsi="Arial Narrow" w:cs="Times New Roman"/>
                 <w:sz w:val="24"/>
                 <w:szCs w:val="24"/>
                 <w:shd w:val="clear" w:color="auto" w:fill="FFFFFF"/>
@@ -1452,7 +1686,7 @@
             </w:pPr>
             <w:r>
               <w:rPr>
-                <w:rFonts w:ascii="Arial" w:eastAsia="Times New Roman" w:hAnsi="Arial" w:cs="Arial"/>
+                <w:rFonts w:ascii="Arial Narrow" w:eastAsia="Times New Roman" w:hAnsi="Arial Narrow" w:cs="Times New Roman"/>
                 <w:sz w:val="24"/>
                 <w:szCs w:val="24"/>
                 <w:shd w:val="clear" w:color="auto" w:fill="FFFFFF"/>
@@ -1471,18 +1705,100 @@
               <w:spacing w:line="276" w:lineRule="auto"/>
               <w:jc w:val="both"/>
               <w:rPr>
-                <w:rFonts w:ascii="Arial" w:hAnsi="Arial" w:cs="Arial"/>
-                <w:sz w:val="24"/>
-                <w:szCs w:val="24"/>
-              </w:rPr>
-            </w:pPr>
-            <w:r>
-              <w:rPr>
-                <w:rFonts w:ascii="Arial" w:hAnsi="Arial" w:cs="Arial"/>
-                <w:sz w:val="24"/>
-                <w:szCs w:val="24"/>
-              </w:rPr>
-              <w:t>Undang-Undang Nomor 2 Tahun 2002 tentang Kepolisian Negara Republik Indonesia;</w:t>
+                <w:rFonts w:ascii="Arial Narrow" w:hAnsi="Arial Narrow" w:cs="Times New Roman"/>
+                <w:sz w:val="24"/>
+                <w:szCs w:val="24"/>
+              </w:rPr>
+            </w:pPr>
+            <w:proofErr w:type="spellStart"/>
+            <w:r>
+              <w:rPr>
+                <w:rFonts w:ascii="Arial Narrow" w:hAnsi="Arial Narrow" w:cs="Times New Roman"/>
+                <w:sz w:val="24"/>
+                <w:szCs w:val="24"/>
+              </w:rPr>
+              <w:t>Undang-Undang</w:t>
+            </w:r>
+            <w:proofErr w:type="spellEnd"/>
+            <w:r>
+              <w:rPr>
+                <w:rFonts w:ascii="Arial Narrow" w:hAnsi="Arial Narrow" w:cs="Times New Roman"/>
+                <w:sz w:val="24"/>
+                <w:szCs w:val="24"/>
+              </w:rPr>
+              <w:t xml:space="preserve"> </w:t>
+            </w:r>
+            <w:proofErr w:type="spellStart"/>
+            <w:r>
+              <w:rPr>
+                <w:rFonts w:ascii="Arial Narrow" w:hAnsi="Arial Narrow" w:cs="Times New Roman"/>
+                <w:sz w:val="24"/>
+                <w:szCs w:val="24"/>
+              </w:rPr>
+              <w:t>Nomor</w:t>
+            </w:r>
+            <w:proofErr w:type="spellEnd"/>
+            <w:r>
+              <w:rPr>
+                <w:rFonts w:ascii="Arial Narrow" w:hAnsi="Arial Narrow" w:cs="Times New Roman"/>
+                <w:sz w:val="24"/>
+                <w:szCs w:val="24"/>
+              </w:rPr>
+              <w:t xml:space="preserve"> 2 </w:t>
+            </w:r>
+            <w:proofErr w:type="spellStart"/>
+            <w:r>
+              <w:rPr>
+                <w:rFonts w:ascii="Arial Narrow" w:hAnsi="Arial Narrow" w:cs="Times New Roman"/>
+                <w:sz w:val="24"/>
+                <w:szCs w:val="24"/>
+              </w:rPr>
+              <w:t>Tahun</w:t>
+            </w:r>
+            <w:proofErr w:type="spellEnd"/>
+            <w:r>
+              <w:rPr>
+                <w:rFonts w:ascii="Arial Narrow" w:hAnsi="Arial Narrow" w:cs="Times New Roman"/>
+                <w:sz w:val="24"/>
+                <w:szCs w:val="24"/>
+              </w:rPr>
+              <w:t xml:space="preserve"> 2002 </w:t>
+            </w:r>
+            <w:proofErr w:type="spellStart"/>
+            <w:r>
+              <w:rPr>
+                <w:rFonts w:ascii="Arial Narrow" w:hAnsi="Arial Narrow" w:cs="Times New Roman"/>
+                <w:sz w:val="24"/>
+                <w:szCs w:val="24"/>
+              </w:rPr>
+              <w:t>tentang</w:t>
+            </w:r>
+            <w:proofErr w:type="spellEnd"/>
+            <w:r>
+              <w:rPr>
+                <w:rFonts w:ascii="Arial Narrow" w:hAnsi="Arial Narrow" w:cs="Times New Roman"/>
+                <w:sz w:val="24"/>
+                <w:szCs w:val="24"/>
+              </w:rPr>
+              <w:t xml:space="preserve"> </w:t>
+            </w:r>
+            <w:proofErr w:type="spellStart"/>
+            <w:r>
+              <w:rPr>
+                <w:rFonts w:ascii="Arial Narrow" w:hAnsi="Arial Narrow" w:cs="Times New Roman"/>
+                <w:sz w:val="24"/>
+                <w:szCs w:val="24"/>
+              </w:rPr>
+              <w:t>Kepolisian</w:t>
+            </w:r>
+            <w:proofErr w:type="spellEnd"/>
+            <w:r>
+              <w:rPr>
+                <w:rFonts w:ascii="Arial Narrow" w:hAnsi="Arial Narrow" w:cs="Times New Roman"/>
+                <w:sz w:val="24"/>
+                <w:szCs w:val="24"/>
+              </w:rPr>
+              <w:t xml:space="preserve"> Negara Republik Indonesia;</w:t>
             </w:r>
           </w:p>
         </w:tc>
@@ -1496,7 +1812,7 @@
             <w:pPr>
               <w:jc w:val="both"/>
               <w:rPr>
-                <w:rFonts w:ascii="Arial" w:eastAsia="Times New Roman" w:hAnsi="Arial" w:cs="Arial"/>
+                <w:rFonts w:ascii="Arial Narrow" w:eastAsia="Times New Roman" w:hAnsi="Arial Narrow" w:cs="Times New Roman"/>
                 <w:sz w:val="24"/>
                 <w:szCs w:val="24"/>
                 <w:shd w:val="clear" w:color="auto" w:fill="FFFFFF"/>
@@ -1513,7 +1829,7 @@
             <w:pPr>
               <w:jc w:val="both"/>
               <w:rPr>
-                <w:rFonts w:ascii="Arial" w:eastAsia="Times New Roman" w:hAnsi="Arial" w:cs="Arial"/>
+                <w:rFonts w:ascii="Arial Narrow" w:eastAsia="Times New Roman" w:hAnsi="Arial Narrow" w:cs="Times New Roman"/>
                 <w:sz w:val="24"/>
                 <w:szCs w:val="24"/>
                 <w:shd w:val="clear" w:color="auto" w:fill="FFFFFF"/>
@@ -1522,7 +1838,7 @@
             </w:pPr>
             <w:r>
               <w:rPr>
-                <w:rFonts w:ascii="Arial" w:eastAsia="Times New Roman" w:hAnsi="Arial" w:cs="Arial"/>
+                <w:rFonts w:ascii="Arial Narrow" w:eastAsia="Times New Roman" w:hAnsi="Arial Narrow" w:cs="Times New Roman"/>
                 <w:sz w:val="24"/>
                 <w:szCs w:val="24"/>
                 <w:shd w:val="clear" w:color="auto" w:fill="FFFFFF"/>
@@ -1541,18 +1857,126 @@
               <w:spacing w:line="276" w:lineRule="auto"/>
               <w:jc w:val="both"/>
               <w:rPr>
-                <w:rFonts w:ascii="Arial" w:hAnsi="Arial" w:cs="Arial"/>
-                <w:sz w:val="24"/>
-                <w:szCs w:val="24"/>
-              </w:rPr>
-            </w:pPr>
-            <w:r>
-              <w:rPr>
-                <w:rFonts w:ascii="Arial" w:hAnsi="Arial" w:cs="Arial"/>
-                <w:sz w:val="24"/>
-                <w:szCs w:val="24"/>
-              </w:rPr>
-              <w:t>Pasal 3 dan Pasal 618 Undang-Undang Nomor 1 Tahun 2023 tentang Kitab Undang-Undang Hukum Pidana;</w:t>
+                <w:rFonts w:ascii="Arial Narrow" w:hAnsi="Arial Narrow" w:cs="Times New Roman"/>
+                <w:sz w:val="24"/>
+                <w:szCs w:val="24"/>
+              </w:rPr>
+            </w:pPr>
+            <w:r>
+              <w:rPr>
+                <w:rFonts w:ascii="Arial Narrow" w:hAnsi="Arial Narrow" w:cs="Times New Roman"/>
+                <w:sz w:val="24"/>
+                <w:szCs w:val="24"/>
+              </w:rPr>
+              <w:t xml:space="preserve">Pasal 3 dan Pasal 618 </w:t>
+            </w:r>
+            <w:proofErr w:type="spellStart"/>
+            <w:r>
+              <w:rPr>
+                <w:rFonts w:ascii="Arial Narrow" w:hAnsi="Arial Narrow" w:cs="Times New Roman"/>
+                <w:sz w:val="24"/>
+                <w:szCs w:val="24"/>
+              </w:rPr>
+              <w:t>Undang-Undang</w:t>
+            </w:r>
+            <w:proofErr w:type="spellEnd"/>
+            <w:r>
+              <w:rPr>
+                <w:rFonts w:ascii="Arial Narrow" w:hAnsi="Arial Narrow" w:cs="Times New Roman"/>
+                <w:sz w:val="24"/>
+                <w:szCs w:val="24"/>
+              </w:rPr>
+              <w:t xml:space="preserve"> </w:t>
+            </w:r>
+            <w:proofErr w:type="spellStart"/>
+            <w:r>
+              <w:rPr>
+                <w:rFonts w:ascii="Arial Narrow" w:hAnsi="Arial Narrow" w:cs="Times New Roman"/>
+                <w:sz w:val="24"/>
+                <w:szCs w:val="24"/>
+              </w:rPr>
+              <w:t>Nomor</w:t>
+            </w:r>
+            <w:proofErr w:type="spellEnd"/>
+            <w:r>
+              <w:rPr>
+                <w:rFonts w:ascii="Arial Narrow" w:hAnsi="Arial Narrow" w:cs="Times New Roman"/>
+                <w:sz w:val="24"/>
+                <w:szCs w:val="24"/>
+              </w:rPr>
+              <w:t xml:space="preserve"> 1 </w:t>
+            </w:r>
+            <w:proofErr w:type="spellStart"/>
+            <w:r>
+              <w:rPr>
+                <w:rFonts w:ascii="Arial Narrow" w:hAnsi="Arial Narrow" w:cs="Times New Roman"/>
+                <w:sz w:val="24"/>
+                <w:szCs w:val="24"/>
+              </w:rPr>
+              <w:t>Tahun</w:t>
+            </w:r>
+            <w:proofErr w:type="spellEnd"/>
+            <w:r>
+              <w:rPr>
+                <w:rFonts w:ascii="Arial Narrow" w:hAnsi="Arial Narrow" w:cs="Times New Roman"/>
+                <w:sz w:val="24"/>
+                <w:szCs w:val="24"/>
+              </w:rPr>
+              <w:t xml:space="preserve"> 2023 </w:t>
+            </w:r>
+            <w:proofErr w:type="spellStart"/>
+            <w:r>
+              <w:rPr>
+                <w:rFonts w:ascii="Arial Narrow" w:hAnsi="Arial Narrow" w:cs="Times New Roman"/>
+                <w:sz w:val="24"/>
+                <w:szCs w:val="24"/>
+              </w:rPr>
+              <w:t>tentang</w:t>
+            </w:r>
+            <w:proofErr w:type="spellEnd"/>
+            <w:r>
+              <w:rPr>
+                <w:rFonts w:ascii="Arial Narrow" w:hAnsi="Arial Narrow" w:cs="Times New Roman"/>
+                <w:sz w:val="24"/>
+                <w:szCs w:val="24"/>
+              </w:rPr>
+              <w:t xml:space="preserve"> Kitab </w:t>
+            </w:r>
+            <w:proofErr w:type="spellStart"/>
+            <w:r>
+              <w:rPr>
+                <w:rFonts w:ascii="Arial Narrow" w:hAnsi="Arial Narrow" w:cs="Times New Roman"/>
+                <w:sz w:val="24"/>
+                <w:szCs w:val="24"/>
+              </w:rPr>
+              <w:t>Undang-Undang</w:t>
+            </w:r>
+            <w:proofErr w:type="spellEnd"/>
+            <w:r>
+              <w:rPr>
+                <w:rFonts w:ascii="Arial Narrow" w:hAnsi="Arial Narrow" w:cs="Times New Roman"/>
+                <w:sz w:val="24"/>
+                <w:szCs w:val="24"/>
+              </w:rPr>
+              <w:t xml:space="preserve"> Hukum </w:t>
+            </w:r>
+            <w:proofErr w:type="spellStart"/>
+            <w:r>
+              <w:rPr>
+                <w:rFonts w:ascii="Arial Narrow" w:hAnsi="Arial Narrow" w:cs="Times New Roman"/>
+                <w:sz w:val="24"/>
+                <w:szCs w:val="24"/>
+              </w:rPr>
+              <w:t>Pidana</w:t>
+            </w:r>
+            <w:proofErr w:type="spellEnd"/>
+            <w:r>
+              <w:rPr>
+                <w:rFonts w:ascii="Arial Narrow" w:hAnsi="Arial Narrow" w:cs="Times New Roman"/>
+                <w:sz w:val="24"/>
+                <w:szCs w:val="24"/>
+              </w:rPr>
+              <w:t>;</w:t>
             </w:r>
           </w:p>
         </w:tc>
@@ -1566,7 +1990,7 @@
             <w:pPr>
               <w:jc w:val="both"/>
               <w:rPr>
-                <w:rFonts w:ascii="Arial" w:eastAsia="Times New Roman" w:hAnsi="Arial" w:cs="Arial"/>
+                <w:rFonts w:ascii="Arial Narrow" w:eastAsia="Times New Roman" w:hAnsi="Arial Narrow" w:cs="Times New Roman"/>
                 <w:sz w:val="24"/>
                 <w:szCs w:val="24"/>
                 <w:shd w:val="clear" w:color="auto" w:fill="FFFFFF"/>
@@ -1583,7 +2007,7 @@
             <w:pPr>
               <w:jc w:val="both"/>
               <w:rPr>
-                <w:rFonts w:ascii="Arial" w:eastAsia="Times New Roman" w:hAnsi="Arial" w:cs="Arial"/>
+                <w:rFonts w:ascii="Arial Narrow" w:eastAsia="Times New Roman" w:hAnsi="Arial Narrow" w:cs="Times New Roman"/>
                 <w:sz w:val="24"/>
                 <w:szCs w:val="24"/>
                 <w:shd w:val="clear" w:color="auto" w:fill="FFFFFF"/>
@@ -1592,7 +2016,7 @@
             </w:pPr>
             <w:r>
               <w:rPr>
-                <w:rFonts w:ascii="Arial" w:eastAsia="Times New Roman" w:hAnsi="Arial" w:cs="Arial"/>
+                <w:rFonts w:ascii="Arial Narrow" w:eastAsia="Times New Roman" w:hAnsi="Arial Narrow" w:cs="Times New Roman"/>
                 <w:sz w:val="24"/>
                 <w:szCs w:val="24"/>
                 <w:shd w:val="clear" w:color="auto" w:fill="FFFFFF"/>
@@ -1611,7 +2035,7 @@
               <w:spacing w:line="276" w:lineRule="auto"/>
               <w:jc w:val="both"/>
               <w:rPr>
-                <w:rFonts w:ascii="Arial" w:hAnsi="Arial" w:cs="Arial"/>
+                <w:rFonts w:ascii="Arial Narrow" w:hAnsi="Arial Narrow" w:cs="Times New Roman"/>
                 <w:sz w:val="24"/>
                 <w:szCs w:val="24"/>
                 <w:lang w:val="sv-SE"/>
@@ -1619,7 +2043,7 @@
             </w:pPr>
             <w:r>
               <w:rPr>
-                <w:rFonts w:ascii="Arial" w:hAnsi="Arial" w:cs="Arial"/>
+                <w:rFonts w:ascii="Arial Narrow" w:hAnsi="Arial Narrow" w:cs="Times New Roman"/>
                 <w:sz w:val="24"/>
                 <w:szCs w:val="24"/>
                 <w:lang w:val="sv-SE"/>
@@ -1638,7 +2062,7 @@
             <w:pPr>
               <w:jc w:val="both"/>
               <w:rPr>
-                <w:rFonts w:ascii="Arial" w:eastAsia="Times New Roman" w:hAnsi="Arial" w:cs="Arial"/>
+                <w:rFonts w:ascii="Arial Narrow" w:eastAsia="Times New Roman" w:hAnsi="Arial Narrow" w:cs="Times New Roman"/>
                 <w:sz w:val="24"/>
                 <w:szCs w:val="24"/>
                 <w:shd w:val="clear" w:color="auto" w:fill="FFFFFF"/>
@@ -1655,7 +2079,7 @@
             <w:pPr>
               <w:jc w:val="both"/>
               <w:rPr>
-                <w:rFonts w:ascii="Arial" w:eastAsia="Times New Roman" w:hAnsi="Arial" w:cs="Arial"/>
+                <w:rFonts w:ascii="Arial Narrow" w:eastAsia="Times New Roman" w:hAnsi="Arial Narrow" w:cs="Times New Roman"/>
                 <w:sz w:val="24"/>
                 <w:szCs w:val="24"/>
                 <w:shd w:val="clear" w:color="auto" w:fill="FFFFFF"/>
@@ -1664,7 +2088,7 @@
             </w:pPr>
             <w:r>
               <w:rPr>
-                <w:rFonts w:ascii="Arial" w:eastAsia="Times New Roman" w:hAnsi="Arial" w:cs="Arial"/>
+                <w:rFonts w:ascii="Arial Narrow" w:eastAsia="Times New Roman" w:hAnsi="Arial Narrow" w:cs="Times New Roman"/>
                 <w:sz w:val="24"/>
                 <w:szCs w:val="24"/>
                 <w:shd w:val="clear" w:color="auto" w:fill="FFFFFF"/>
@@ -1682,22 +2106,122 @@
             <w:pPr>
               <w:jc w:val="both"/>
               <w:rPr>
-                <w:rFonts w:ascii="Arial" w:eastAsia="Times New Roman" w:hAnsi="Arial" w:cs="Arial"/>
+                <w:rFonts w:ascii="Arial Narrow" w:eastAsia="Times New Roman" w:hAnsi="Arial Narrow" w:cs="Times New Roman"/>
                 <w:sz w:val="24"/>
                 <w:szCs w:val="24"/>
                 <w:shd w:val="clear" w:color="auto" w:fill="FFFFFF"/>
                 <w:lang w:eastAsia="en-ID"/>
               </w:rPr>
             </w:pPr>
-            <w:r>
-              <w:rPr>
-                <w:rFonts w:ascii="Arial" w:eastAsia="Times New Roman" w:hAnsi="Arial" w:cs="Arial"/>
+            <w:proofErr w:type="spellStart"/>
+            <w:r>
+              <w:rPr>
+                <w:rFonts w:ascii="Arial Narrow" w:eastAsia="Times New Roman" w:hAnsi="Arial Narrow" w:cs="Times New Roman"/>
                 <w:sz w:val="24"/>
                 <w:szCs w:val="24"/>
                 <w:shd w:val="clear" w:color="auto" w:fill="FFFFFF"/>
                 <w:lang w:eastAsia="en-ID"/>
               </w:rPr>
-              <w:t>Undang-undang Republik Indonesia Nomor 22 Tahun 2009 tentang Lalu Lintas dan Angkutan Jalan;</w:t>
+              <w:t>Undang-undang</w:t>
+            </w:r>
+            <w:proofErr w:type="spellEnd"/>
+            <w:r>
+              <w:rPr>
+                <w:rFonts w:ascii="Arial Narrow" w:eastAsia="Times New Roman" w:hAnsi="Arial Narrow" w:cs="Times New Roman"/>
+                <w:sz w:val="24"/>
+                <w:szCs w:val="24"/>
+                <w:shd w:val="clear" w:color="auto" w:fill="FFFFFF"/>
+                <w:lang w:eastAsia="en-ID"/>
+              </w:rPr>
+              <w:t xml:space="preserve"> Republik Indonesia </w:t>
+            </w:r>
+            <w:proofErr w:type="spellStart"/>
+            <w:r>
+              <w:rPr>
+                <w:rFonts w:ascii="Arial Narrow" w:eastAsia="Times New Roman" w:hAnsi="Arial Narrow" w:cs="Times New Roman"/>
+                <w:sz w:val="24"/>
+                <w:szCs w:val="24"/>
+                <w:shd w:val="clear" w:color="auto" w:fill="FFFFFF"/>
+                <w:lang w:eastAsia="en-ID"/>
+              </w:rPr>
+              <w:t>Nomor</w:t>
+            </w:r>
+            <w:proofErr w:type="spellEnd"/>
+            <w:r>
+              <w:rPr>
+                <w:rFonts w:ascii="Arial Narrow" w:eastAsia="Times New Roman" w:hAnsi="Arial Narrow" w:cs="Times New Roman"/>
+                <w:sz w:val="24"/>
+                <w:szCs w:val="24"/>
+                <w:shd w:val="clear" w:color="auto" w:fill="FFFFFF"/>
+                <w:lang w:eastAsia="en-ID"/>
+              </w:rPr>
+              <w:t xml:space="preserve"> 22 </w:t>
+            </w:r>
+            <w:proofErr w:type="spellStart"/>
+            <w:r>
+              <w:rPr>
+                <w:rFonts w:ascii="Arial Narrow" w:eastAsia="Times New Roman" w:hAnsi="Arial Narrow" w:cs="Times New Roman"/>
+                <w:sz w:val="24"/>
+                <w:szCs w:val="24"/>
+                <w:shd w:val="clear" w:color="auto" w:fill="FFFFFF"/>
+                <w:lang w:eastAsia="en-ID"/>
+              </w:rPr>
+              <w:t>Tahun</w:t>
+            </w:r>
+            <w:proofErr w:type="spellEnd"/>
+            <w:r>
+              <w:rPr>
+                <w:rFonts w:ascii="Arial Narrow" w:eastAsia="Times New Roman" w:hAnsi="Arial Narrow" w:cs="Times New Roman"/>
+                <w:sz w:val="24"/>
+                <w:szCs w:val="24"/>
+                <w:shd w:val="clear" w:color="auto" w:fill="FFFFFF"/>
+                <w:lang w:eastAsia="en-ID"/>
+              </w:rPr>
+              <w:t xml:space="preserve"> 2009 </w:t>
+            </w:r>
+            <w:proofErr w:type="spellStart"/>
+            <w:r>
+              <w:rPr>
+                <w:rFonts w:ascii="Arial Narrow" w:eastAsia="Times New Roman" w:hAnsi="Arial Narrow" w:cs="Times New Roman"/>
+                <w:sz w:val="24"/>
+                <w:szCs w:val="24"/>
+                <w:shd w:val="clear" w:color="auto" w:fill="FFFFFF"/>
+                <w:lang w:eastAsia="en-ID"/>
+              </w:rPr>
+              <w:t>tentang</w:t>
+            </w:r>
+            <w:proofErr w:type="spellEnd"/>
+            <w:r>
+              <w:rPr>
+                <w:rFonts w:ascii="Arial Narrow" w:eastAsia="Times New Roman" w:hAnsi="Arial Narrow" w:cs="Times New Roman"/>
+                <w:sz w:val="24"/>
+                <w:szCs w:val="24"/>
+                <w:shd w:val="clear" w:color="auto" w:fill="FFFFFF"/>
+                <w:lang w:eastAsia="en-ID"/>
+              </w:rPr>
+              <w:t xml:space="preserve"> Lalu Lintas dan </w:t>
+            </w:r>
+            <w:proofErr w:type="spellStart"/>
+            <w:r>
+              <w:rPr>
+                <w:rFonts w:ascii="Arial Narrow" w:eastAsia="Times New Roman" w:hAnsi="Arial Narrow" w:cs="Times New Roman"/>
+                <w:sz w:val="24"/>
+                <w:szCs w:val="24"/>
+                <w:shd w:val="clear" w:color="auto" w:fill="FFFFFF"/>
+                <w:lang w:eastAsia="en-ID"/>
+              </w:rPr>
+              <w:t>Angkutan</w:t>
+            </w:r>
+            <w:proofErr w:type="spellEnd"/>
+            <w:r>
+              <w:rPr>
+                <w:rFonts w:ascii="Arial Narrow" w:eastAsia="Times New Roman" w:hAnsi="Arial Narrow" w:cs="Times New Roman"/>
+                <w:sz w:val="24"/>
+                <w:szCs w:val="24"/>
+                <w:shd w:val="clear" w:color="auto" w:fill="FFFFFF"/>
+                <w:lang w:eastAsia="en-ID"/>
+              </w:rPr>
+              <w:t xml:space="preserve"> Jalan;</w:t>
             </w:r>
           </w:p>
         </w:tc>
@@ -1711,7 +2235,7 @@
             <w:pPr>
               <w:jc w:val="both"/>
               <w:rPr>
-                <w:rFonts w:ascii="Arial" w:eastAsia="Times New Roman" w:hAnsi="Arial" w:cs="Arial"/>
+                <w:rFonts w:ascii="Arial Narrow" w:eastAsia="Times New Roman" w:hAnsi="Arial Narrow" w:cs="Times New Roman"/>
                 <w:sz w:val="24"/>
                 <w:szCs w:val="24"/>
                 <w:shd w:val="clear" w:color="auto" w:fill="FFFFFF"/>
@@ -1728,7 +2252,7 @@
             <w:pPr>
               <w:jc w:val="both"/>
               <w:rPr>
-                <w:rFonts w:ascii="Arial" w:eastAsia="Times New Roman" w:hAnsi="Arial" w:cs="Arial"/>
+                <w:rFonts w:ascii="Arial Narrow" w:eastAsia="Times New Roman" w:hAnsi="Arial Narrow" w:cs="Times New Roman"/>
                 <w:sz w:val="24"/>
                 <w:szCs w:val="24"/>
                 <w:shd w:val="clear" w:color="auto" w:fill="FFFFFF"/>
@@ -1737,7 +2261,7 @@
             </w:pPr>
             <w:r>
               <w:rPr>
-                <w:rFonts w:ascii="Arial" w:eastAsia="Times New Roman" w:hAnsi="Arial" w:cs="Arial"/>
+                <w:rFonts w:ascii="Arial Narrow" w:eastAsia="Times New Roman" w:hAnsi="Arial Narrow" w:cs="Times New Roman"/>
                 <w:sz w:val="24"/>
                 <w:szCs w:val="24"/>
                 <w:shd w:val="clear" w:color="auto" w:fill="FFFFFF"/>
@@ -1756,7 +2280,7 @@
               <w:spacing w:line="276" w:lineRule="auto"/>
               <w:jc w:val="both"/>
               <w:rPr>
-                <w:rFonts w:ascii="Arial" w:hAnsi="Arial" w:cs="Arial"/>
+                <w:rFonts w:ascii="Arial Narrow" w:hAnsi="Arial Narrow" w:cs="Times New Roman"/>
                 <w:sz w:val="24"/>
                 <w:szCs w:val="24"/>
                 <w:lang w:val="sv-SE"/>
@@ -1764,7 +2288,7 @@
             </w:pPr>
             <w:r>
               <w:rPr>
-                <w:rFonts w:ascii="Arial" w:hAnsi="Arial" w:cs="Arial"/>
+                <w:rFonts w:ascii="Arial Narrow" w:hAnsi="Arial Narrow" w:cs="Times New Roman"/>
                 <w:sz w:val="24"/>
                 <w:szCs w:val="24"/>
                 <w:lang w:val="sv-SE"/>
@@ -1783,7 +2307,7 @@
             <w:pPr>
               <w:jc w:val="both"/>
               <w:rPr>
-                <w:rFonts w:ascii="Arial" w:eastAsia="Times New Roman" w:hAnsi="Arial" w:cs="Arial"/>
+                <w:rFonts w:ascii="Arial Narrow" w:eastAsia="Times New Roman" w:hAnsi="Arial Narrow" w:cs="Times New Roman"/>
                 <w:sz w:val="24"/>
                 <w:szCs w:val="24"/>
                 <w:shd w:val="clear" w:color="auto" w:fill="FFFFFF"/>
@@ -1800,7 +2324,7 @@
             <w:pPr>
               <w:jc w:val="both"/>
               <w:rPr>
-                <w:rFonts w:ascii="Arial" w:eastAsia="Times New Roman" w:hAnsi="Arial" w:cs="Arial"/>
+                <w:rFonts w:ascii="Arial Narrow" w:eastAsia="Times New Roman" w:hAnsi="Arial Narrow" w:cs="Times New Roman"/>
                 <w:sz w:val="24"/>
                 <w:szCs w:val="24"/>
                 <w:shd w:val="clear" w:color="auto" w:fill="FFFFFF"/>
@@ -1809,7 +2333,7 @@
             </w:pPr>
             <w:r>
               <w:rPr>
-                <w:rFonts w:ascii="Arial" w:eastAsia="Times New Roman" w:hAnsi="Arial" w:cs="Arial"/>
+                <w:rFonts w:ascii="Arial Narrow" w:eastAsia="Times New Roman" w:hAnsi="Arial Narrow" w:cs="Times New Roman"/>
                 <w:sz w:val="24"/>
                 <w:szCs w:val="24"/>
                 <w:shd w:val="clear" w:color="auto" w:fill="FFFFFF"/>
@@ -1828,7 +2352,7 @@
               <w:spacing w:line="276" w:lineRule="auto"/>
               <w:jc w:val="both"/>
               <w:rPr>
-                <w:rFonts w:ascii="Arial" w:hAnsi="Arial" w:cs="Arial"/>
+                <w:rFonts w:ascii="Arial Narrow" w:hAnsi="Arial Narrow" w:cs="Times New Roman"/>
                 <w:sz w:val="24"/>
                 <w:szCs w:val="24"/>
                 <w:lang w:val="sv-SE"/>
@@ -1836,7 +2360,7 @@
             </w:pPr>
             <w:r>
               <w:rPr>
-                <w:rFonts w:ascii="Arial" w:hAnsi="Arial" w:cs="Arial"/>
+                <w:rFonts w:ascii="Arial Narrow" w:hAnsi="Arial Narrow" w:cs="Times New Roman"/>
                 <w:sz w:val="24"/>
                 <w:szCs w:val="24"/>
                 <w:lang w:val="sv-SE"/>
@@ -1845,7 +2369,7 @@
             </w:r>
             <w:r>
               <w:rPr>
-                <w:rFonts w:ascii="Arial" w:hAnsi="Arial" w:cs="Arial"/>
+                <w:rFonts w:ascii="Arial Narrow" w:hAnsi="Arial Narrow" w:cs="Times New Roman"/>
                 <w:sz w:val="24"/>
                 <w:szCs w:val="24"/>
                 <w:lang w:val="sv-SE"/>
@@ -1854,7 +2378,7 @@
             </w:r>
             <w:r>
               <w:rPr>
-                <w:rFonts w:ascii="Arial" w:hAnsi="Arial" w:cs="Arial"/>
+                <w:rFonts w:ascii="Arial Narrow" w:hAnsi="Arial Narrow" w:cs="Times New Roman"/>
                 <w:sz w:val="24"/>
                 <w:szCs w:val="24"/>
                 <w:lang w:val="sv-SE"/>
@@ -1863,7 +2387,7 @@
             </w:r>
             <w:r>
               <w:rPr>
-                <w:rFonts w:ascii="Arial" w:hAnsi="Arial" w:cs="Arial"/>
+                <w:rFonts w:ascii="Arial Narrow" w:hAnsi="Arial Narrow" w:cs="Times New Roman"/>
                 <w:sz w:val="24"/>
                 <w:szCs w:val="24"/>
                 <w:lang w:val="sv-SE"/>
@@ -1882,7 +2406,7 @@
             <w:pPr>
               <w:jc w:val="both"/>
               <w:rPr>
-                <w:rFonts w:ascii="Arial" w:eastAsia="Times New Roman" w:hAnsi="Arial" w:cs="Arial"/>
+                <w:rFonts w:ascii="Arial Narrow" w:eastAsia="Times New Roman" w:hAnsi="Arial Narrow" w:cs="Times New Roman"/>
                 <w:sz w:val="24"/>
                 <w:szCs w:val="24"/>
                 <w:shd w:val="clear" w:color="auto" w:fill="FFFFFF"/>
@@ -1899,7 +2423,7 @@
             <w:pPr>
               <w:jc w:val="both"/>
               <w:rPr>
-                <w:rFonts w:ascii="Arial" w:eastAsia="Times New Roman" w:hAnsi="Arial" w:cs="Arial"/>
+                <w:rFonts w:ascii="Arial Narrow" w:eastAsia="Times New Roman" w:hAnsi="Arial Narrow" w:cs="Times New Roman"/>
                 <w:sz w:val="24"/>
                 <w:szCs w:val="24"/>
                 <w:shd w:val="clear" w:color="auto" w:fill="FFFFFF"/>
@@ -1908,7 +2432,7 @@
             </w:pPr>
             <w:r>
               <w:rPr>
-                <w:rFonts w:ascii="Arial" w:eastAsia="Times New Roman" w:hAnsi="Arial" w:cs="Arial"/>
+                <w:rFonts w:ascii="Arial Narrow" w:eastAsia="Times New Roman" w:hAnsi="Arial Narrow" w:cs="Times New Roman"/>
                 <w:sz w:val="24"/>
                 <w:szCs w:val="24"/>
                 <w:shd w:val="clear" w:color="auto" w:fill="FFFFFF"/>
@@ -1927,7 +2451,7 @@
               <w:spacing w:line="276" w:lineRule="auto"/>
               <w:jc w:val="both"/>
               <w:rPr>
-                <w:rFonts w:ascii="Arial" w:hAnsi="Arial" w:cs="Arial"/>
+                <w:rFonts w:ascii="Arial Narrow" w:hAnsi="Arial Narrow" w:cs="Times New Roman"/>
                 <w:sz w:val="24"/>
                 <w:szCs w:val="24"/>
                 <w:lang w:val="sv-SE"/>
@@ -1935,7 +2459,7 @@
             </w:pPr>
             <w:r>
               <w:rPr>
-                <w:rFonts w:ascii="Arial" w:hAnsi="Arial" w:cs="Arial"/>
+                <w:rFonts w:ascii="Arial Narrow" w:hAnsi="Arial Narrow" w:cs="Times New Roman"/>
                 <w:sz w:val="24"/>
                 <w:szCs w:val="24"/>
                 <w:lang w:val="sv-SE"/>
@@ -1954,7 +2478,7 @@
             <w:pPr>
               <w:jc w:val="both"/>
               <w:rPr>
-                <w:rFonts w:ascii="Arial" w:eastAsia="Times New Roman" w:hAnsi="Arial" w:cs="Arial"/>
+                <w:rFonts w:ascii="Arial Narrow" w:eastAsia="Times New Roman" w:hAnsi="Arial Narrow" w:cs="Times New Roman"/>
                 <w:sz w:val="24"/>
                 <w:szCs w:val="24"/>
                 <w:shd w:val="clear" w:color="auto" w:fill="FFFFFF"/>
@@ -1971,7 +2495,7 @@
             <w:pPr>
               <w:jc w:val="both"/>
               <w:rPr>
-                <w:rFonts w:ascii="Arial" w:eastAsia="Times New Roman" w:hAnsi="Arial" w:cs="Arial"/>
+                <w:rFonts w:ascii="Arial Narrow" w:eastAsia="Times New Roman" w:hAnsi="Arial Narrow" w:cs="Times New Roman"/>
                 <w:sz w:val="24"/>
                 <w:szCs w:val="24"/>
                 <w:shd w:val="clear" w:color="auto" w:fill="FFFFFF"/>
@@ -1980,7 +2504,7 @@
             </w:pPr>
             <w:r>
               <w:rPr>
-                <w:rFonts w:ascii="Arial" w:eastAsia="Times New Roman" w:hAnsi="Arial" w:cs="Arial"/>
+                <w:rFonts w:ascii="Arial Narrow" w:eastAsia="Times New Roman" w:hAnsi="Arial Narrow" w:cs="Times New Roman"/>
                 <w:sz w:val="24"/>
                 <w:szCs w:val="24"/>
                 <w:shd w:val="clear" w:color="auto" w:fill="FFFFFF"/>
@@ -1999,7 +2523,7 @@
               <w:spacing w:line="276" w:lineRule="auto"/>
               <w:jc w:val="both"/>
               <w:rPr>
-                <w:rFonts w:ascii="Arial" w:hAnsi="Arial" w:cs="Arial"/>
+                <w:rFonts w:ascii="Arial Narrow" w:hAnsi="Arial Narrow" w:cs="Times New Roman"/>
                 <w:sz w:val="24"/>
                 <w:szCs w:val="24"/>
                 <w:lang w:val="sv-SE"/>
@@ -2007,7 +2531,7 @@
             </w:pPr>
             <w:r>
               <w:rPr>
-                <w:rFonts w:ascii="Arial" w:hAnsi="Arial" w:cs="Arial"/>
+                <w:rFonts w:ascii="Arial Narrow" w:hAnsi="Arial Narrow" w:cs="Times New Roman"/>
                 <w:sz w:val="24"/>
                 <w:szCs w:val="24"/>
                 <w:lang w:val="sv-SE"/>
@@ -2017,7 +2541,7 @@
             <w:bookmarkStart w:id="1" w:name="OLE_LINK2"/>
             <w:r>
               <w:rPr>
-                <w:rFonts w:ascii="Arial" w:hAnsi="Arial" w:cs="Arial"/>
+                <w:rFonts w:ascii="Arial Narrow" w:hAnsi="Arial Narrow" w:cs="Times New Roman"/>
                 <w:sz w:val="24"/>
                 <w:szCs w:val="24"/>
                 <w:lang w:val="sv-SE"/>
@@ -2027,7 +2551,7 @@
             <w:bookmarkEnd w:id="1"/>
             <w:r>
               <w:rPr>
-                <w:rFonts w:ascii="Arial" w:hAnsi="Arial" w:cs="Arial"/>
+                <w:rFonts w:ascii="Arial Narrow" w:hAnsi="Arial Narrow" w:cs="Times New Roman"/>
                 <w:sz w:val="24"/>
                 <w:szCs w:val="24"/>
                 <w:lang w:val="sv-SE"/>
@@ -2036,7 +2560,7 @@
             </w:r>
             <w:r>
               <w:rPr>
-                <w:rFonts w:ascii="Arial" w:hAnsi="Arial" w:cs="Arial"/>
+                <w:rFonts w:ascii="Arial Narrow" w:hAnsi="Arial Narrow" w:cs="Times New Roman"/>
                 <w:sz w:val="24"/>
                 <w:szCs w:val="24"/>
                 <w:lang w:val="sv-SE"/>
@@ -2055,7 +2579,7 @@
             <w:pPr>
               <w:jc w:val="both"/>
               <w:rPr>
-                <w:rFonts w:ascii="Arial" w:eastAsia="Times New Roman" w:hAnsi="Arial" w:cs="Arial"/>
+                <w:rFonts w:ascii="Arial Narrow" w:eastAsia="Times New Roman" w:hAnsi="Arial Narrow" w:cs="Times New Roman"/>
                 <w:sz w:val="24"/>
                 <w:szCs w:val="24"/>
                 <w:shd w:val="clear" w:color="auto" w:fill="FFFFFF"/>
@@ -2072,22 +2596,34 @@
             <w:pPr>
               <w:jc w:val="both"/>
               <w:rPr>
-                <w:rFonts w:ascii="Arial" w:eastAsia="Times New Roman" w:hAnsi="Arial" w:cs="Arial"/>
+                <w:rFonts w:ascii="Arial Narrow" w:eastAsia="Times New Roman" w:hAnsi="Arial Narrow" w:cs="Times New Roman"/>
                 <w:sz w:val="24"/>
                 <w:szCs w:val="24"/>
                 <w:shd w:val="clear" w:color="auto" w:fill="FFFFFF"/>
                 <w:lang w:eastAsia="en-ID"/>
               </w:rPr>
             </w:pPr>
-            <w:r>
-              <w:rPr>
-                <w:rFonts w:ascii="Arial" w:eastAsia="Times New Roman" w:hAnsi="Arial" w:cs="Arial"/>
+            <w:proofErr w:type="spellStart"/>
+            <w:r>
+              <w:rPr>
+                <w:rFonts w:ascii="Arial Narrow" w:eastAsia="Times New Roman" w:hAnsi="Arial Narrow" w:cs="Times New Roman"/>
                 <w:sz w:val="24"/>
                 <w:szCs w:val="24"/>
                 <w:shd w:val="clear" w:color="auto" w:fill="FFFFFF"/>
                 <w:lang w:eastAsia="en-ID"/>
               </w:rPr>
-              <w:t>i.</w:t>
+              <w:t>i</w:t>
+            </w:r>
+            <w:proofErr w:type="spellEnd"/>
+            <w:r>
+              <w:rPr>
+                <w:rFonts w:ascii="Arial Narrow" w:eastAsia="Times New Roman" w:hAnsi="Arial Narrow" w:cs="Times New Roman"/>
+                <w:sz w:val="24"/>
+                <w:szCs w:val="24"/>
+                <w:shd w:val="clear" w:color="auto" w:fill="FFFFFF"/>
+                <w:lang w:eastAsia="en-ID"/>
+              </w:rPr>
+              <w:t>.</w:t>
             </w:r>
           </w:p>
         </w:tc>
@@ -2100,7 +2636,7 @@
               <w:spacing w:line="276" w:lineRule="auto"/>
               <w:jc w:val="both"/>
               <w:rPr>
-                <w:rFonts w:ascii="Arial" w:hAnsi="Arial" w:cs="Arial"/>
+                <w:rFonts w:ascii="Arial Narrow" w:hAnsi="Arial Narrow" w:cs="Times New Roman"/>
                 <w:sz w:val="24"/>
                 <w:szCs w:val="24"/>
                 <w:lang w:val="sv-SE"/>
@@ -2108,7 +2644,7 @@
             </w:pPr>
             <w:r>
               <w:rPr>
-                <w:rFonts w:ascii="Arial" w:hAnsi="Arial" w:cs="Arial"/>
+                <w:rFonts w:ascii="Arial Narrow" w:hAnsi="Arial Narrow" w:cs="Times New Roman"/>
                 <w:sz w:val="24"/>
                 <w:szCs w:val="24"/>
                 <w:lang w:val="sv-SE"/>
@@ -2117,7 +2653,7 @@
             </w:r>
             <w:r>
               <w:rPr>
-                <w:rFonts w:ascii="Arial" w:hAnsi="Arial" w:cs="Arial"/>
+                <w:rFonts w:ascii="Arial Narrow" w:hAnsi="Arial Narrow" w:cs="Times New Roman"/>
                 <w:sz w:val="24"/>
                 <w:szCs w:val="24"/>
                 <w:lang w:val="sv-SE"/>
@@ -2126,7 +2662,7 @@
             </w:r>
             <w:r>
               <w:rPr>
-                <w:rFonts w:ascii="Arial" w:hAnsi="Arial" w:cs="Arial"/>
+                <w:rFonts w:ascii="Arial Narrow" w:hAnsi="Arial Narrow" w:cs="Times New Roman"/>
                 <w:sz w:val="24"/>
                 <w:szCs w:val="24"/>
                 <w:lang w:val="sv-SE"/>
@@ -2145,7 +2681,7 @@
             <w:pPr>
               <w:jc w:val="both"/>
               <w:rPr>
-                <w:rFonts w:ascii="Arial" w:eastAsia="Times New Roman" w:hAnsi="Arial" w:cs="Arial"/>
+                <w:rFonts w:ascii="Arial Narrow" w:eastAsia="Times New Roman" w:hAnsi="Arial Narrow" w:cs="Times New Roman"/>
                 <w:sz w:val="24"/>
                 <w:szCs w:val="24"/>
                 <w:shd w:val="clear" w:color="auto" w:fill="FFFFFF"/>
@@ -2162,7 +2698,7 @@
             <w:pPr>
               <w:jc w:val="both"/>
               <w:rPr>
-                <w:rFonts w:ascii="Arial" w:eastAsia="Times New Roman" w:hAnsi="Arial" w:cs="Arial"/>
+                <w:rFonts w:ascii="Arial Narrow" w:eastAsia="Times New Roman" w:hAnsi="Arial Narrow" w:cs="Times New Roman"/>
                 <w:sz w:val="24"/>
                 <w:szCs w:val="24"/>
                 <w:shd w:val="clear" w:color="auto" w:fill="FFFFFF"/>
@@ -2171,7 +2707,7 @@
             </w:pPr>
             <w:r>
               <w:rPr>
-                <w:rFonts w:ascii="Arial" w:eastAsia="Times New Roman" w:hAnsi="Arial" w:cs="Arial"/>
+                <w:rFonts w:ascii="Arial Narrow" w:eastAsia="Times New Roman" w:hAnsi="Arial Narrow" w:cs="Times New Roman"/>
                 <w:sz w:val="24"/>
                 <w:szCs w:val="24"/>
                 <w:shd w:val="clear" w:color="auto" w:fill="FFFFFF"/>
@@ -2190,7 +2726,7 @@
               <w:spacing w:line="276" w:lineRule="auto"/>
               <w:jc w:val="both"/>
               <w:rPr>
-                <w:rFonts w:ascii="Arial" w:hAnsi="Arial" w:cs="Arial"/>
+                <w:rFonts w:ascii="Arial Narrow" w:hAnsi="Arial Narrow" w:cs="Times New Roman"/>
                 <w:sz w:val="24"/>
                 <w:szCs w:val="24"/>
                 <w:lang w:val="sv-SE"/>
@@ -2198,7 +2734,7 @@
             </w:pPr>
             <w:r>
               <w:rPr>
-                <w:rFonts w:ascii="Arial" w:hAnsi="Arial" w:cs="Arial"/>
+                <w:rFonts w:ascii="Arial Narrow" w:hAnsi="Arial Narrow" w:cs="Times New Roman"/>
                 <w:sz w:val="24"/>
                 <w:szCs w:val="24"/>
                 <w:lang w:val="sv-SE"/>
@@ -2207,7 +2743,7 @@
             </w:r>
             <w:r>
               <w:rPr>
-                <w:rFonts w:ascii="Arial" w:hAnsi="Arial" w:cs="Arial"/>
+                <w:rFonts w:ascii="Arial Narrow" w:hAnsi="Arial Narrow" w:cs="Times New Roman"/>
                 <w:sz w:val="24"/>
                 <w:szCs w:val="24"/>
                 <w:lang w:val="sv-SE"/>
@@ -2216,7 +2752,7 @@
             </w:r>
             <w:r>
               <w:rPr>
-                <w:rFonts w:ascii="Arial" w:hAnsi="Arial" w:cs="Arial"/>
+                <w:rFonts w:ascii="Arial Narrow" w:hAnsi="Arial Narrow" w:cs="Times New Roman"/>
                 <w:sz w:val="24"/>
                 <w:szCs w:val="24"/>
                 <w:lang w:val="sv-SE"/>
@@ -2236,7 +2772,7 @@
             <w:pPr>
               <w:jc w:val="both"/>
               <w:rPr>
-                <w:rFonts w:ascii="Arial" w:eastAsia="Times New Roman" w:hAnsi="Arial" w:cs="Arial"/>
+                <w:rFonts w:ascii="Arial Narrow" w:eastAsia="Times New Roman" w:hAnsi="Arial Narrow" w:cs="Times New Roman"/>
                 <w:sz w:val="24"/>
                 <w:szCs w:val="24"/>
                 <w:shd w:val="clear" w:color="auto" w:fill="FFFFFF"/>
@@ -2258,7 +2794,7 @@
             <w:pPr>
               <w:jc w:val="both"/>
               <w:rPr>
-                <w:rFonts w:ascii="Arial" w:eastAsia="Times New Roman" w:hAnsi="Arial" w:cs="Arial"/>
+                <w:rFonts w:ascii="Arial Narrow" w:eastAsia="Times New Roman" w:hAnsi="Arial Narrow" w:cs="Times New Roman"/>
                 <w:sz w:val="24"/>
                 <w:szCs w:val="24"/>
                 <w:shd w:val="clear" w:color="auto" w:fill="FFFFFF"/>
@@ -2267,7 +2803,7 @@
             </w:pPr>
             <w:r>
               <w:rPr>
-                <w:rFonts w:ascii="Arial" w:eastAsia="Times New Roman" w:hAnsi="Arial" w:cs="Arial"/>
+                <w:rFonts w:ascii="Arial Narrow" w:eastAsia="Times New Roman" w:hAnsi="Arial Narrow" w:cs="Times New Roman"/>
                 <w:sz w:val="24"/>
                 <w:szCs w:val="24"/>
                 <w:shd w:val="clear" w:color="auto" w:fill="FFFFFF"/>
@@ -2286,7 +2822,7 @@
             <w:pPr>
               <w:jc w:val="both"/>
               <w:rPr>
-                <w:rFonts w:ascii="Arial" w:hAnsi="Arial" w:cs="Arial"/>
+                <w:rFonts w:ascii="Arial Narrow" w:hAnsi="Arial Narrow" w:cs="Times New Roman"/>
                 <w:sz w:val="24"/>
                 <w:szCs w:val="24"/>
                 <w:lang w:val="sv-SE"/>
@@ -2294,7 +2830,7 @@
             </w:pPr>
             <w:r>
               <w:rPr>
-                <w:rFonts w:ascii="Arial" w:hAnsi="Arial" w:cs="Arial"/>
+                <w:rFonts w:ascii="Arial Narrow" w:hAnsi="Arial Narrow" w:cs="Times New Roman"/>
                 <w:sz w:val="24"/>
                 <w:szCs w:val="24"/>
                 <w:lang w:val="sv-SE"/>
@@ -2338,7 +2874,7 @@
                   <w:pPr>
                     <w:jc w:val="both"/>
                     <w:rPr>
-                      <w:rFonts w:ascii="Arial" w:eastAsia="Times New Roman" w:hAnsi="Arial" w:cs="Arial"/>
+                      <w:rFonts w:ascii="Arial Narrow" w:eastAsia="Times New Roman" w:hAnsi="Arial Narrow" w:cs="Times New Roman"/>
                       <w:sz w:val="24"/>
                       <w:szCs w:val="24"/>
                       <w:shd w:val="clear" w:color="auto" w:fill="FFFFFF"/>
@@ -2347,7 +2883,7 @@
                   </w:pPr>
                   <w:r>
                     <w:rPr>
-                      <w:rFonts w:ascii="Arial" w:eastAsia="Times New Roman" w:hAnsi="Arial" w:cs="Arial"/>
+                      <w:rFonts w:ascii="Arial Narrow" w:eastAsia="Times New Roman" w:hAnsi="Arial Narrow" w:cs="Times New Roman"/>
                       <w:sz w:val="24"/>
                       <w:szCs w:val="24"/>
                       <w:lang w:eastAsia="en-ID"/>
@@ -2364,7 +2900,7 @@
                   <w:pPr>
                     <w:jc w:val="both"/>
                     <w:rPr>
-                      <w:rFonts w:ascii="Arial" w:eastAsia="Times New Roman" w:hAnsi="Arial" w:cs="Arial"/>
+                      <w:rFonts w:ascii="Arial Narrow" w:eastAsia="Times New Roman" w:hAnsi="Arial Narrow" w:cs="Times New Roman"/>
                       <w:sz w:val="24"/>
                       <w:szCs w:val="24"/>
                       <w:shd w:val="clear" w:color="auto" w:fill="FFFFFF"/>
@@ -2373,7 +2909,7 @@
                   </w:pPr>
                   <w:r>
                     <w:rPr>
-                      <w:rFonts w:ascii="Arial" w:eastAsia="Times New Roman" w:hAnsi="Arial" w:cs="Arial"/>
+                      <w:rFonts w:ascii="Arial Narrow" w:eastAsia="Times New Roman" w:hAnsi="Arial Narrow" w:cs="Times New Roman"/>
                       <w:sz w:val="24"/>
                       <w:szCs w:val="24"/>
                       <w:shd w:val="clear" w:color="auto" w:fill="FFFFFF"/>
@@ -2391,7 +2927,7 @@
                   <w:pPr>
                     <w:jc w:val="both"/>
                     <w:rPr>
-                      <w:rFonts w:ascii="Arial" w:eastAsia="Times New Roman" w:hAnsi="Arial" w:cs="Arial"/>
+                      <w:rFonts w:ascii="Arial Narrow" w:eastAsia="Times New Roman" w:hAnsi="Arial Narrow" w:cs="Times New Roman"/>
                       <w:sz w:val="24"/>
                       <w:szCs w:val="24"/>
                       <w:shd w:val="clear" w:color="auto" w:fill="FFFFFF"/>
@@ -2400,7 +2936,7 @@
                   </w:pPr>
                   <w:r>
                     <w:rPr>
-                      <w:rFonts w:ascii="Arial" w:eastAsia="Times New Roman" w:hAnsi="Arial" w:cs="Arial"/>
+                      <w:rFonts w:ascii="Arial Narrow" w:eastAsia="Times New Roman" w:hAnsi="Arial Narrow" w:cs="Times New Roman"/>
                       <w:sz w:val="24"/>
                       <w:szCs w:val="24"/>
                       <w:shd w:val="clear" w:color="auto" w:fill="FFFFFF"/>
@@ -2418,7 +2954,7 @@
                   <w:pPr>
                     <w:jc w:val="both"/>
                     <w:rPr>
-                      <w:rFonts w:ascii="Arial" w:eastAsia="Times New Roman" w:hAnsi="Arial" w:cs="Arial"/>
+                      <w:rFonts w:ascii="Arial Narrow" w:eastAsia="Times New Roman" w:hAnsi="Arial Narrow" w:cs="Times New Roman"/>
                       <w:sz w:val="24"/>
                       <w:szCs w:val="24"/>
                       <w:shd w:val="clear" w:color="auto" w:fill="FFFFFF"/>
@@ -2427,13 +2963,35 @@
                   </w:pPr>
                   <w:r>
                     <w:rPr>
-                      <w:rFonts w:ascii="Arial" w:eastAsia="Arial Narrow" w:hAnsi="Arial" w:cs="Arial"/>
+                      <w:rFonts w:ascii="Arial Narrow" w:eastAsia="Arial Narrow" w:hAnsi="Arial Narrow" w:cs="Times New Roman"/>
                       <w:bCs/>
                       <w:color w:val="000000"/>
                       <w:sz w:val="24"/>
                       <w:szCs w:val="24"/>
                     </w:rPr>
-                    <w:t>${suspectName}</w:t>
+                    <w:t>${</w:t>
+                  </w:r>
+                  <w:proofErr w:type="spellStart"/>
+                  <w:r>
+                    <w:rPr>
+                      <w:rFonts w:ascii="Arial Narrow" w:eastAsia="Arial Narrow" w:hAnsi="Arial Narrow" w:cs="Times New Roman"/>
+                      <w:bCs/>
+                      <w:color w:val="000000"/>
+                      <w:sz w:val="24"/>
+                      <w:szCs w:val="24"/>
+                    </w:rPr>
+                    <w:t>suspectName</w:t>
+                  </w:r>
+                  <w:proofErr w:type="spellEnd"/>
+                  <w:r>
+                    <w:rPr>
+                      <w:rFonts w:ascii="Arial Narrow" w:eastAsia="Arial Narrow" w:hAnsi="Arial Narrow" w:cs="Times New Roman"/>
+                      <w:bCs/>
+                      <w:color w:val="000000"/>
+                      <w:sz w:val="24"/>
+                      <w:szCs w:val="24"/>
+                    </w:rPr>
+                    <w:t>}</w:t>
                   </w:r>
                 </w:p>
               </w:tc>
@@ -2447,7 +3005,7 @@
                   <w:pPr>
                     <w:jc w:val="both"/>
                     <w:rPr>
-                      <w:rFonts w:ascii="Arial" w:eastAsia="Times New Roman" w:hAnsi="Arial" w:cs="Arial"/>
+                      <w:rFonts w:ascii="Arial Narrow" w:eastAsia="Times New Roman" w:hAnsi="Arial Narrow" w:cs="Times New Roman"/>
                       <w:sz w:val="24"/>
                       <w:szCs w:val="24"/>
                       <w:shd w:val="clear" w:color="auto" w:fill="FFFFFF"/>
@@ -2456,7 +3014,7 @@
                   </w:pPr>
                   <w:r>
                     <w:rPr>
-                      <w:rFonts w:ascii="Arial" w:eastAsia="Times New Roman" w:hAnsi="Arial" w:cs="Arial"/>
+                      <w:rFonts w:ascii="Arial Narrow" w:eastAsia="Times New Roman" w:hAnsi="Arial Narrow" w:cs="Times New Roman"/>
                       <w:sz w:val="24"/>
                       <w:szCs w:val="24"/>
                       <w:shd w:val="clear" w:color="auto" w:fill="FFFFFF"/>
@@ -2474,23 +3032,47 @@
                   <w:pPr>
                     <w:jc w:val="both"/>
                     <w:rPr>
-                      <w:rFonts w:ascii="Arial" w:eastAsia="Times New Roman" w:hAnsi="Arial" w:cs="Arial"/>
+                      <w:rFonts w:ascii="Arial Narrow" w:eastAsia="Times New Roman" w:hAnsi="Arial Narrow" w:cs="Times New Roman"/>
                       <w:sz w:val="24"/>
                       <w:szCs w:val="24"/>
                       <w:shd w:val="clear" w:color="auto" w:fill="FFFFFF"/>
                       <w:lang w:eastAsia="en-ID"/>
                     </w:rPr>
                   </w:pPr>
-                  <w:r>
-                    <w:rPr>
-                      <w:rFonts w:ascii="Arial" w:eastAsia="Times New Roman" w:hAnsi="Arial" w:cs="Arial"/>
+                  <w:proofErr w:type="spellStart"/>
+                  <w:r>
+                    <w:rPr>
+                      <w:rFonts w:ascii="Arial Narrow" w:eastAsia="Times New Roman" w:hAnsi="Arial Narrow" w:cs="Times New Roman"/>
                       <w:sz w:val="24"/>
                       <w:szCs w:val="24"/>
                       <w:shd w:val="clear" w:color="auto" w:fill="FFFFFF"/>
                       <w:lang w:eastAsia="en-ID"/>
                     </w:rPr>
-                    <w:t>nomor identitas</w:t>
-                  </w:r>
+                    <w:t>nomor</w:t>
+                  </w:r>
+                  <w:proofErr w:type="spellEnd"/>
+                  <w:r>
+                    <w:rPr>
+                      <w:rFonts w:ascii="Arial Narrow" w:eastAsia="Times New Roman" w:hAnsi="Arial Narrow" w:cs="Times New Roman"/>
+                      <w:sz w:val="24"/>
+                      <w:szCs w:val="24"/>
+                      <w:shd w:val="clear" w:color="auto" w:fill="FFFFFF"/>
+                      <w:lang w:eastAsia="en-ID"/>
+                    </w:rPr>
+                    <w:t xml:space="preserve"> </w:t>
+                  </w:r>
+                  <w:proofErr w:type="spellStart"/>
+                  <w:r>
+                    <w:rPr>
+                      <w:rFonts w:ascii="Arial Narrow" w:eastAsia="Times New Roman" w:hAnsi="Arial Narrow" w:cs="Times New Roman"/>
+                      <w:sz w:val="24"/>
+                      <w:szCs w:val="24"/>
+                      <w:shd w:val="clear" w:color="auto" w:fill="FFFFFF"/>
+                      <w:lang w:eastAsia="en-ID"/>
+                    </w:rPr>
+                    <w:t>identitas</w:t>
+                  </w:r>
+                  <w:proofErr w:type="spellEnd"/>
                 </w:p>
               </w:tc>
               <w:tc>
@@ -2501,7 +3083,7 @@
                   <w:pPr>
                     <w:jc w:val="both"/>
                     <w:rPr>
-                      <w:rFonts w:ascii="Arial" w:eastAsia="Times New Roman" w:hAnsi="Arial" w:cs="Arial"/>
+                      <w:rFonts w:ascii="Arial Narrow" w:eastAsia="Times New Roman" w:hAnsi="Arial Narrow" w:cs="Times New Roman"/>
                       <w:sz w:val="24"/>
                       <w:szCs w:val="24"/>
                       <w:shd w:val="clear" w:color="auto" w:fill="FFFFFF"/>
@@ -2510,7 +3092,7 @@
                   </w:pPr>
                   <w:r>
                     <w:rPr>
-                      <w:rFonts w:ascii="Arial" w:eastAsia="Times New Roman" w:hAnsi="Arial" w:cs="Arial"/>
+                      <w:rFonts w:ascii="Arial Narrow" w:eastAsia="Times New Roman" w:hAnsi="Arial Narrow" w:cs="Times New Roman"/>
                       <w:sz w:val="24"/>
                       <w:szCs w:val="24"/>
                       <w:shd w:val="clear" w:color="auto" w:fill="FFFFFF"/>
@@ -2528,7 +3110,7 @@
                   <w:pPr>
                     <w:jc w:val="both"/>
                     <w:rPr>
-                      <w:rFonts w:ascii="Arial" w:eastAsia="Times New Roman" w:hAnsi="Arial" w:cs="Arial"/>
+                      <w:rFonts w:ascii="Arial Narrow" w:eastAsia="Times New Roman" w:hAnsi="Arial Narrow" w:cs="Times New Roman"/>
                       <w:sz w:val="24"/>
                       <w:szCs w:val="24"/>
                       <w:shd w:val="clear" w:color="auto" w:fill="FFFFFF"/>
@@ -2537,13 +3119,35 @@
                   </w:pPr>
                   <w:r>
                     <w:rPr>
-                      <w:rFonts w:ascii="Arial" w:eastAsia="Arial Narrow" w:hAnsi="Arial" w:cs="Arial"/>
+                      <w:rFonts w:ascii="Arial Narrow" w:eastAsia="Arial Narrow" w:hAnsi="Arial Narrow" w:cs="Times New Roman"/>
                       <w:bCs/>
                       <w:color w:val="000000"/>
                       <w:sz w:val="24"/>
                       <w:szCs w:val="24"/>
                     </w:rPr>
-                    <w:t>${suspectIdentityNumber}</w:t>
+                    <w:t>${</w:t>
+                  </w:r>
+                  <w:proofErr w:type="spellStart"/>
+                  <w:r>
+                    <w:rPr>
+                      <w:rFonts w:ascii="Arial Narrow" w:eastAsia="Arial Narrow" w:hAnsi="Arial Narrow" w:cs="Times New Roman"/>
+                      <w:bCs/>
+                      <w:color w:val="000000"/>
+                      <w:sz w:val="24"/>
+                      <w:szCs w:val="24"/>
+                    </w:rPr>
+                    <w:t>suspectIdentityNumber</w:t>
+                  </w:r>
+                  <w:proofErr w:type="spellEnd"/>
+                  <w:r>
+                    <w:rPr>
+                      <w:rFonts w:ascii="Arial Narrow" w:eastAsia="Arial Narrow" w:hAnsi="Arial Narrow" w:cs="Times New Roman"/>
+                      <w:bCs/>
+                      <w:color w:val="000000"/>
+                      <w:sz w:val="24"/>
+                      <w:szCs w:val="24"/>
+                    </w:rPr>
+                    <w:t>}</w:t>
                   </w:r>
                 </w:p>
               </w:tc>
@@ -2557,7 +3161,7 @@
                   <w:pPr>
                     <w:jc w:val="both"/>
                     <w:rPr>
-                      <w:rFonts w:ascii="Arial" w:eastAsia="Times New Roman" w:hAnsi="Arial" w:cs="Arial"/>
+                      <w:rFonts w:ascii="Arial Narrow" w:eastAsia="Times New Roman" w:hAnsi="Arial Narrow" w:cs="Times New Roman"/>
                       <w:sz w:val="24"/>
                       <w:szCs w:val="24"/>
                       <w:shd w:val="clear" w:color="auto" w:fill="FFFFFF"/>
@@ -2566,7 +3170,7 @@
                   </w:pPr>
                   <w:r>
                     <w:rPr>
-                      <w:rFonts w:ascii="Arial" w:eastAsia="Times New Roman" w:hAnsi="Arial" w:cs="Arial"/>
+                      <w:rFonts w:ascii="Arial Narrow" w:eastAsia="Times New Roman" w:hAnsi="Arial Narrow" w:cs="Times New Roman"/>
                       <w:sz w:val="24"/>
                       <w:szCs w:val="24"/>
                       <w:shd w:val="clear" w:color="auto" w:fill="FFFFFF"/>
@@ -2584,7 +3188,7 @@
                   <w:pPr>
                     <w:jc w:val="both"/>
                     <w:rPr>
-                      <w:rFonts w:ascii="Arial" w:eastAsia="Times New Roman" w:hAnsi="Arial" w:cs="Arial"/>
+                      <w:rFonts w:ascii="Arial Narrow" w:eastAsia="Times New Roman" w:hAnsi="Arial Narrow" w:cs="Times New Roman"/>
                       <w:sz w:val="24"/>
                       <w:szCs w:val="24"/>
                       <w:shd w:val="clear" w:color="auto" w:fill="FFFFFF"/>
@@ -2593,14 +3197,26 @@
                   </w:pPr>
                   <w:r>
                     <w:rPr>
-                      <w:rFonts w:ascii="Arial" w:eastAsia="Times New Roman" w:hAnsi="Arial" w:cs="Arial"/>
+                      <w:rFonts w:ascii="Arial Narrow" w:eastAsia="Times New Roman" w:hAnsi="Arial Narrow" w:cs="Times New Roman"/>
                       <w:sz w:val="24"/>
                       <w:szCs w:val="24"/>
                       <w:shd w:val="clear" w:color="auto" w:fill="FFFFFF"/>
                       <w:lang w:eastAsia="en-ID"/>
                     </w:rPr>
-                    <w:t>Jenis kelamin</w:t>
-                  </w:r>
+                    <w:t xml:space="preserve">Jenis </w:t>
+                  </w:r>
+                  <w:proofErr w:type="spellStart"/>
+                  <w:r>
+                    <w:rPr>
+                      <w:rFonts w:ascii="Arial Narrow" w:eastAsia="Times New Roman" w:hAnsi="Arial Narrow" w:cs="Times New Roman"/>
+                      <w:sz w:val="24"/>
+                      <w:szCs w:val="24"/>
+                      <w:shd w:val="clear" w:color="auto" w:fill="FFFFFF"/>
+                      <w:lang w:eastAsia="en-ID"/>
+                    </w:rPr>
+                    <w:t>kelamin</w:t>
+                  </w:r>
+                  <w:proofErr w:type="spellEnd"/>
                 </w:p>
               </w:tc>
               <w:tc>
@@ -2611,7 +3227,7 @@
                   <w:pPr>
                     <w:jc w:val="both"/>
                     <w:rPr>
-                      <w:rFonts w:ascii="Arial" w:eastAsia="Times New Roman" w:hAnsi="Arial" w:cs="Arial"/>
+                      <w:rFonts w:ascii="Arial Narrow" w:eastAsia="Times New Roman" w:hAnsi="Arial Narrow" w:cs="Times New Roman"/>
                       <w:sz w:val="24"/>
                       <w:szCs w:val="24"/>
                       <w:shd w:val="clear" w:color="auto" w:fill="FFFFFF"/>
@@ -2620,7 +3236,7 @@
                   </w:pPr>
                   <w:r>
                     <w:rPr>
-                      <w:rFonts w:ascii="Arial" w:eastAsia="Times New Roman" w:hAnsi="Arial" w:cs="Arial"/>
+                      <w:rFonts w:ascii="Arial Narrow" w:eastAsia="Times New Roman" w:hAnsi="Arial Narrow" w:cs="Times New Roman"/>
                       <w:sz w:val="24"/>
                       <w:szCs w:val="24"/>
                       <w:shd w:val="clear" w:color="auto" w:fill="FFFFFF"/>
@@ -2638,7 +3254,7 @@
                   <w:pPr>
                     <w:jc w:val="both"/>
                     <w:rPr>
-                      <w:rFonts w:ascii="Arial" w:eastAsia="Times New Roman" w:hAnsi="Arial" w:cs="Arial"/>
+                      <w:rFonts w:ascii="Arial Narrow" w:eastAsia="Times New Roman" w:hAnsi="Arial Narrow" w:cs="Times New Roman"/>
                       <w:sz w:val="24"/>
                       <w:szCs w:val="24"/>
                       <w:shd w:val="clear" w:color="auto" w:fill="FFFFFF"/>
@@ -2647,13 +3263,35 @@
                   </w:pPr>
                   <w:r>
                     <w:rPr>
-                      <w:rFonts w:ascii="Arial" w:eastAsia="Arial Narrow" w:hAnsi="Arial" w:cs="Arial"/>
+                      <w:rFonts w:ascii="Arial Narrow" w:eastAsia="Arial Narrow" w:hAnsi="Arial Narrow" w:cs="Times New Roman"/>
                       <w:bCs/>
                       <w:color w:val="000000"/>
                       <w:sz w:val="24"/>
                       <w:szCs w:val="24"/>
                     </w:rPr>
-                    <w:t>${suspectGenderName}</w:t>
+                    <w:t>${</w:t>
+                  </w:r>
+                  <w:proofErr w:type="spellStart"/>
+                  <w:r>
+                    <w:rPr>
+                      <w:rFonts w:ascii="Arial Narrow" w:eastAsia="Arial Narrow" w:hAnsi="Arial Narrow" w:cs="Times New Roman"/>
+                      <w:bCs/>
+                      <w:color w:val="000000"/>
+                      <w:sz w:val="24"/>
+                      <w:szCs w:val="24"/>
+                    </w:rPr>
+                    <w:t>suspectGenderName</w:t>
+                  </w:r>
+                  <w:proofErr w:type="spellEnd"/>
+                  <w:r>
+                    <w:rPr>
+                      <w:rFonts w:ascii="Arial Narrow" w:eastAsia="Arial Narrow" w:hAnsi="Arial Narrow" w:cs="Times New Roman"/>
+                      <w:bCs/>
+                      <w:color w:val="000000"/>
+                      <w:sz w:val="24"/>
+                      <w:szCs w:val="24"/>
+                    </w:rPr>
+                    <w:t>}</w:t>
                   </w:r>
                 </w:p>
               </w:tc>
@@ -2667,7 +3305,7 @@
                   <w:pPr>
                     <w:jc w:val="both"/>
                     <w:rPr>
-                      <w:rFonts w:ascii="Arial" w:eastAsia="Times New Roman" w:hAnsi="Arial" w:cs="Arial"/>
+                      <w:rFonts w:ascii="Arial Narrow" w:eastAsia="Times New Roman" w:hAnsi="Arial Narrow" w:cs="Times New Roman"/>
                       <w:sz w:val="24"/>
                       <w:szCs w:val="24"/>
                       <w:shd w:val="clear" w:color="auto" w:fill="FFFFFF"/>
@@ -2676,7 +3314,7 @@
                   </w:pPr>
                   <w:r>
                     <w:rPr>
-                      <w:rFonts w:ascii="Arial" w:eastAsia="Times New Roman" w:hAnsi="Arial" w:cs="Arial"/>
+                      <w:rFonts w:ascii="Arial Narrow" w:eastAsia="Times New Roman" w:hAnsi="Arial Narrow" w:cs="Times New Roman"/>
                       <w:sz w:val="24"/>
                       <w:szCs w:val="24"/>
                       <w:shd w:val="clear" w:color="auto" w:fill="FFFFFF"/>
@@ -2694,43 +3332,69 @@
                   <w:pPr>
                     <w:jc w:val="both"/>
                     <w:rPr>
-                      <w:rFonts w:ascii="Arial" w:eastAsia="Times New Roman" w:hAnsi="Arial" w:cs="Arial"/>
+                      <w:rFonts w:ascii="Arial Narrow" w:eastAsia="Times New Roman" w:hAnsi="Arial Narrow" w:cs="Times New Roman"/>
                       <w:sz w:val="24"/>
                       <w:szCs w:val="24"/>
                       <w:shd w:val="clear" w:color="auto" w:fill="FFFFFF"/>
                       <w:lang w:eastAsia="en-ID"/>
                     </w:rPr>
                   </w:pPr>
-                  <w:r>
-                    <w:rPr>
-                      <w:rFonts w:ascii="Arial" w:eastAsia="Times New Roman" w:hAnsi="Arial" w:cs="Arial"/>
+                  <w:proofErr w:type="spellStart"/>
+                  <w:r>
+                    <w:rPr>
+                      <w:rFonts w:ascii="Arial Narrow" w:eastAsia="Times New Roman" w:hAnsi="Arial Narrow" w:cs="Times New Roman"/>
                       <w:sz w:val="24"/>
                       <w:szCs w:val="24"/>
                       <w:shd w:val="clear" w:color="auto" w:fill="FFFFFF"/>
                       <w:lang w:eastAsia="en-ID"/>
                     </w:rPr>
-                    <w:t>tempat/</w:t>
-                  </w:r>
-                  <w:r>
-                    <w:rPr>
-                      <w:rFonts w:ascii="Arial" w:eastAsia="Times New Roman" w:hAnsi="Arial" w:cs="Arial"/>
+                    <w:t>tempat</w:t>
+                  </w:r>
+                  <w:proofErr w:type="spellEnd"/>
+                  <w:r>
+                    <w:rPr>
+                      <w:rFonts w:ascii="Arial Narrow" w:eastAsia="Times New Roman" w:hAnsi="Arial Narrow" w:cs="Times New Roman"/>
                       <w:sz w:val="24"/>
                       <w:szCs w:val="24"/>
                       <w:shd w:val="clear" w:color="auto" w:fill="FFFFFF"/>
                       <w:lang w:eastAsia="en-ID"/>
                     </w:rPr>
-                    <w:t>tgl</w:t>
-                  </w:r>
-                  <w:r>
-                    <w:rPr>
-                      <w:rFonts w:ascii="Arial" w:eastAsia="Times New Roman" w:hAnsi="Arial" w:cs="Arial"/>
+                    <w:t>/</w:t>
+                  </w:r>
+                  <w:proofErr w:type="spellStart"/>
+                  <w:r>
+                    <w:rPr>
+                      <w:rFonts w:ascii="Arial Narrow" w:eastAsia="Times New Roman" w:hAnsi="Arial Narrow" w:cs="Times New Roman"/>
                       <w:sz w:val="24"/>
                       <w:szCs w:val="24"/>
                       <w:shd w:val="clear" w:color="auto" w:fill="FFFFFF"/>
                       <w:lang w:eastAsia="en-ID"/>
                     </w:rPr>
-                    <w:t xml:space="preserve"> lahir</w:t>
-                  </w:r>
+                    <w:t>tgl</w:t>
+                  </w:r>
+                  <w:proofErr w:type="spellEnd"/>
+                  <w:r>
+                    <w:rPr>
+                      <w:rFonts w:ascii="Arial Narrow" w:eastAsia="Times New Roman" w:hAnsi="Arial Narrow" w:cs="Times New Roman"/>
+                      <w:sz w:val="24"/>
+                      <w:szCs w:val="24"/>
+                      <w:shd w:val="clear" w:color="auto" w:fill="FFFFFF"/>
+                      <w:lang w:eastAsia="en-ID"/>
+                    </w:rPr>
+                    <w:t xml:space="preserve"> </w:t>
+                  </w:r>
+                  <w:proofErr w:type="spellStart"/>
+                  <w:r>
+                    <w:rPr>
+                      <w:rFonts w:ascii="Arial Narrow" w:eastAsia="Times New Roman" w:hAnsi="Arial Narrow" w:cs="Times New Roman"/>
+                      <w:sz w:val="24"/>
+                      <w:szCs w:val="24"/>
+                      <w:shd w:val="clear" w:color="auto" w:fill="FFFFFF"/>
+                      <w:lang w:eastAsia="en-ID"/>
+                    </w:rPr>
+                    <w:t>lahir</w:t>
+                  </w:r>
+                  <w:proofErr w:type="spellEnd"/>
                 </w:p>
               </w:tc>
               <w:tc>
@@ -2741,7 +3405,7 @@
                   <w:pPr>
                     <w:jc w:val="both"/>
                     <w:rPr>
-                      <w:rFonts w:ascii="Arial" w:eastAsia="Times New Roman" w:hAnsi="Arial" w:cs="Arial"/>
+                      <w:rFonts w:ascii="Arial Narrow" w:eastAsia="Times New Roman" w:hAnsi="Arial Narrow" w:cs="Times New Roman"/>
                       <w:sz w:val="24"/>
                       <w:szCs w:val="24"/>
                       <w:shd w:val="clear" w:color="auto" w:fill="FFFFFF"/>
@@ -2750,7 +3414,7 @@
                   </w:pPr>
                   <w:r>
                     <w:rPr>
-                      <w:rFonts w:ascii="Arial" w:eastAsia="Times New Roman" w:hAnsi="Arial" w:cs="Arial"/>
+                      <w:rFonts w:ascii="Arial Narrow" w:eastAsia="Times New Roman" w:hAnsi="Arial Narrow" w:cs="Times New Roman"/>
                       <w:sz w:val="24"/>
                       <w:szCs w:val="24"/>
                       <w:shd w:val="clear" w:color="auto" w:fill="FFFFFF"/>
@@ -2768,7 +3432,7 @@
                   <w:pPr>
                     <w:jc w:val="both"/>
                     <w:rPr>
-                      <w:rFonts w:ascii="Arial" w:eastAsia="Times New Roman" w:hAnsi="Arial" w:cs="Arial"/>
+                      <w:rFonts w:ascii="Arial Narrow" w:eastAsia="Times New Roman" w:hAnsi="Arial Narrow" w:cs="Times New Roman"/>
                       <w:sz w:val="24"/>
                       <w:szCs w:val="24"/>
                       <w:shd w:val="clear" w:color="auto" w:fill="FFFFFF"/>
@@ -2777,17 +3441,39 @@
                   </w:pPr>
                   <w:r>
                     <w:rPr>
-                      <w:rFonts w:ascii="Arial" w:eastAsia="Arial Narrow" w:hAnsi="Arial" w:cs="Arial"/>
+                      <w:rFonts w:ascii="Arial Narrow" w:eastAsia="Arial Narrow" w:hAnsi="Arial Narrow" w:cs="Times New Roman"/>
                       <w:bCs/>
                       <w:color w:val="000000"/>
                       <w:sz w:val="24"/>
                       <w:szCs w:val="24"/>
                     </w:rPr>
-                    <w:t>${suspectBirthPlace}</w:t>
-                  </w:r>
-                  <w:r>
-                    <w:rPr>
-                      <w:rFonts w:ascii="Arial" w:eastAsia="Times New Roman" w:hAnsi="Arial" w:cs="Arial"/>
+                    <w:t>${</w:t>
+                  </w:r>
+                  <w:proofErr w:type="spellStart"/>
+                  <w:r>
+                    <w:rPr>
+                      <w:rFonts w:ascii="Arial Narrow" w:eastAsia="Arial Narrow" w:hAnsi="Arial Narrow" w:cs="Times New Roman"/>
+                      <w:bCs/>
+                      <w:color w:val="000000"/>
+                      <w:sz w:val="24"/>
+                      <w:szCs w:val="24"/>
+                    </w:rPr>
+                    <w:t>suspectBirthPlace</w:t>
+                  </w:r>
+                  <w:proofErr w:type="spellEnd"/>
+                  <w:r>
+                    <w:rPr>
+                      <w:rFonts w:ascii="Arial Narrow" w:eastAsia="Arial Narrow" w:hAnsi="Arial Narrow" w:cs="Times New Roman"/>
+                      <w:bCs/>
+                      <w:color w:val="000000"/>
+                      <w:sz w:val="24"/>
+                      <w:szCs w:val="24"/>
+                    </w:rPr>
+                    <w:t>}</w:t>
+                  </w:r>
+                  <w:r>
+                    <w:rPr>
+                      <w:rFonts w:ascii="Arial Narrow" w:eastAsia="Times New Roman" w:hAnsi="Arial Narrow" w:cs="Times New Roman"/>
                       <w:sz w:val="24"/>
                       <w:szCs w:val="24"/>
                       <w:shd w:val="clear" w:color="auto" w:fill="FFFFFF"/>
@@ -2797,13 +3483,35 @@
                   </w:r>
                   <w:r>
                     <w:rPr>
-                      <w:rFonts w:ascii="Arial" w:eastAsia="Arial Narrow" w:hAnsi="Arial" w:cs="Arial"/>
+                      <w:rFonts w:ascii="Arial Narrow" w:eastAsia="Arial Narrow" w:hAnsi="Arial Narrow" w:cs="Times New Roman"/>
                       <w:bCs/>
                       <w:color w:val="000000"/>
                       <w:sz w:val="24"/>
                       <w:szCs w:val="24"/>
                     </w:rPr>
-                    <w:t>${suspectBirthDate}</w:t>
+                    <w:t>${</w:t>
+                  </w:r>
+                  <w:proofErr w:type="spellStart"/>
+                  <w:r>
+                    <w:rPr>
+                      <w:rFonts w:ascii="Arial Narrow" w:eastAsia="Arial Narrow" w:hAnsi="Arial Narrow" w:cs="Times New Roman"/>
+                      <w:bCs/>
+                      <w:color w:val="000000"/>
+                      <w:sz w:val="24"/>
+                      <w:szCs w:val="24"/>
+                    </w:rPr>
+                    <w:t>suspectBirthDate</w:t>
+                  </w:r>
+                  <w:proofErr w:type="spellEnd"/>
+                  <w:r>
+                    <w:rPr>
+                      <w:rFonts w:ascii="Arial Narrow" w:eastAsia="Arial Narrow" w:hAnsi="Arial Narrow" w:cs="Times New Roman"/>
+                      <w:bCs/>
+                      <w:color w:val="000000"/>
+                      <w:sz w:val="24"/>
+                      <w:szCs w:val="24"/>
+                    </w:rPr>
+                    <w:t>}</w:t>
                   </w:r>
                 </w:p>
               </w:tc>
@@ -2817,7 +3525,7 @@
                   <w:pPr>
                     <w:jc w:val="both"/>
                     <w:rPr>
-                      <w:rFonts w:ascii="Arial" w:eastAsia="Times New Roman" w:hAnsi="Arial" w:cs="Arial"/>
+                      <w:rFonts w:ascii="Arial Narrow" w:eastAsia="Times New Roman" w:hAnsi="Arial Narrow" w:cs="Times New Roman"/>
                       <w:sz w:val="24"/>
                       <w:szCs w:val="24"/>
                       <w:shd w:val="clear" w:color="auto" w:fill="FFFFFF"/>
@@ -2826,7 +3534,7 @@
                   </w:pPr>
                   <w:r>
                     <w:rPr>
-                      <w:rFonts w:ascii="Arial" w:eastAsia="Times New Roman" w:hAnsi="Arial" w:cs="Arial"/>
+                      <w:rFonts w:ascii="Arial Narrow" w:eastAsia="Times New Roman" w:hAnsi="Arial Narrow" w:cs="Times New Roman"/>
                       <w:sz w:val="24"/>
                       <w:szCs w:val="24"/>
                       <w:shd w:val="clear" w:color="auto" w:fill="FFFFFF"/>
@@ -2844,16 +3552,17 @@
                   <w:pPr>
                     <w:jc w:val="both"/>
                     <w:rPr>
-                      <w:rFonts w:ascii="Arial" w:eastAsia="Times New Roman" w:hAnsi="Arial" w:cs="Arial"/>
+                      <w:rFonts w:ascii="Arial Narrow" w:eastAsia="Times New Roman" w:hAnsi="Arial Narrow" w:cs="Times New Roman"/>
                       <w:sz w:val="24"/>
                       <w:szCs w:val="24"/>
                       <w:shd w:val="clear" w:color="auto" w:fill="FFFFFF"/>
                       <w:lang w:eastAsia="en-ID"/>
                     </w:rPr>
                   </w:pPr>
-                  <w:r>
-                    <w:rPr>
-                      <w:rFonts w:ascii="Arial" w:eastAsia="Times New Roman" w:hAnsi="Arial" w:cs="Arial"/>
+                  <w:proofErr w:type="spellStart"/>
+                  <w:r>
+                    <w:rPr>
+                      <w:rFonts w:ascii="Arial Narrow" w:eastAsia="Times New Roman" w:hAnsi="Arial Narrow" w:cs="Times New Roman"/>
                       <w:sz w:val="24"/>
                       <w:szCs w:val="24"/>
                       <w:shd w:val="clear" w:color="auto" w:fill="FFFFFF"/>
@@ -2861,6 +3570,7 @@
                     </w:rPr>
                     <w:t>pekerjaan</w:t>
                   </w:r>
+                  <w:proofErr w:type="spellEnd"/>
                 </w:p>
               </w:tc>
               <w:tc>
@@ -2871,7 +3581,7 @@
                   <w:pPr>
                     <w:jc w:val="both"/>
                     <w:rPr>
-                      <w:rFonts w:ascii="Arial" w:eastAsia="Times New Roman" w:hAnsi="Arial" w:cs="Arial"/>
+                      <w:rFonts w:ascii="Arial Narrow" w:eastAsia="Times New Roman" w:hAnsi="Arial Narrow" w:cs="Times New Roman"/>
                       <w:sz w:val="24"/>
                       <w:szCs w:val="24"/>
                       <w:shd w:val="clear" w:color="auto" w:fill="FFFFFF"/>
@@ -2880,7 +3590,7 @@
                   </w:pPr>
                   <w:r>
                     <w:rPr>
-                      <w:rFonts w:ascii="Arial" w:eastAsia="Times New Roman" w:hAnsi="Arial" w:cs="Arial"/>
+                      <w:rFonts w:ascii="Arial Narrow" w:eastAsia="Times New Roman" w:hAnsi="Arial Narrow" w:cs="Times New Roman"/>
                       <w:sz w:val="24"/>
                       <w:szCs w:val="24"/>
                       <w:shd w:val="clear" w:color="auto" w:fill="FFFFFF"/>
@@ -2898,7 +3608,7 @@
                   <w:pPr>
                     <w:jc w:val="both"/>
                     <w:rPr>
-                      <w:rFonts w:ascii="Arial" w:eastAsia="Times New Roman" w:hAnsi="Arial" w:cs="Arial"/>
+                      <w:rFonts w:ascii="Arial Narrow" w:eastAsia="Times New Roman" w:hAnsi="Arial Narrow" w:cs="Times New Roman"/>
                       <w:sz w:val="24"/>
                       <w:szCs w:val="24"/>
                       <w:shd w:val="clear" w:color="auto" w:fill="FFFFFF"/>
@@ -2907,13 +3617,35 @@
                   </w:pPr>
                   <w:r>
                     <w:rPr>
-                      <w:rFonts w:ascii="Arial" w:eastAsia="Arial Narrow" w:hAnsi="Arial" w:cs="Arial"/>
+                      <w:rFonts w:ascii="Arial Narrow" w:eastAsia="Arial Narrow" w:hAnsi="Arial Narrow" w:cs="Times New Roman"/>
                       <w:bCs/>
                       <w:color w:val="000000"/>
                       <w:sz w:val="24"/>
                       <w:szCs w:val="24"/>
                     </w:rPr>
-                    <w:t>${suspectJobName}</w:t>
+                    <w:t>${</w:t>
+                  </w:r>
+                  <w:proofErr w:type="spellStart"/>
+                  <w:r>
+                    <w:rPr>
+                      <w:rFonts w:ascii="Arial Narrow" w:eastAsia="Arial Narrow" w:hAnsi="Arial Narrow" w:cs="Times New Roman"/>
+                      <w:bCs/>
+                      <w:color w:val="000000"/>
+                      <w:sz w:val="24"/>
+                      <w:szCs w:val="24"/>
+                    </w:rPr>
+                    <w:t>suspectJobName</w:t>
+                  </w:r>
+                  <w:proofErr w:type="spellEnd"/>
+                  <w:r>
+                    <w:rPr>
+                      <w:rFonts w:ascii="Arial Narrow" w:eastAsia="Arial Narrow" w:hAnsi="Arial Narrow" w:cs="Times New Roman"/>
+                      <w:bCs/>
+                      <w:color w:val="000000"/>
+                      <w:sz w:val="24"/>
+                      <w:szCs w:val="24"/>
+                    </w:rPr>
+                    <w:t>}</w:t>
                   </w:r>
                 </w:p>
               </w:tc>
@@ -2927,7 +3659,7 @@
                   <w:pPr>
                     <w:jc w:val="both"/>
                     <w:rPr>
-                      <w:rFonts w:ascii="Arial" w:eastAsia="Times New Roman" w:hAnsi="Arial" w:cs="Arial"/>
+                      <w:rFonts w:ascii="Arial Narrow" w:eastAsia="Times New Roman" w:hAnsi="Arial Narrow" w:cs="Times New Roman"/>
                       <w:sz w:val="24"/>
                       <w:szCs w:val="24"/>
                       <w:shd w:val="clear" w:color="auto" w:fill="FFFFFF"/>
@@ -2936,13 +3668,12 @@
                   </w:pPr>
                   <w:r>
                     <w:rPr>
-                      <w:rFonts w:ascii="Arial" w:eastAsia="Times New Roman" w:hAnsi="Arial" w:cs="Arial"/>
+                      <w:rFonts w:ascii="Arial Narrow" w:eastAsia="Times New Roman" w:hAnsi="Arial Narrow" w:cs="Times New Roman"/>
                       <w:sz w:val="24"/>
                       <w:szCs w:val="24"/>
                       <w:shd w:val="clear" w:color="auto" w:fill="FFFFFF"/>
                       <w:lang w:eastAsia="en-ID"/>
                     </w:rPr>
-                    <w:lastRenderedPageBreak/>
                     <w:t>f.</w:t>
                   </w:r>
                 </w:p>
@@ -2955,7 +3686,7 @@
                   <w:pPr>
                     <w:jc w:val="both"/>
                     <w:rPr>
-                      <w:rFonts w:ascii="Arial" w:eastAsia="Times New Roman" w:hAnsi="Arial" w:cs="Arial"/>
+                      <w:rFonts w:ascii="Arial Narrow" w:eastAsia="Times New Roman" w:hAnsi="Arial Narrow" w:cs="Times New Roman"/>
                       <w:sz w:val="24"/>
                       <w:szCs w:val="24"/>
                       <w:shd w:val="clear" w:color="auto" w:fill="FFFFFF"/>
@@ -2964,7 +3695,7 @@
                   </w:pPr>
                   <w:r>
                     <w:rPr>
-                      <w:rFonts w:ascii="Arial" w:eastAsia="Times New Roman" w:hAnsi="Arial" w:cs="Arial"/>
+                      <w:rFonts w:ascii="Arial Narrow" w:eastAsia="Times New Roman" w:hAnsi="Arial Narrow" w:cs="Times New Roman"/>
                       <w:sz w:val="24"/>
                       <w:szCs w:val="24"/>
                       <w:shd w:val="clear" w:color="auto" w:fill="FFFFFF"/>
@@ -2982,7 +3713,7 @@
                   <w:pPr>
                     <w:jc w:val="both"/>
                     <w:rPr>
-                      <w:rFonts w:ascii="Arial" w:eastAsia="Times New Roman" w:hAnsi="Arial" w:cs="Arial"/>
+                      <w:rFonts w:ascii="Arial Narrow" w:eastAsia="Times New Roman" w:hAnsi="Arial Narrow" w:cs="Times New Roman"/>
                       <w:sz w:val="24"/>
                       <w:szCs w:val="24"/>
                       <w:shd w:val="clear" w:color="auto" w:fill="FFFFFF"/>
@@ -2991,7 +3722,7 @@
                   </w:pPr>
                   <w:r>
                     <w:rPr>
-                      <w:rFonts w:ascii="Arial" w:eastAsia="Times New Roman" w:hAnsi="Arial" w:cs="Arial"/>
+                      <w:rFonts w:ascii="Arial Narrow" w:eastAsia="Times New Roman" w:hAnsi="Arial Narrow" w:cs="Times New Roman"/>
                       <w:sz w:val="24"/>
                       <w:szCs w:val="24"/>
                       <w:shd w:val="clear" w:color="auto" w:fill="FFFFFF"/>
@@ -3009,7 +3740,7 @@
                   <w:pPr>
                     <w:jc w:val="both"/>
                     <w:rPr>
-                      <w:rFonts w:ascii="Arial" w:eastAsia="Times New Roman" w:hAnsi="Arial" w:cs="Arial"/>
+                      <w:rFonts w:ascii="Arial Narrow" w:eastAsia="Times New Roman" w:hAnsi="Arial Narrow" w:cs="Times New Roman"/>
                       <w:sz w:val="24"/>
                       <w:szCs w:val="24"/>
                       <w:shd w:val="clear" w:color="auto" w:fill="FFFFFF"/>
@@ -3018,17 +3749,39 @@
                   </w:pPr>
                   <w:r>
                     <w:rPr>
-                      <w:rFonts w:ascii="Arial" w:eastAsia="Arial Narrow" w:hAnsi="Arial" w:cs="Arial"/>
+                      <w:rFonts w:ascii="Arial Narrow" w:eastAsia="Arial Narrow" w:hAnsi="Arial Narrow" w:cs="Times New Roman"/>
                       <w:bCs/>
                       <w:color w:val="000000"/>
                       <w:sz w:val="24"/>
                       <w:szCs w:val="24"/>
                     </w:rPr>
-                    <w:t>${suspectReligionName}</w:t>
-                  </w:r>
-                  <w:r>
-                    <w:rPr>
-                      <w:rFonts w:ascii="Arial" w:eastAsia="Times New Roman" w:hAnsi="Arial" w:cs="Arial"/>
+                    <w:t>${</w:t>
+                  </w:r>
+                  <w:proofErr w:type="spellStart"/>
+                  <w:r>
+                    <w:rPr>
+                      <w:rFonts w:ascii="Arial Narrow" w:eastAsia="Arial Narrow" w:hAnsi="Arial Narrow" w:cs="Times New Roman"/>
+                      <w:bCs/>
+                      <w:color w:val="000000"/>
+                      <w:sz w:val="24"/>
+                      <w:szCs w:val="24"/>
+                    </w:rPr>
+                    <w:t>suspectReligionName</w:t>
+                  </w:r>
+                  <w:proofErr w:type="spellEnd"/>
+                  <w:r>
+                    <w:rPr>
+                      <w:rFonts w:ascii="Arial Narrow" w:eastAsia="Arial Narrow" w:hAnsi="Arial Narrow" w:cs="Times New Roman"/>
+                      <w:bCs/>
+                      <w:color w:val="000000"/>
+                      <w:sz w:val="24"/>
+                      <w:szCs w:val="24"/>
+                    </w:rPr>
+                    <w:t>}</w:t>
+                  </w:r>
+                  <w:r>
+                    <w:rPr>
+                      <w:rFonts w:ascii="Arial Narrow" w:eastAsia="Times New Roman" w:hAnsi="Arial Narrow" w:cs="Times New Roman"/>
                       <w:sz w:val="24"/>
                       <w:szCs w:val="24"/>
                       <w:shd w:val="clear" w:color="auto" w:fill="FFFFFF"/>
@@ -3048,7 +3801,7 @@
                   <w:pPr>
                     <w:jc w:val="both"/>
                     <w:rPr>
-                      <w:rFonts w:ascii="Arial" w:eastAsia="Times New Roman" w:hAnsi="Arial" w:cs="Arial"/>
+                      <w:rFonts w:ascii="Arial Narrow" w:eastAsia="Times New Roman" w:hAnsi="Arial Narrow" w:cs="Times New Roman"/>
                       <w:sz w:val="24"/>
                       <w:szCs w:val="24"/>
                       <w:shd w:val="clear" w:color="auto" w:fill="FFFFFF"/>
@@ -3057,7 +3810,7 @@
                   </w:pPr>
                   <w:r>
                     <w:rPr>
-                      <w:rFonts w:ascii="Arial" w:eastAsia="Times New Roman" w:hAnsi="Arial" w:cs="Arial"/>
+                      <w:rFonts w:ascii="Arial Narrow" w:eastAsia="Times New Roman" w:hAnsi="Arial Narrow" w:cs="Times New Roman"/>
                       <w:sz w:val="24"/>
                       <w:szCs w:val="24"/>
                       <w:shd w:val="clear" w:color="auto" w:fill="FFFFFF"/>
@@ -3075,16 +3828,17 @@
                   <w:pPr>
                     <w:jc w:val="both"/>
                     <w:rPr>
-                      <w:rFonts w:ascii="Arial" w:eastAsia="Times New Roman" w:hAnsi="Arial" w:cs="Arial"/>
+                      <w:rFonts w:ascii="Arial Narrow" w:eastAsia="Times New Roman" w:hAnsi="Arial Narrow" w:cs="Times New Roman"/>
                       <w:sz w:val="24"/>
                       <w:szCs w:val="24"/>
                       <w:shd w:val="clear" w:color="auto" w:fill="FFFFFF"/>
                       <w:lang w:eastAsia="en-ID"/>
                     </w:rPr>
                   </w:pPr>
-                  <w:r>
-                    <w:rPr>
-                      <w:rFonts w:ascii="Arial" w:eastAsia="Times New Roman" w:hAnsi="Arial" w:cs="Arial"/>
+                  <w:proofErr w:type="spellStart"/>
+                  <w:r>
+                    <w:rPr>
+                      <w:rFonts w:ascii="Arial Narrow" w:eastAsia="Times New Roman" w:hAnsi="Arial Narrow" w:cs="Times New Roman"/>
                       <w:sz w:val="24"/>
                       <w:szCs w:val="24"/>
                       <w:shd w:val="clear" w:color="auto" w:fill="FFFFFF"/>
@@ -3092,6 +3846,7 @@
                     </w:rPr>
                     <w:t>Kewarganegaraan</w:t>
                   </w:r>
+                  <w:proofErr w:type="spellEnd"/>
                 </w:p>
               </w:tc>
               <w:tc>
@@ -3102,7 +3857,7 @@
                   <w:pPr>
                     <w:jc w:val="both"/>
                     <w:rPr>
-                      <w:rFonts w:ascii="Arial" w:eastAsia="Times New Roman" w:hAnsi="Arial" w:cs="Arial"/>
+                      <w:rFonts w:ascii="Arial Narrow" w:eastAsia="Times New Roman" w:hAnsi="Arial Narrow" w:cs="Times New Roman"/>
                       <w:sz w:val="24"/>
                       <w:szCs w:val="24"/>
                       <w:shd w:val="clear" w:color="auto" w:fill="FFFFFF"/>
@@ -3111,7 +3866,7 @@
                   </w:pPr>
                   <w:r>
                     <w:rPr>
-                      <w:rFonts w:ascii="Arial" w:eastAsia="Times New Roman" w:hAnsi="Arial" w:cs="Arial"/>
+                      <w:rFonts w:ascii="Arial Narrow" w:eastAsia="Times New Roman" w:hAnsi="Arial Narrow" w:cs="Times New Roman"/>
                       <w:sz w:val="24"/>
                       <w:szCs w:val="24"/>
                       <w:shd w:val="clear" w:color="auto" w:fill="FFFFFF"/>
@@ -3129,7 +3884,7 @@
                   <w:pPr>
                     <w:jc w:val="both"/>
                     <w:rPr>
-                      <w:rFonts w:ascii="Arial" w:eastAsia="Times New Roman" w:hAnsi="Arial" w:cs="Arial"/>
+                      <w:rFonts w:ascii="Arial Narrow" w:eastAsia="Times New Roman" w:hAnsi="Arial Narrow" w:cs="Times New Roman"/>
                       <w:sz w:val="24"/>
                       <w:szCs w:val="24"/>
                       <w:shd w:val="clear" w:color="auto" w:fill="FFFFFF"/>
@@ -3138,13 +3893,35 @@
                   </w:pPr>
                   <w:r>
                     <w:rPr>
-                      <w:rFonts w:ascii="Arial" w:eastAsia="Arial Narrow" w:hAnsi="Arial" w:cs="Arial"/>
+                      <w:rFonts w:ascii="Arial Narrow" w:eastAsia="Arial Narrow" w:hAnsi="Arial Narrow" w:cs="Times New Roman"/>
                       <w:bCs/>
                       <w:color w:val="000000"/>
                       <w:sz w:val="24"/>
                       <w:szCs w:val="24"/>
                     </w:rPr>
-                    <w:t>${suspectNationality}</w:t>
+                    <w:t>${</w:t>
+                  </w:r>
+                  <w:proofErr w:type="spellStart"/>
+                  <w:r>
+                    <w:rPr>
+                      <w:rFonts w:ascii="Arial Narrow" w:eastAsia="Arial Narrow" w:hAnsi="Arial Narrow" w:cs="Times New Roman"/>
+                      <w:bCs/>
+                      <w:color w:val="000000"/>
+                      <w:sz w:val="24"/>
+                      <w:szCs w:val="24"/>
+                    </w:rPr>
+                    <w:t>suspectNationality</w:t>
+                  </w:r>
+                  <w:proofErr w:type="spellEnd"/>
+                  <w:r>
+                    <w:rPr>
+                      <w:rFonts w:ascii="Arial Narrow" w:eastAsia="Arial Narrow" w:hAnsi="Arial Narrow" w:cs="Times New Roman"/>
+                      <w:bCs/>
+                      <w:color w:val="000000"/>
+                      <w:sz w:val="24"/>
+                      <w:szCs w:val="24"/>
+                    </w:rPr>
+                    <w:t>}</w:t>
                   </w:r>
                 </w:p>
               </w:tc>
@@ -3158,7 +3935,7 @@
                   <w:pPr>
                     <w:jc w:val="both"/>
                     <w:rPr>
-                      <w:rFonts w:ascii="Arial" w:eastAsia="Times New Roman" w:hAnsi="Arial" w:cs="Arial"/>
+                      <w:rFonts w:ascii="Arial Narrow" w:eastAsia="Times New Roman" w:hAnsi="Arial Narrow" w:cs="Times New Roman"/>
                       <w:sz w:val="24"/>
                       <w:szCs w:val="24"/>
                       <w:shd w:val="clear" w:color="auto" w:fill="FFFFFF"/>
@@ -3167,7 +3944,7 @@
                   </w:pPr>
                   <w:r>
                     <w:rPr>
-                      <w:rFonts w:ascii="Arial" w:eastAsia="Times New Roman" w:hAnsi="Arial" w:cs="Arial"/>
+                      <w:rFonts w:ascii="Arial Narrow" w:eastAsia="Times New Roman" w:hAnsi="Arial Narrow" w:cs="Times New Roman"/>
                       <w:sz w:val="24"/>
                       <w:szCs w:val="24"/>
                       <w:shd w:val="clear" w:color="auto" w:fill="FFFFFF"/>
@@ -3185,7 +3962,7 @@
                   <w:pPr>
                     <w:jc w:val="both"/>
                     <w:rPr>
-                      <w:rFonts w:ascii="Arial" w:eastAsia="Times New Roman" w:hAnsi="Arial" w:cs="Arial"/>
+                      <w:rFonts w:ascii="Arial Narrow" w:eastAsia="Times New Roman" w:hAnsi="Arial Narrow" w:cs="Times New Roman"/>
                       <w:sz w:val="24"/>
                       <w:szCs w:val="24"/>
                       <w:shd w:val="clear" w:color="auto" w:fill="FFFFFF"/>
@@ -3194,7 +3971,7 @@
                   </w:pPr>
                   <w:r>
                     <w:rPr>
-                      <w:rFonts w:ascii="Arial" w:hAnsi="Arial" w:cs="Arial"/>
+                      <w:rFonts w:ascii="Arial Narrow" w:hAnsi="Arial Narrow" w:cs="Times New Roman"/>
                       <w:sz w:val="24"/>
                       <w:szCs w:val="24"/>
                     </w:rPr>
@@ -3210,7 +3987,7 @@
                   <w:pPr>
                     <w:jc w:val="both"/>
                     <w:rPr>
-                      <w:rFonts w:ascii="Arial" w:eastAsia="Times New Roman" w:hAnsi="Arial" w:cs="Arial"/>
+                      <w:rFonts w:ascii="Arial Narrow" w:eastAsia="Times New Roman" w:hAnsi="Arial Narrow" w:cs="Times New Roman"/>
                       <w:sz w:val="24"/>
                       <w:szCs w:val="24"/>
                       <w:shd w:val="clear" w:color="auto" w:fill="FFFFFF"/>
@@ -3219,7 +3996,7 @@
                   </w:pPr>
                   <w:r>
                     <w:rPr>
-                      <w:rFonts w:ascii="Arial" w:eastAsia="Times New Roman" w:hAnsi="Arial" w:cs="Arial"/>
+                      <w:rFonts w:ascii="Arial Narrow" w:eastAsia="Times New Roman" w:hAnsi="Arial Narrow" w:cs="Times New Roman"/>
                       <w:sz w:val="24"/>
                       <w:szCs w:val="24"/>
                       <w:shd w:val="clear" w:color="auto" w:fill="FFFFFF"/>
@@ -3240,7 +4017,7 @@
                     </w:tabs>
                     <w:jc w:val="both"/>
                     <w:rPr>
-                      <w:rFonts w:ascii="Arial" w:eastAsia="Times New Roman" w:hAnsi="Arial" w:cs="Arial"/>
+                      <w:rFonts w:ascii="Arial Narrow" w:eastAsia="Times New Roman" w:hAnsi="Arial Narrow" w:cs="Times New Roman"/>
                       <w:sz w:val="24"/>
                       <w:szCs w:val="24"/>
                       <w:shd w:val="clear" w:color="auto" w:fill="FFFFFF"/>
@@ -3249,13 +4026,35 @@
                   </w:pPr>
                   <w:r>
                     <w:rPr>
-                      <w:rFonts w:ascii="Arial" w:eastAsia="Arial Narrow" w:hAnsi="Arial" w:cs="Arial"/>
+                      <w:rFonts w:ascii="Arial Narrow" w:eastAsia="Arial Narrow" w:hAnsi="Arial Narrow" w:cs="Times New Roman"/>
                       <w:bCs/>
                       <w:color w:val="000000"/>
                       <w:sz w:val="24"/>
                       <w:szCs w:val="24"/>
                     </w:rPr>
-                    <w:t>${suspectFullAddress}</w:t>
+                    <w:t>${</w:t>
+                  </w:r>
+                  <w:proofErr w:type="spellStart"/>
+                  <w:r>
+                    <w:rPr>
+                      <w:rFonts w:ascii="Arial Narrow" w:eastAsia="Arial Narrow" w:hAnsi="Arial Narrow" w:cs="Times New Roman"/>
+                      <w:bCs/>
+                      <w:color w:val="000000"/>
+                      <w:sz w:val="24"/>
+                      <w:szCs w:val="24"/>
+                    </w:rPr>
+                    <w:t>suspectFullAddress</w:t>
+                  </w:r>
+                  <w:proofErr w:type="spellEnd"/>
+                  <w:r>
+                    <w:rPr>
+                      <w:rFonts w:ascii="Arial Narrow" w:eastAsia="Arial Narrow" w:hAnsi="Arial Narrow" w:cs="Times New Roman"/>
+                      <w:bCs/>
+                      <w:color w:val="000000"/>
+                      <w:sz w:val="24"/>
+                      <w:szCs w:val="24"/>
+                    </w:rPr>
+                    <w:t>}</w:t>
                   </w:r>
                 </w:p>
               </w:tc>
@@ -3272,7 +4071,7 @@
                   <w:pPr>
                     <w:jc w:val="both"/>
                     <w:rPr>
-                      <w:rFonts w:ascii="Arial" w:eastAsia="Times New Roman" w:hAnsi="Arial" w:cs="Arial"/>
+                      <w:rFonts w:ascii="Arial Narrow" w:eastAsia="Times New Roman" w:hAnsi="Arial Narrow" w:cs="Times New Roman"/>
                       <w:sz w:val="24"/>
                       <w:szCs w:val="24"/>
                       <w:shd w:val="clear" w:color="auto" w:fill="FFFFFF"/>
@@ -3289,7 +4088,7 @@
                   <w:pPr>
                     <w:jc w:val="both"/>
                     <w:rPr>
-                      <w:rFonts w:ascii="Arial" w:eastAsia="Times New Roman" w:hAnsi="Arial" w:cs="Arial"/>
+                      <w:rFonts w:ascii="Arial Narrow" w:eastAsia="Times New Roman" w:hAnsi="Arial Narrow" w:cs="Times New Roman"/>
                       <w:sz w:val="24"/>
                       <w:szCs w:val="24"/>
                       <w:shd w:val="clear" w:color="auto" w:fill="FFFFFF"/>
@@ -3306,7 +4105,7 @@
                   <w:pPr>
                     <w:jc w:val="both"/>
                     <w:rPr>
-                      <w:rFonts w:ascii="Arial" w:eastAsia="Times New Roman" w:hAnsi="Arial" w:cs="Arial"/>
+                      <w:rFonts w:ascii="Arial Narrow" w:eastAsia="Times New Roman" w:hAnsi="Arial Narrow" w:cs="Times New Roman"/>
                       <w:sz w:val="24"/>
                       <w:szCs w:val="24"/>
                       <w:shd w:val="clear" w:color="auto" w:fill="FFFFFF"/>
@@ -3326,7 +4125,7 @@
                     </w:tabs>
                     <w:jc w:val="both"/>
                     <w:rPr>
-                      <w:rFonts w:ascii="Arial" w:eastAsia="Times New Roman" w:hAnsi="Arial" w:cs="Arial"/>
+                      <w:rFonts w:ascii="Arial Narrow" w:eastAsia="Times New Roman" w:hAnsi="Arial Narrow" w:cs="Times New Roman"/>
                       <w:sz w:val="24"/>
                       <w:szCs w:val="24"/>
                       <w:shd w:val="clear" w:color="auto" w:fill="FFFFFF"/>
@@ -3341,7 +4140,7 @@
             <w:pPr>
               <w:jc w:val="both"/>
               <w:rPr>
-                <w:rFonts w:ascii="Arial" w:hAnsi="Arial" w:cs="Arial"/>
+                <w:rFonts w:ascii="Arial Narrow" w:hAnsi="Arial Narrow" w:cs="Times New Roman"/>
                 <w:sz w:val="24"/>
                 <w:szCs w:val="24"/>
               </w:rPr>
@@ -3361,7 +4160,7 @@
             <w:pPr>
               <w:jc w:val="both"/>
               <w:rPr>
-                <w:rFonts w:ascii="Arial" w:eastAsia="Times New Roman" w:hAnsi="Arial" w:cs="Arial"/>
+                <w:rFonts w:ascii="Arial Narrow" w:eastAsia="Times New Roman" w:hAnsi="Arial Narrow" w:cs="Times New Roman"/>
                 <w:sz w:val="24"/>
                 <w:szCs w:val="24"/>
                 <w:shd w:val="clear" w:color="auto" w:fill="FFFFFF"/>
@@ -3379,7 +4178,7 @@
             <w:pPr>
               <w:jc w:val="both"/>
               <w:rPr>
-                <w:rFonts w:ascii="Arial" w:hAnsi="Arial" w:cs="Arial"/>
+                <w:rFonts w:ascii="Arial Narrow" w:hAnsi="Arial Narrow" w:cs="Times New Roman"/>
                 <w:sz w:val="24"/>
                 <w:szCs w:val="24"/>
               </w:rPr>
@@ -3396,7 +4195,7 @@
             <w:pPr>
               <w:jc w:val="both"/>
               <w:rPr>
-                <w:rFonts w:ascii="Arial" w:eastAsia="Times New Roman" w:hAnsi="Arial" w:cs="Arial"/>
+                <w:rFonts w:ascii="Arial Narrow" w:eastAsia="Times New Roman" w:hAnsi="Arial Narrow" w:cs="Times New Roman"/>
                 <w:sz w:val="24"/>
                 <w:szCs w:val="24"/>
                 <w:shd w:val="clear" w:color="auto" w:fill="FFFFFF"/>
@@ -3405,7 +4204,7 @@
             </w:pPr>
             <w:r>
               <w:rPr>
-                <w:rFonts w:ascii="Arial" w:eastAsia="Times New Roman" w:hAnsi="Arial" w:cs="Arial"/>
+                <w:rFonts w:ascii="Arial Narrow" w:eastAsia="Times New Roman" w:hAnsi="Arial Narrow" w:cs="Times New Roman"/>
                 <w:sz w:val="24"/>
                 <w:szCs w:val="24"/>
                 <w:shd w:val="clear" w:color="auto" w:fill="FFFFFF"/>
@@ -3425,26 +4224,1305 @@
               <w:spacing w:before="100" w:beforeAutospacing="1"/>
               <w:jc w:val="both"/>
               <w:rPr>
-                <w:rFonts w:ascii="Arial" w:hAnsi="Arial" w:cs="Arial"/>
-                <w:sz w:val="24"/>
-                <w:szCs w:val="24"/>
-              </w:rPr>
-            </w:pPr>
-            <w:r>
-              <w:rPr>
-                <w:rFonts w:ascii="Arial" w:hAnsi="Arial" w:cs="Arial"/>
-                <w:sz w:val="24"/>
-                <w:szCs w:val="24"/>
-              </w:rPr>
-              <w:t xml:space="preserve">Berkaitan dengan hal tersebut, dikarenakan tersangka menderita gangguan fisik atau mental yang berat yang dibuktikan dengan surat keterangan dokter atau perkara yang sedang diperiksa diancam dengan pidana penjara 9 (sembilan) tahun atau lebih*), untuk kepentingan proses penyidikan karena pemeriksaan terhadap tersangka dan proses penyidikan perkaranya belum selesai, sedangkan masa penahanan dari kejaksaan akan berakhir pada tanggal </w:t>
-            </w:r>
-            <w:r>
-              <w:rPr>
-                <w:rFonts w:ascii="Arial" w:hAnsi="Arial" w:cs="Arial"/>
-                <w:sz w:val="24"/>
-                <w:szCs w:val="24"/>
-              </w:rPr>
-              <w:t>${kejaksaan_akhir_tanggal}, maka penyidik mengajukan permohonan kepada Ketua untuk dapatnya penahanan terhadap tersangka diperpanjang selama ${requestedExtensionDays} (tiga puluh) hari di rutan ${rutan_name} dari tanggal ${extensionStartDate} s.d. ${extensionEndDate}.</w:t>
+                <w:rFonts w:ascii="Arial Narrow" w:hAnsi="Arial Narrow" w:cs="Times New Roman"/>
+                <w:sz w:val="24"/>
+                <w:szCs w:val="24"/>
+              </w:rPr>
+            </w:pPr>
+            <w:proofErr w:type="spellStart"/>
+            <w:r>
+              <w:rPr>
+                <w:rFonts w:ascii="Arial Narrow" w:hAnsi="Arial Narrow" w:cs="Times New Roman"/>
+                <w:sz w:val="24"/>
+                <w:szCs w:val="24"/>
+              </w:rPr>
+              <w:t>Berkaitan</w:t>
+            </w:r>
+            <w:proofErr w:type="spellEnd"/>
+            <w:r>
+              <w:rPr>
+                <w:rFonts w:ascii="Arial Narrow" w:hAnsi="Arial Narrow" w:cs="Times New Roman"/>
+                <w:sz w:val="24"/>
+                <w:szCs w:val="24"/>
+              </w:rPr>
+              <w:t xml:space="preserve"> </w:t>
+            </w:r>
+            <w:proofErr w:type="spellStart"/>
+            <w:r>
+              <w:rPr>
+                <w:rFonts w:ascii="Arial Narrow" w:hAnsi="Arial Narrow" w:cs="Times New Roman"/>
+                <w:sz w:val="24"/>
+                <w:szCs w:val="24"/>
+              </w:rPr>
+              <w:t>dengan</w:t>
+            </w:r>
+            <w:proofErr w:type="spellEnd"/>
+            <w:r>
+              <w:rPr>
+                <w:rFonts w:ascii="Arial Narrow" w:hAnsi="Arial Narrow" w:cs="Times New Roman"/>
+                <w:sz w:val="24"/>
+                <w:szCs w:val="24"/>
+              </w:rPr>
+              <w:t xml:space="preserve"> </w:t>
+            </w:r>
+            <w:proofErr w:type="spellStart"/>
+            <w:r>
+              <w:rPr>
+                <w:rFonts w:ascii="Arial Narrow" w:hAnsi="Arial Narrow" w:cs="Times New Roman"/>
+                <w:sz w:val="24"/>
+                <w:szCs w:val="24"/>
+              </w:rPr>
+              <w:t>hal</w:t>
+            </w:r>
+            <w:proofErr w:type="spellEnd"/>
+            <w:r>
+              <w:rPr>
+                <w:rFonts w:ascii="Arial Narrow" w:hAnsi="Arial Narrow" w:cs="Times New Roman"/>
+                <w:sz w:val="24"/>
+                <w:szCs w:val="24"/>
+              </w:rPr>
+              <w:t xml:space="preserve"> </w:t>
+            </w:r>
+            <w:proofErr w:type="spellStart"/>
+            <w:r>
+              <w:rPr>
+                <w:rFonts w:ascii="Arial Narrow" w:hAnsi="Arial Narrow" w:cs="Times New Roman"/>
+                <w:sz w:val="24"/>
+                <w:szCs w:val="24"/>
+              </w:rPr>
+              <w:t>tersebut</w:t>
+            </w:r>
+            <w:proofErr w:type="spellEnd"/>
+            <w:r>
+              <w:rPr>
+                <w:rFonts w:ascii="Arial Narrow" w:hAnsi="Arial Narrow" w:cs="Times New Roman"/>
+                <w:sz w:val="24"/>
+                <w:szCs w:val="24"/>
+              </w:rPr>
+              <w:t xml:space="preserve">, </w:t>
+            </w:r>
+            <w:proofErr w:type="spellStart"/>
+            <w:r>
+              <w:rPr>
+                <w:rFonts w:ascii="Arial Narrow" w:hAnsi="Arial Narrow" w:cs="Times New Roman"/>
+                <w:sz w:val="24"/>
+                <w:szCs w:val="24"/>
+              </w:rPr>
+              <w:t>dikarenakan</w:t>
+            </w:r>
+            <w:proofErr w:type="spellEnd"/>
+            <w:r>
+              <w:rPr>
+                <w:rFonts w:ascii="Arial Narrow" w:hAnsi="Arial Narrow" w:cs="Times New Roman"/>
+                <w:sz w:val="24"/>
+                <w:szCs w:val="24"/>
+              </w:rPr>
+              <w:t xml:space="preserve"> </w:t>
+            </w:r>
+            <w:proofErr w:type="spellStart"/>
+            <w:r>
+              <w:rPr>
+                <w:rFonts w:ascii="Arial Narrow" w:hAnsi="Arial Narrow" w:cs="Times New Roman"/>
+                <w:sz w:val="24"/>
+                <w:szCs w:val="24"/>
+              </w:rPr>
+              <w:t>tersangka</w:t>
+            </w:r>
+            <w:proofErr w:type="spellEnd"/>
+            <w:r>
+              <w:rPr>
+                <w:rFonts w:ascii="Arial Narrow" w:hAnsi="Arial Narrow" w:cs="Times New Roman"/>
+                <w:sz w:val="24"/>
+                <w:szCs w:val="24"/>
+              </w:rPr>
+              <w:t xml:space="preserve"> </w:t>
+            </w:r>
+            <w:proofErr w:type="spellStart"/>
+            <w:r>
+              <w:rPr>
+                <w:rFonts w:ascii="Arial Narrow" w:hAnsi="Arial Narrow" w:cs="Times New Roman"/>
+                <w:sz w:val="24"/>
+                <w:szCs w:val="24"/>
+              </w:rPr>
+              <w:t>menderita</w:t>
+            </w:r>
+            <w:proofErr w:type="spellEnd"/>
+            <w:r>
+              <w:rPr>
+                <w:rFonts w:ascii="Arial Narrow" w:hAnsi="Arial Narrow" w:cs="Times New Roman"/>
+                <w:sz w:val="24"/>
+                <w:szCs w:val="24"/>
+              </w:rPr>
+              <w:t xml:space="preserve"> </w:t>
+            </w:r>
+            <w:proofErr w:type="spellStart"/>
+            <w:r>
+              <w:rPr>
+                <w:rFonts w:ascii="Arial Narrow" w:hAnsi="Arial Narrow" w:cs="Times New Roman"/>
+                <w:sz w:val="24"/>
+                <w:szCs w:val="24"/>
+              </w:rPr>
+              <w:t>gangguan</w:t>
+            </w:r>
+            <w:proofErr w:type="spellEnd"/>
+            <w:r>
+              <w:rPr>
+                <w:rFonts w:ascii="Arial Narrow" w:hAnsi="Arial Narrow" w:cs="Times New Roman"/>
+                <w:sz w:val="24"/>
+                <w:szCs w:val="24"/>
+              </w:rPr>
+              <w:t xml:space="preserve"> </w:t>
+            </w:r>
+            <w:proofErr w:type="spellStart"/>
+            <w:r>
+              <w:rPr>
+                <w:rFonts w:ascii="Arial Narrow" w:hAnsi="Arial Narrow" w:cs="Times New Roman"/>
+                <w:sz w:val="24"/>
+                <w:szCs w:val="24"/>
+              </w:rPr>
+              <w:t>fisik</w:t>
+            </w:r>
+            <w:proofErr w:type="spellEnd"/>
+            <w:r>
+              <w:rPr>
+                <w:rFonts w:ascii="Arial Narrow" w:hAnsi="Arial Narrow" w:cs="Times New Roman"/>
+                <w:sz w:val="24"/>
+                <w:szCs w:val="24"/>
+              </w:rPr>
+              <w:t xml:space="preserve"> </w:t>
+            </w:r>
+            <w:proofErr w:type="spellStart"/>
+            <w:r>
+              <w:rPr>
+                <w:rFonts w:ascii="Arial Narrow" w:hAnsi="Arial Narrow" w:cs="Times New Roman"/>
+                <w:sz w:val="24"/>
+                <w:szCs w:val="24"/>
+              </w:rPr>
+              <w:t>atau</w:t>
+            </w:r>
+            <w:proofErr w:type="spellEnd"/>
+            <w:r>
+              <w:rPr>
+                <w:rFonts w:ascii="Arial Narrow" w:hAnsi="Arial Narrow" w:cs="Times New Roman"/>
+                <w:sz w:val="24"/>
+                <w:szCs w:val="24"/>
+              </w:rPr>
+              <w:t xml:space="preserve"> mental yang </w:t>
+            </w:r>
+            <w:proofErr w:type="spellStart"/>
+            <w:r>
+              <w:rPr>
+                <w:rFonts w:ascii="Arial Narrow" w:hAnsi="Arial Narrow" w:cs="Times New Roman"/>
+                <w:sz w:val="24"/>
+                <w:szCs w:val="24"/>
+              </w:rPr>
+              <w:t>berat</w:t>
+            </w:r>
+            <w:proofErr w:type="spellEnd"/>
+            <w:r>
+              <w:rPr>
+                <w:rFonts w:ascii="Arial Narrow" w:hAnsi="Arial Narrow" w:cs="Times New Roman"/>
+                <w:sz w:val="24"/>
+                <w:szCs w:val="24"/>
+              </w:rPr>
+              <w:t xml:space="preserve"> yang </w:t>
+            </w:r>
+            <w:proofErr w:type="spellStart"/>
+            <w:r>
+              <w:rPr>
+                <w:rFonts w:ascii="Arial Narrow" w:hAnsi="Arial Narrow" w:cs="Times New Roman"/>
+                <w:sz w:val="24"/>
+                <w:szCs w:val="24"/>
+              </w:rPr>
+              <w:t>dibuktikan</w:t>
+            </w:r>
+            <w:proofErr w:type="spellEnd"/>
+            <w:r>
+              <w:rPr>
+                <w:rFonts w:ascii="Arial Narrow" w:hAnsi="Arial Narrow" w:cs="Times New Roman"/>
+                <w:sz w:val="24"/>
+                <w:szCs w:val="24"/>
+              </w:rPr>
+              <w:t xml:space="preserve"> </w:t>
+            </w:r>
+            <w:proofErr w:type="spellStart"/>
+            <w:r>
+              <w:rPr>
+                <w:rFonts w:ascii="Arial Narrow" w:hAnsi="Arial Narrow" w:cs="Times New Roman"/>
+                <w:sz w:val="24"/>
+                <w:szCs w:val="24"/>
+              </w:rPr>
+              <w:t>dengan</w:t>
+            </w:r>
+            <w:proofErr w:type="spellEnd"/>
+            <w:r>
+              <w:rPr>
+                <w:rFonts w:ascii="Arial Narrow" w:hAnsi="Arial Narrow" w:cs="Times New Roman"/>
+                <w:sz w:val="24"/>
+                <w:szCs w:val="24"/>
+              </w:rPr>
+              <w:t xml:space="preserve"> </w:t>
+            </w:r>
+            <w:proofErr w:type="spellStart"/>
+            <w:r>
+              <w:rPr>
+                <w:rFonts w:ascii="Arial Narrow" w:hAnsi="Arial Narrow" w:cs="Times New Roman"/>
+                <w:sz w:val="24"/>
+                <w:szCs w:val="24"/>
+              </w:rPr>
+              <w:t>surat</w:t>
+            </w:r>
+            <w:proofErr w:type="spellEnd"/>
+            <w:r>
+              <w:rPr>
+                <w:rFonts w:ascii="Arial Narrow" w:hAnsi="Arial Narrow" w:cs="Times New Roman"/>
+                <w:sz w:val="24"/>
+                <w:szCs w:val="24"/>
+              </w:rPr>
+              <w:t xml:space="preserve"> </w:t>
+            </w:r>
+            <w:proofErr w:type="spellStart"/>
+            <w:r>
+              <w:rPr>
+                <w:rFonts w:ascii="Arial Narrow" w:hAnsi="Arial Narrow" w:cs="Times New Roman"/>
+                <w:sz w:val="24"/>
+                <w:szCs w:val="24"/>
+              </w:rPr>
+              <w:t>keterangan</w:t>
+            </w:r>
+            <w:proofErr w:type="spellEnd"/>
+            <w:r>
+              <w:rPr>
+                <w:rFonts w:ascii="Arial Narrow" w:hAnsi="Arial Narrow" w:cs="Times New Roman"/>
+                <w:sz w:val="24"/>
+                <w:szCs w:val="24"/>
+              </w:rPr>
+              <w:t xml:space="preserve"> </w:t>
+            </w:r>
+            <w:proofErr w:type="spellStart"/>
+            <w:r>
+              <w:rPr>
+                <w:rFonts w:ascii="Arial Narrow" w:hAnsi="Arial Narrow" w:cs="Times New Roman"/>
+                <w:sz w:val="24"/>
+                <w:szCs w:val="24"/>
+              </w:rPr>
+              <w:t>dokter</w:t>
+            </w:r>
+            <w:proofErr w:type="spellEnd"/>
+            <w:r>
+              <w:rPr>
+                <w:rFonts w:ascii="Arial Narrow" w:hAnsi="Arial Narrow" w:cs="Times New Roman"/>
+                <w:sz w:val="24"/>
+                <w:szCs w:val="24"/>
+              </w:rPr>
+              <w:t xml:space="preserve"> </w:t>
+            </w:r>
+            <w:proofErr w:type="spellStart"/>
+            <w:r>
+              <w:rPr>
+                <w:rFonts w:ascii="Arial Narrow" w:hAnsi="Arial Narrow" w:cs="Times New Roman"/>
+                <w:sz w:val="24"/>
+                <w:szCs w:val="24"/>
+              </w:rPr>
+              <w:t>atau</w:t>
+            </w:r>
+            <w:proofErr w:type="spellEnd"/>
+            <w:r>
+              <w:rPr>
+                <w:rFonts w:ascii="Arial Narrow" w:hAnsi="Arial Narrow" w:cs="Times New Roman"/>
+                <w:sz w:val="24"/>
+                <w:szCs w:val="24"/>
+              </w:rPr>
+              <w:t xml:space="preserve"> </w:t>
+            </w:r>
+            <w:proofErr w:type="spellStart"/>
+            <w:r>
+              <w:rPr>
+                <w:rFonts w:ascii="Arial Narrow" w:hAnsi="Arial Narrow" w:cs="Times New Roman"/>
+                <w:sz w:val="24"/>
+                <w:szCs w:val="24"/>
+              </w:rPr>
+              <w:t>perkara</w:t>
+            </w:r>
+            <w:proofErr w:type="spellEnd"/>
+            <w:r>
+              <w:rPr>
+                <w:rFonts w:ascii="Arial Narrow" w:hAnsi="Arial Narrow" w:cs="Times New Roman"/>
+                <w:sz w:val="24"/>
+                <w:szCs w:val="24"/>
+              </w:rPr>
+              <w:t xml:space="preserve"> yang </w:t>
+            </w:r>
+            <w:proofErr w:type="spellStart"/>
+            <w:r>
+              <w:rPr>
+                <w:rFonts w:ascii="Arial Narrow" w:hAnsi="Arial Narrow" w:cs="Times New Roman"/>
+                <w:sz w:val="24"/>
+                <w:szCs w:val="24"/>
+              </w:rPr>
+              <w:t>sedang</w:t>
+            </w:r>
+            <w:proofErr w:type="spellEnd"/>
+            <w:r>
+              <w:rPr>
+                <w:rFonts w:ascii="Arial Narrow" w:hAnsi="Arial Narrow" w:cs="Times New Roman"/>
+                <w:sz w:val="24"/>
+                <w:szCs w:val="24"/>
+              </w:rPr>
+              <w:t xml:space="preserve"> </w:t>
+            </w:r>
+            <w:proofErr w:type="spellStart"/>
+            <w:r>
+              <w:rPr>
+                <w:rFonts w:ascii="Arial Narrow" w:hAnsi="Arial Narrow" w:cs="Times New Roman"/>
+                <w:sz w:val="24"/>
+                <w:szCs w:val="24"/>
+              </w:rPr>
+              <w:t>diperiksa</w:t>
+            </w:r>
+            <w:proofErr w:type="spellEnd"/>
+            <w:r>
+              <w:rPr>
+                <w:rFonts w:ascii="Arial Narrow" w:hAnsi="Arial Narrow" w:cs="Times New Roman"/>
+                <w:sz w:val="24"/>
+                <w:szCs w:val="24"/>
+              </w:rPr>
+              <w:t xml:space="preserve"> </w:t>
+            </w:r>
+            <w:proofErr w:type="spellStart"/>
+            <w:r>
+              <w:rPr>
+                <w:rFonts w:ascii="Arial Narrow" w:hAnsi="Arial Narrow" w:cs="Times New Roman"/>
+                <w:sz w:val="24"/>
+                <w:szCs w:val="24"/>
+              </w:rPr>
+              <w:t>diancam</w:t>
+            </w:r>
+            <w:proofErr w:type="spellEnd"/>
+            <w:r>
+              <w:rPr>
+                <w:rFonts w:ascii="Arial Narrow" w:hAnsi="Arial Narrow" w:cs="Times New Roman"/>
+                <w:sz w:val="24"/>
+                <w:szCs w:val="24"/>
+              </w:rPr>
+              <w:t xml:space="preserve"> </w:t>
+            </w:r>
+            <w:proofErr w:type="spellStart"/>
+            <w:r>
+              <w:rPr>
+                <w:rFonts w:ascii="Arial Narrow" w:hAnsi="Arial Narrow" w:cs="Times New Roman"/>
+                <w:sz w:val="24"/>
+                <w:szCs w:val="24"/>
+              </w:rPr>
+              <w:t>dengan</w:t>
+            </w:r>
+            <w:proofErr w:type="spellEnd"/>
+            <w:r>
+              <w:rPr>
+                <w:rFonts w:ascii="Arial Narrow" w:hAnsi="Arial Narrow" w:cs="Times New Roman"/>
+                <w:sz w:val="24"/>
+                <w:szCs w:val="24"/>
+              </w:rPr>
+              <w:t xml:space="preserve"> </w:t>
+            </w:r>
+            <w:proofErr w:type="spellStart"/>
+            <w:r>
+              <w:rPr>
+                <w:rFonts w:ascii="Arial Narrow" w:hAnsi="Arial Narrow" w:cs="Times New Roman"/>
+                <w:sz w:val="24"/>
+                <w:szCs w:val="24"/>
+              </w:rPr>
+              <w:t>pidana</w:t>
+            </w:r>
+            <w:proofErr w:type="spellEnd"/>
+            <w:r>
+              <w:rPr>
+                <w:rFonts w:ascii="Arial Narrow" w:hAnsi="Arial Narrow" w:cs="Times New Roman"/>
+                <w:sz w:val="24"/>
+                <w:szCs w:val="24"/>
+              </w:rPr>
+              <w:t xml:space="preserve"> </w:t>
+            </w:r>
+            <w:proofErr w:type="spellStart"/>
+            <w:r>
+              <w:rPr>
+                <w:rFonts w:ascii="Arial Narrow" w:hAnsi="Arial Narrow" w:cs="Times New Roman"/>
+                <w:sz w:val="24"/>
+                <w:szCs w:val="24"/>
+              </w:rPr>
+              <w:t>penjara</w:t>
+            </w:r>
+            <w:proofErr w:type="spellEnd"/>
+            <w:r>
+              <w:rPr>
+                <w:rFonts w:ascii="Arial Narrow" w:hAnsi="Arial Narrow" w:cs="Times New Roman"/>
+                <w:sz w:val="24"/>
+                <w:szCs w:val="24"/>
+              </w:rPr>
+              <w:t xml:space="preserve"> 9 (</w:t>
+            </w:r>
+            <w:proofErr w:type="spellStart"/>
+            <w:r>
+              <w:rPr>
+                <w:rFonts w:ascii="Arial Narrow" w:hAnsi="Arial Narrow" w:cs="Times New Roman"/>
+                <w:sz w:val="24"/>
+                <w:szCs w:val="24"/>
+              </w:rPr>
+              <w:t>sembilan</w:t>
+            </w:r>
+            <w:proofErr w:type="spellEnd"/>
+            <w:r>
+              <w:rPr>
+                <w:rFonts w:ascii="Arial Narrow" w:hAnsi="Arial Narrow" w:cs="Times New Roman"/>
+                <w:sz w:val="24"/>
+                <w:szCs w:val="24"/>
+              </w:rPr>
+              <w:t xml:space="preserve">) </w:t>
+            </w:r>
+            <w:proofErr w:type="spellStart"/>
+            <w:r>
+              <w:rPr>
+                <w:rFonts w:ascii="Arial Narrow" w:hAnsi="Arial Narrow" w:cs="Times New Roman"/>
+                <w:sz w:val="24"/>
+                <w:szCs w:val="24"/>
+              </w:rPr>
+              <w:t>tahun</w:t>
+            </w:r>
+            <w:proofErr w:type="spellEnd"/>
+            <w:r>
+              <w:rPr>
+                <w:rFonts w:ascii="Arial Narrow" w:hAnsi="Arial Narrow" w:cs="Times New Roman"/>
+                <w:sz w:val="24"/>
+                <w:szCs w:val="24"/>
+              </w:rPr>
+              <w:t xml:space="preserve"> </w:t>
+            </w:r>
+            <w:proofErr w:type="spellStart"/>
+            <w:r>
+              <w:rPr>
+                <w:rFonts w:ascii="Arial Narrow" w:hAnsi="Arial Narrow" w:cs="Times New Roman"/>
+                <w:sz w:val="24"/>
+                <w:szCs w:val="24"/>
+              </w:rPr>
+              <w:t>atau</w:t>
+            </w:r>
+            <w:proofErr w:type="spellEnd"/>
+            <w:r>
+              <w:rPr>
+                <w:rFonts w:ascii="Arial Narrow" w:hAnsi="Arial Narrow" w:cs="Times New Roman"/>
+                <w:sz w:val="24"/>
+                <w:szCs w:val="24"/>
+              </w:rPr>
+              <w:t xml:space="preserve"> </w:t>
+            </w:r>
+            <w:proofErr w:type="spellStart"/>
+            <w:r>
+              <w:rPr>
+                <w:rFonts w:ascii="Arial Narrow" w:hAnsi="Arial Narrow" w:cs="Times New Roman"/>
+                <w:sz w:val="24"/>
+                <w:szCs w:val="24"/>
+              </w:rPr>
+              <w:t>lebih</w:t>
+            </w:r>
+            <w:proofErr w:type="spellEnd"/>
+            <w:r>
+              <w:rPr>
+                <w:rFonts w:ascii="Arial Narrow" w:hAnsi="Arial Narrow" w:cs="Times New Roman"/>
+                <w:sz w:val="24"/>
+                <w:szCs w:val="24"/>
+              </w:rPr>
+              <w:t xml:space="preserve">*), </w:t>
+            </w:r>
+            <w:proofErr w:type="spellStart"/>
+            <w:r>
+              <w:rPr>
+                <w:rFonts w:ascii="Arial Narrow" w:hAnsi="Arial Narrow" w:cs="Times New Roman"/>
+                <w:sz w:val="24"/>
+                <w:szCs w:val="24"/>
+              </w:rPr>
+              <w:t>untuk</w:t>
+            </w:r>
+            <w:proofErr w:type="spellEnd"/>
+            <w:r>
+              <w:rPr>
+                <w:rFonts w:ascii="Arial Narrow" w:hAnsi="Arial Narrow" w:cs="Times New Roman"/>
+                <w:sz w:val="24"/>
+                <w:szCs w:val="24"/>
+              </w:rPr>
+              <w:t xml:space="preserve"> </w:t>
+            </w:r>
+            <w:proofErr w:type="spellStart"/>
+            <w:r>
+              <w:rPr>
+                <w:rFonts w:ascii="Arial Narrow" w:hAnsi="Arial Narrow" w:cs="Times New Roman"/>
+                <w:sz w:val="24"/>
+                <w:szCs w:val="24"/>
+              </w:rPr>
+              <w:t>kepentingan</w:t>
+            </w:r>
+            <w:proofErr w:type="spellEnd"/>
+            <w:r>
+              <w:rPr>
+                <w:rFonts w:ascii="Arial Narrow" w:hAnsi="Arial Narrow" w:cs="Times New Roman"/>
+                <w:sz w:val="24"/>
+                <w:szCs w:val="24"/>
+              </w:rPr>
+              <w:t xml:space="preserve"> proses </w:t>
+            </w:r>
+            <w:proofErr w:type="spellStart"/>
+            <w:r>
+              <w:rPr>
+                <w:rFonts w:ascii="Arial Narrow" w:hAnsi="Arial Narrow" w:cs="Times New Roman"/>
+                <w:sz w:val="24"/>
+                <w:szCs w:val="24"/>
+              </w:rPr>
+              <w:t>penyidikan</w:t>
+            </w:r>
+            <w:proofErr w:type="spellEnd"/>
+            <w:r>
+              <w:rPr>
+                <w:rFonts w:ascii="Arial Narrow" w:hAnsi="Arial Narrow" w:cs="Times New Roman"/>
+                <w:sz w:val="24"/>
+                <w:szCs w:val="24"/>
+              </w:rPr>
+              <w:t xml:space="preserve"> </w:t>
+            </w:r>
+            <w:proofErr w:type="spellStart"/>
+            <w:r>
+              <w:rPr>
+                <w:rFonts w:ascii="Arial Narrow" w:hAnsi="Arial Narrow" w:cs="Times New Roman"/>
+                <w:sz w:val="24"/>
+                <w:szCs w:val="24"/>
+              </w:rPr>
+              <w:t>karena</w:t>
+            </w:r>
+            <w:proofErr w:type="spellEnd"/>
+            <w:r>
+              <w:rPr>
+                <w:rFonts w:ascii="Arial Narrow" w:hAnsi="Arial Narrow" w:cs="Times New Roman"/>
+                <w:sz w:val="24"/>
+                <w:szCs w:val="24"/>
+              </w:rPr>
+              <w:t xml:space="preserve"> </w:t>
+            </w:r>
+            <w:proofErr w:type="spellStart"/>
+            <w:r>
+              <w:rPr>
+                <w:rFonts w:ascii="Arial Narrow" w:hAnsi="Arial Narrow" w:cs="Times New Roman"/>
+                <w:sz w:val="24"/>
+                <w:szCs w:val="24"/>
+              </w:rPr>
+              <w:t>pemeriksaan</w:t>
+            </w:r>
+            <w:proofErr w:type="spellEnd"/>
+            <w:r>
+              <w:rPr>
+                <w:rFonts w:ascii="Arial Narrow" w:hAnsi="Arial Narrow" w:cs="Times New Roman"/>
+                <w:sz w:val="24"/>
+                <w:szCs w:val="24"/>
+              </w:rPr>
+              <w:t xml:space="preserve"> </w:t>
+            </w:r>
+            <w:proofErr w:type="spellStart"/>
+            <w:r>
+              <w:rPr>
+                <w:rFonts w:ascii="Arial Narrow" w:hAnsi="Arial Narrow" w:cs="Times New Roman"/>
+                <w:sz w:val="24"/>
+                <w:szCs w:val="24"/>
+              </w:rPr>
+              <w:t>terhadap</w:t>
+            </w:r>
+            <w:proofErr w:type="spellEnd"/>
+            <w:r>
+              <w:rPr>
+                <w:rFonts w:ascii="Arial Narrow" w:hAnsi="Arial Narrow" w:cs="Times New Roman"/>
+                <w:sz w:val="24"/>
+                <w:szCs w:val="24"/>
+              </w:rPr>
+              <w:t xml:space="preserve"> </w:t>
+            </w:r>
+            <w:proofErr w:type="spellStart"/>
+            <w:r>
+              <w:rPr>
+                <w:rFonts w:ascii="Arial Narrow" w:hAnsi="Arial Narrow" w:cs="Times New Roman"/>
+                <w:sz w:val="24"/>
+                <w:szCs w:val="24"/>
+              </w:rPr>
+              <w:t>tersangka</w:t>
+            </w:r>
+            <w:proofErr w:type="spellEnd"/>
+            <w:r>
+              <w:rPr>
+                <w:rFonts w:ascii="Arial Narrow" w:hAnsi="Arial Narrow" w:cs="Times New Roman"/>
+                <w:sz w:val="24"/>
+                <w:szCs w:val="24"/>
+              </w:rPr>
+              <w:t xml:space="preserve"> dan proses </w:t>
+            </w:r>
+            <w:proofErr w:type="spellStart"/>
+            <w:r>
+              <w:rPr>
+                <w:rFonts w:ascii="Arial Narrow" w:hAnsi="Arial Narrow" w:cs="Times New Roman"/>
+                <w:sz w:val="24"/>
+                <w:szCs w:val="24"/>
+              </w:rPr>
+              <w:t>penyidikan</w:t>
+            </w:r>
+            <w:proofErr w:type="spellEnd"/>
+            <w:r>
+              <w:rPr>
+                <w:rFonts w:ascii="Arial Narrow" w:hAnsi="Arial Narrow" w:cs="Times New Roman"/>
+                <w:sz w:val="24"/>
+                <w:szCs w:val="24"/>
+              </w:rPr>
+              <w:t xml:space="preserve"> </w:t>
+            </w:r>
+            <w:proofErr w:type="spellStart"/>
+            <w:r>
+              <w:rPr>
+                <w:rFonts w:ascii="Arial Narrow" w:hAnsi="Arial Narrow" w:cs="Times New Roman"/>
+                <w:sz w:val="24"/>
+                <w:szCs w:val="24"/>
+              </w:rPr>
+              <w:t>perkaranya</w:t>
+            </w:r>
+            <w:proofErr w:type="spellEnd"/>
+            <w:r>
+              <w:rPr>
+                <w:rFonts w:ascii="Arial Narrow" w:hAnsi="Arial Narrow" w:cs="Times New Roman"/>
+                <w:sz w:val="24"/>
+                <w:szCs w:val="24"/>
+              </w:rPr>
+              <w:t xml:space="preserve"> </w:t>
+            </w:r>
+            <w:proofErr w:type="spellStart"/>
+            <w:r>
+              <w:rPr>
+                <w:rFonts w:ascii="Arial Narrow" w:hAnsi="Arial Narrow" w:cs="Times New Roman"/>
+                <w:sz w:val="24"/>
+                <w:szCs w:val="24"/>
+              </w:rPr>
+              <w:t>belum</w:t>
+            </w:r>
+            <w:proofErr w:type="spellEnd"/>
+            <w:r>
+              <w:rPr>
+                <w:rFonts w:ascii="Arial Narrow" w:hAnsi="Arial Narrow" w:cs="Times New Roman"/>
+                <w:sz w:val="24"/>
+                <w:szCs w:val="24"/>
+              </w:rPr>
+              <w:t xml:space="preserve"> </w:t>
+            </w:r>
+            <w:proofErr w:type="spellStart"/>
+            <w:r>
+              <w:rPr>
+                <w:rFonts w:ascii="Arial Narrow" w:hAnsi="Arial Narrow" w:cs="Times New Roman"/>
+                <w:sz w:val="24"/>
+                <w:szCs w:val="24"/>
+              </w:rPr>
+              <w:t>selesai</w:t>
+            </w:r>
+            <w:proofErr w:type="spellEnd"/>
+            <w:r>
+              <w:rPr>
+                <w:rFonts w:ascii="Arial Narrow" w:hAnsi="Arial Narrow" w:cs="Times New Roman"/>
+                <w:sz w:val="24"/>
+                <w:szCs w:val="24"/>
+              </w:rPr>
+              <w:t xml:space="preserve">, </w:t>
+            </w:r>
+            <w:proofErr w:type="spellStart"/>
+            <w:r>
+              <w:rPr>
+                <w:rFonts w:ascii="Arial Narrow" w:hAnsi="Arial Narrow" w:cs="Times New Roman"/>
+                <w:sz w:val="24"/>
+                <w:szCs w:val="24"/>
+              </w:rPr>
+              <w:t>sedangkan</w:t>
+            </w:r>
+            <w:proofErr w:type="spellEnd"/>
+            <w:r>
+              <w:rPr>
+                <w:rFonts w:ascii="Arial Narrow" w:hAnsi="Arial Narrow" w:cs="Times New Roman"/>
+                <w:sz w:val="24"/>
+                <w:szCs w:val="24"/>
+              </w:rPr>
+              <w:t xml:space="preserve"> masa </w:t>
+            </w:r>
+            <w:proofErr w:type="spellStart"/>
+            <w:r>
+              <w:rPr>
+                <w:rFonts w:ascii="Arial Narrow" w:hAnsi="Arial Narrow" w:cs="Times New Roman"/>
+                <w:sz w:val="24"/>
+                <w:szCs w:val="24"/>
+              </w:rPr>
+              <w:t>penahanan</w:t>
+            </w:r>
+            <w:proofErr w:type="spellEnd"/>
+            <w:r>
+              <w:rPr>
+                <w:rFonts w:ascii="Arial Narrow" w:hAnsi="Arial Narrow" w:cs="Times New Roman"/>
+                <w:sz w:val="24"/>
+                <w:szCs w:val="24"/>
+              </w:rPr>
+              <w:t xml:space="preserve"> </w:t>
+            </w:r>
+            <w:proofErr w:type="spellStart"/>
+            <w:r>
+              <w:rPr>
+                <w:rFonts w:ascii="Arial Narrow" w:hAnsi="Arial Narrow" w:cs="Times New Roman"/>
+                <w:sz w:val="24"/>
+                <w:szCs w:val="24"/>
+              </w:rPr>
+              <w:t>dari</w:t>
+            </w:r>
+            <w:proofErr w:type="spellEnd"/>
+            <w:r>
+              <w:rPr>
+                <w:rFonts w:ascii="Arial Narrow" w:hAnsi="Arial Narrow" w:cs="Times New Roman"/>
+                <w:sz w:val="24"/>
+                <w:szCs w:val="24"/>
+              </w:rPr>
+              <w:t xml:space="preserve"> </w:t>
+            </w:r>
+            <w:proofErr w:type="spellStart"/>
+            <w:r>
+              <w:rPr>
+                <w:rFonts w:ascii="Arial Narrow" w:hAnsi="Arial Narrow" w:cs="Times New Roman"/>
+                <w:sz w:val="24"/>
+                <w:szCs w:val="24"/>
+              </w:rPr>
+              <w:t>kejaksaan</w:t>
+            </w:r>
+            <w:proofErr w:type="spellEnd"/>
+            <w:r>
+              <w:rPr>
+                <w:rFonts w:ascii="Arial Narrow" w:hAnsi="Arial Narrow" w:cs="Times New Roman"/>
+                <w:sz w:val="24"/>
+                <w:szCs w:val="24"/>
+              </w:rPr>
+              <w:t xml:space="preserve"> </w:t>
+            </w:r>
+            <w:proofErr w:type="spellStart"/>
+            <w:r>
+              <w:rPr>
+                <w:rFonts w:ascii="Arial Narrow" w:hAnsi="Arial Narrow" w:cs="Times New Roman"/>
+                <w:sz w:val="24"/>
+                <w:szCs w:val="24"/>
+              </w:rPr>
+              <w:t>akan</w:t>
+            </w:r>
+            <w:proofErr w:type="spellEnd"/>
+            <w:r>
+              <w:rPr>
+                <w:rFonts w:ascii="Arial Narrow" w:hAnsi="Arial Narrow" w:cs="Times New Roman"/>
+                <w:sz w:val="24"/>
+                <w:szCs w:val="24"/>
+              </w:rPr>
+              <w:t xml:space="preserve"> </w:t>
+            </w:r>
+            <w:proofErr w:type="spellStart"/>
+            <w:r>
+              <w:rPr>
+                <w:rFonts w:ascii="Arial Narrow" w:hAnsi="Arial Narrow" w:cs="Times New Roman"/>
+                <w:sz w:val="24"/>
+                <w:szCs w:val="24"/>
+              </w:rPr>
+              <w:t>berakhir</w:t>
+            </w:r>
+            <w:proofErr w:type="spellEnd"/>
+            <w:r>
+              <w:rPr>
+                <w:rFonts w:ascii="Arial Narrow" w:hAnsi="Arial Narrow" w:cs="Times New Roman"/>
+                <w:sz w:val="24"/>
+                <w:szCs w:val="24"/>
+              </w:rPr>
+              <w:t xml:space="preserve"> </w:t>
+            </w:r>
+            <w:r>
+              <w:rPr>
+                <w:rFonts w:ascii="Arial Narrow" w:hAnsi="Arial Narrow" w:cs="Times New Roman"/>
+                <w:sz w:val="24"/>
+                <w:szCs w:val="24"/>
+              </w:rPr>
+              <w:lastRenderedPageBreak/>
+              <w:t xml:space="preserve">pada </w:t>
+            </w:r>
+            <w:proofErr w:type="spellStart"/>
+            <w:r>
+              <w:rPr>
+                <w:rFonts w:ascii="Arial Narrow" w:hAnsi="Arial Narrow" w:cs="Times New Roman"/>
+                <w:sz w:val="24"/>
+                <w:szCs w:val="24"/>
+              </w:rPr>
+              <w:t>tanggal</w:t>
+            </w:r>
+            <w:proofErr w:type="spellEnd"/>
+            <w:r>
+              <w:rPr>
+                <w:rFonts w:ascii="Arial Narrow" w:hAnsi="Arial Narrow" w:cs="Times New Roman"/>
+                <w:sz w:val="24"/>
+                <w:szCs w:val="24"/>
+              </w:rPr>
+              <w:t xml:space="preserve"> </w:t>
+            </w:r>
+            <w:r>
+              <w:rPr>
+                <w:rFonts w:ascii="Arial Narrow" w:hAnsi="Arial Narrow" w:cs="Times New Roman"/>
+                <w:sz w:val="24"/>
+                <w:szCs w:val="24"/>
+              </w:rPr>
+              <w:t>${</w:t>
+            </w:r>
+            <w:proofErr w:type="spellStart"/>
+            <w:r>
+              <w:rPr>
+                <w:rFonts w:ascii="Arial Narrow" w:hAnsi="Arial Narrow" w:cs="Times New Roman"/>
+                <w:sz w:val="24"/>
+                <w:szCs w:val="24"/>
+              </w:rPr>
+              <w:t>kejaksaan_akhir_tanggal</w:t>
+            </w:r>
+            <w:proofErr w:type="spellEnd"/>
+            <w:r>
+              <w:rPr>
+                <w:rFonts w:ascii="Arial Narrow" w:hAnsi="Arial Narrow" w:cs="Times New Roman"/>
+                <w:sz w:val="24"/>
+                <w:szCs w:val="24"/>
+              </w:rPr>
+              <w:t xml:space="preserve">}, </w:t>
+            </w:r>
+            <w:proofErr w:type="spellStart"/>
+            <w:r>
+              <w:rPr>
+                <w:rFonts w:ascii="Arial Narrow" w:hAnsi="Arial Narrow" w:cs="Times New Roman"/>
+                <w:sz w:val="24"/>
+                <w:szCs w:val="24"/>
+              </w:rPr>
+              <w:t>maka</w:t>
+            </w:r>
+            <w:proofErr w:type="spellEnd"/>
+            <w:r>
+              <w:rPr>
+                <w:rFonts w:ascii="Arial Narrow" w:hAnsi="Arial Narrow" w:cs="Times New Roman"/>
+                <w:sz w:val="24"/>
+                <w:szCs w:val="24"/>
+              </w:rPr>
+              <w:t xml:space="preserve"> </w:t>
+            </w:r>
+            <w:proofErr w:type="spellStart"/>
+            <w:r>
+              <w:rPr>
+                <w:rFonts w:ascii="Arial Narrow" w:hAnsi="Arial Narrow" w:cs="Times New Roman"/>
+                <w:sz w:val="24"/>
+                <w:szCs w:val="24"/>
+              </w:rPr>
+              <w:t>penyidik</w:t>
+            </w:r>
+            <w:proofErr w:type="spellEnd"/>
+            <w:r>
+              <w:rPr>
+                <w:rFonts w:ascii="Arial Narrow" w:hAnsi="Arial Narrow" w:cs="Times New Roman"/>
+                <w:sz w:val="24"/>
+                <w:szCs w:val="24"/>
+              </w:rPr>
+              <w:t xml:space="preserve"> </w:t>
+            </w:r>
+            <w:proofErr w:type="spellStart"/>
+            <w:r>
+              <w:rPr>
+                <w:rFonts w:ascii="Arial Narrow" w:hAnsi="Arial Narrow" w:cs="Times New Roman"/>
+                <w:sz w:val="24"/>
+                <w:szCs w:val="24"/>
+              </w:rPr>
+              <w:t>mengajukan</w:t>
+            </w:r>
+            <w:proofErr w:type="spellEnd"/>
+            <w:r>
+              <w:rPr>
+                <w:rFonts w:ascii="Arial Narrow" w:hAnsi="Arial Narrow" w:cs="Times New Roman"/>
+                <w:sz w:val="24"/>
+                <w:szCs w:val="24"/>
+              </w:rPr>
+              <w:t xml:space="preserve"> </w:t>
+            </w:r>
+            <w:proofErr w:type="spellStart"/>
+            <w:r>
+              <w:rPr>
+                <w:rFonts w:ascii="Arial Narrow" w:hAnsi="Arial Narrow" w:cs="Times New Roman"/>
+                <w:sz w:val="24"/>
+                <w:szCs w:val="24"/>
+              </w:rPr>
+              <w:t>permohonan</w:t>
+            </w:r>
+            <w:proofErr w:type="spellEnd"/>
+            <w:r>
+              <w:rPr>
+                <w:rFonts w:ascii="Arial Narrow" w:hAnsi="Arial Narrow" w:cs="Times New Roman"/>
+                <w:sz w:val="24"/>
+                <w:szCs w:val="24"/>
+              </w:rPr>
+              <w:t xml:space="preserve"> </w:t>
+            </w:r>
+            <w:proofErr w:type="spellStart"/>
+            <w:r>
+              <w:rPr>
+                <w:rFonts w:ascii="Arial Narrow" w:hAnsi="Arial Narrow" w:cs="Times New Roman"/>
+                <w:sz w:val="24"/>
+                <w:szCs w:val="24"/>
+              </w:rPr>
+              <w:t>kepada</w:t>
+            </w:r>
+            <w:proofErr w:type="spellEnd"/>
+            <w:r>
+              <w:rPr>
+                <w:rFonts w:ascii="Arial Narrow" w:hAnsi="Arial Narrow" w:cs="Times New Roman"/>
+                <w:sz w:val="24"/>
+                <w:szCs w:val="24"/>
+              </w:rPr>
+              <w:t xml:space="preserve"> </w:t>
+            </w:r>
+            <w:proofErr w:type="spellStart"/>
+            <w:r>
+              <w:rPr>
+                <w:rFonts w:ascii="Arial Narrow" w:hAnsi="Arial Narrow" w:cs="Times New Roman"/>
+                <w:sz w:val="24"/>
+                <w:szCs w:val="24"/>
+              </w:rPr>
+              <w:t>Ketua</w:t>
+            </w:r>
+            <w:proofErr w:type="spellEnd"/>
+            <w:r>
+              <w:rPr>
+                <w:rFonts w:ascii="Arial Narrow" w:hAnsi="Arial Narrow" w:cs="Times New Roman"/>
+                <w:sz w:val="24"/>
+                <w:szCs w:val="24"/>
+              </w:rPr>
+              <w:t xml:space="preserve"> </w:t>
+            </w:r>
+            <w:proofErr w:type="spellStart"/>
+            <w:r>
+              <w:rPr>
+                <w:rFonts w:ascii="Arial Narrow" w:hAnsi="Arial Narrow" w:cs="Times New Roman"/>
+                <w:sz w:val="24"/>
+                <w:szCs w:val="24"/>
+              </w:rPr>
+              <w:t>untuk</w:t>
+            </w:r>
+            <w:proofErr w:type="spellEnd"/>
+            <w:r>
+              <w:rPr>
+                <w:rFonts w:ascii="Arial Narrow" w:hAnsi="Arial Narrow" w:cs="Times New Roman"/>
+                <w:sz w:val="24"/>
+                <w:szCs w:val="24"/>
+              </w:rPr>
+              <w:t xml:space="preserve"> </w:t>
+            </w:r>
+            <w:proofErr w:type="spellStart"/>
+            <w:r>
+              <w:rPr>
+                <w:rFonts w:ascii="Arial Narrow" w:hAnsi="Arial Narrow" w:cs="Times New Roman"/>
+                <w:sz w:val="24"/>
+                <w:szCs w:val="24"/>
+              </w:rPr>
+              <w:t>dapatnya</w:t>
+            </w:r>
+            <w:proofErr w:type="spellEnd"/>
+            <w:r>
+              <w:rPr>
+                <w:rFonts w:ascii="Arial Narrow" w:hAnsi="Arial Narrow" w:cs="Times New Roman"/>
+                <w:sz w:val="24"/>
+                <w:szCs w:val="24"/>
+              </w:rPr>
+              <w:t xml:space="preserve"> </w:t>
+            </w:r>
+            <w:proofErr w:type="spellStart"/>
+            <w:r>
+              <w:rPr>
+                <w:rFonts w:ascii="Arial Narrow" w:hAnsi="Arial Narrow" w:cs="Times New Roman"/>
+                <w:sz w:val="24"/>
+                <w:szCs w:val="24"/>
+              </w:rPr>
+              <w:t>penahanan</w:t>
+            </w:r>
+            <w:proofErr w:type="spellEnd"/>
+            <w:r>
+              <w:rPr>
+                <w:rFonts w:ascii="Arial Narrow" w:hAnsi="Arial Narrow" w:cs="Times New Roman"/>
+                <w:sz w:val="24"/>
+                <w:szCs w:val="24"/>
+              </w:rPr>
+              <w:t xml:space="preserve"> </w:t>
+            </w:r>
+            <w:proofErr w:type="spellStart"/>
+            <w:r>
+              <w:rPr>
+                <w:rFonts w:ascii="Arial Narrow" w:hAnsi="Arial Narrow" w:cs="Times New Roman"/>
+                <w:sz w:val="24"/>
+                <w:szCs w:val="24"/>
+              </w:rPr>
+              <w:t>terhadap</w:t>
+            </w:r>
+            <w:proofErr w:type="spellEnd"/>
+            <w:r>
+              <w:rPr>
+                <w:rFonts w:ascii="Arial Narrow" w:hAnsi="Arial Narrow" w:cs="Times New Roman"/>
+                <w:sz w:val="24"/>
+                <w:szCs w:val="24"/>
+              </w:rPr>
+              <w:t xml:space="preserve"> </w:t>
+            </w:r>
+            <w:proofErr w:type="spellStart"/>
+            <w:r>
+              <w:rPr>
+                <w:rFonts w:ascii="Arial Narrow" w:hAnsi="Arial Narrow" w:cs="Times New Roman"/>
+                <w:sz w:val="24"/>
+                <w:szCs w:val="24"/>
+              </w:rPr>
+              <w:t>tersangka</w:t>
+            </w:r>
+            <w:proofErr w:type="spellEnd"/>
+            <w:r>
+              <w:rPr>
+                <w:rFonts w:ascii="Arial Narrow" w:hAnsi="Arial Narrow" w:cs="Times New Roman"/>
+                <w:sz w:val="24"/>
+                <w:szCs w:val="24"/>
+              </w:rPr>
+              <w:t xml:space="preserve"> </w:t>
+            </w:r>
+            <w:proofErr w:type="spellStart"/>
+            <w:r>
+              <w:rPr>
+                <w:rFonts w:ascii="Arial Narrow" w:hAnsi="Arial Narrow" w:cs="Times New Roman"/>
+                <w:sz w:val="24"/>
+                <w:szCs w:val="24"/>
+              </w:rPr>
+              <w:t>diperpanjang</w:t>
+            </w:r>
+            <w:proofErr w:type="spellEnd"/>
+            <w:r>
+              <w:rPr>
+                <w:rFonts w:ascii="Arial Narrow" w:hAnsi="Arial Narrow" w:cs="Times New Roman"/>
+                <w:sz w:val="24"/>
+                <w:szCs w:val="24"/>
+              </w:rPr>
+              <w:t xml:space="preserve"> </w:t>
+            </w:r>
+            <w:proofErr w:type="spellStart"/>
+            <w:r>
+              <w:rPr>
+                <w:rFonts w:ascii="Arial Narrow" w:hAnsi="Arial Narrow" w:cs="Times New Roman"/>
+                <w:sz w:val="24"/>
+                <w:szCs w:val="24"/>
+              </w:rPr>
+              <w:t>selama</w:t>
+            </w:r>
+            <w:proofErr w:type="spellEnd"/>
+            <w:r>
+              <w:rPr>
+                <w:rFonts w:ascii="Arial Narrow" w:hAnsi="Arial Narrow" w:cs="Times New Roman"/>
+                <w:sz w:val="24"/>
+                <w:szCs w:val="24"/>
+              </w:rPr>
+              <w:t xml:space="preserve"> ${</w:t>
+            </w:r>
+            <w:proofErr w:type="spellStart"/>
+            <w:r>
+              <w:rPr>
+                <w:rFonts w:ascii="Arial Narrow" w:hAnsi="Arial Narrow" w:cs="Times New Roman"/>
+                <w:sz w:val="24"/>
+                <w:szCs w:val="24"/>
+              </w:rPr>
+              <w:t>requestedExtensionDays</w:t>
+            </w:r>
+            <w:proofErr w:type="spellEnd"/>
+            <w:r>
+              <w:rPr>
+                <w:rFonts w:ascii="Arial Narrow" w:hAnsi="Arial Narrow" w:cs="Times New Roman"/>
+                <w:sz w:val="24"/>
+                <w:szCs w:val="24"/>
+              </w:rPr>
+              <w:t>} (</w:t>
+            </w:r>
+            <w:proofErr w:type="spellStart"/>
+            <w:r>
+              <w:rPr>
+                <w:rFonts w:ascii="Arial Narrow" w:hAnsi="Arial Narrow" w:cs="Times New Roman"/>
+                <w:sz w:val="24"/>
+                <w:szCs w:val="24"/>
+              </w:rPr>
+              <w:t>tiga</w:t>
+            </w:r>
+            <w:proofErr w:type="spellEnd"/>
+            <w:r>
+              <w:rPr>
+                <w:rFonts w:ascii="Arial Narrow" w:hAnsi="Arial Narrow" w:cs="Times New Roman"/>
+                <w:sz w:val="24"/>
+                <w:szCs w:val="24"/>
+              </w:rPr>
+              <w:t xml:space="preserve"> </w:t>
+            </w:r>
+            <w:proofErr w:type="spellStart"/>
+            <w:r>
+              <w:rPr>
+                <w:rFonts w:ascii="Arial Narrow" w:hAnsi="Arial Narrow" w:cs="Times New Roman"/>
+                <w:sz w:val="24"/>
+                <w:szCs w:val="24"/>
+              </w:rPr>
+              <w:t>puluh</w:t>
+            </w:r>
+            <w:proofErr w:type="spellEnd"/>
+            <w:r>
+              <w:rPr>
+                <w:rFonts w:ascii="Arial Narrow" w:hAnsi="Arial Narrow" w:cs="Times New Roman"/>
+                <w:sz w:val="24"/>
+                <w:szCs w:val="24"/>
+              </w:rPr>
+              <w:t xml:space="preserve">) </w:t>
+            </w:r>
+            <w:proofErr w:type="spellStart"/>
+            <w:r>
+              <w:rPr>
+                <w:rFonts w:ascii="Arial Narrow" w:hAnsi="Arial Narrow" w:cs="Times New Roman"/>
+                <w:sz w:val="24"/>
+                <w:szCs w:val="24"/>
+              </w:rPr>
+              <w:t>hari</w:t>
+            </w:r>
+            <w:proofErr w:type="spellEnd"/>
+            <w:r>
+              <w:rPr>
+                <w:rFonts w:ascii="Arial Narrow" w:hAnsi="Arial Narrow" w:cs="Times New Roman"/>
+                <w:sz w:val="24"/>
+                <w:szCs w:val="24"/>
+              </w:rPr>
+              <w:t xml:space="preserve"> di </w:t>
+            </w:r>
+            <w:proofErr w:type="spellStart"/>
+            <w:r>
+              <w:rPr>
+                <w:rFonts w:ascii="Arial Narrow" w:hAnsi="Arial Narrow" w:cs="Times New Roman"/>
+                <w:sz w:val="24"/>
+                <w:szCs w:val="24"/>
+              </w:rPr>
+              <w:t>rutan</w:t>
+            </w:r>
+            <w:proofErr w:type="spellEnd"/>
+            <w:r>
+              <w:rPr>
+                <w:rFonts w:ascii="Arial Narrow" w:hAnsi="Arial Narrow" w:cs="Times New Roman"/>
+                <w:sz w:val="24"/>
+                <w:szCs w:val="24"/>
+              </w:rPr>
+              <w:t xml:space="preserve"> ${</w:t>
+            </w:r>
+            <w:proofErr w:type="spellStart"/>
+            <w:r>
+              <w:rPr>
+                <w:rFonts w:ascii="Arial Narrow" w:hAnsi="Arial Narrow" w:cs="Times New Roman"/>
+                <w:sz w:val="24"/>
+                <w:szCs w:val="24"/>
+              </w:rPr>
+              <w:t>rutan_name</w:t>
+            </w:r>
+            <w:proofErr w:type="spellEnd"/>
+            <w:r>
+              <w:rPr>
+                <w:rFonts w:ascii="Arial Narrow" w:hAnsi="Arial Narrow" w:cs="Times New Roman"/>
+                <w:sz w:val="24"/>
+                <w:szCs w:val="24"/>
+              </w:rPr>
+              <w:t xml:space="preserve">} </w:t>
+            </w:r>
+            <w:proofErr w:type="spellStart"/>
+            <w:r>
+              <w:rPr>
+                <w:rFonts w:ascii="Arial Narrow" w:hAnsi="Arial Narrow" w:cs="Times New Roman"/>
+                <w:sz w:val="24"/>
+                <w:szCs w:val="24"/>
+              </w:rPr>
+              <w:t>dari</w:t>
+            </w:r>
+            <w:proofErr w:type="spellEnd"/>
+            <w:r>
+              <w:rPr>
+                <w:rFonts w:ascii="Arial Narrow" w:hAnsi="Arial Narrow" w:cs="Times New Roman"/>
+                <w:sz w:val="24"/>
+                <w:szCs w:val="24"/>
+              </w:rPr>
+              <w:t xml:space="preserve"> </w:t>
+            </w:r>
+            <w:proofErr w:type="spellStart"/>
+            <w:r>
+              <w:rPr>
+                <w:rFonts w:ascii="Arial Narrow" w:hAnsi="Arial Narrow" w:cs="Times New Roman"/>
+                <w:sz w:val="24"/>
+                <w:szCs w:val="24"/>
+              </w:rPr>
+              <w:t>tanggal</w:t>
+            </w:r>
+            <w:proofErr w:type="spellEnd"/>
+            <w:r>
+              <w:rPr>
+                <w:rFonts w:ascii="Arial Narrow" w:hAnsi="Arial Narrow" w:cs="Times New Roman"/>
+                <w:sz w:val="24"/>
+                <w:szCs w:val="24"/>
+              </w:rPr>
+              <w:t xml:space="preserve"> ${</w:t>
+            </w:r>
+            <w:proofErr w:type="spellStart"/>
+            <w:r>
+              <w:rPr>
+                <w:rFonts w:ascii="Arial Narrow" w:hAnsi="Arial Narrow" w:cs="Times New Roman"/>
+                <w:sz w:val="24"/>
+                <w:szCs w:val="24"/>
+              </w:rPr>
+              <w:t>extensionStartDate</w:t>
+            </w:r>
+            <w:proofErr w:type="spellEnd"/>
+            <w:r>
+              <w:rPr>
+                <w:rFonts w:ascii="Arial Narrow" w:hAnsi="Arial Narrow" w:cs="Times New Roman"/>
+                <w:sz w:val="24"/>
+                <w:szCs w:val="24"/>
+              </w:rPr>
+              <w:t xml:space="preserve">} </w:t>
+            </w:r>
+            <w:proofErr w:type="spellStart"/>
+            <w:r>
+              <w:rPr>
+                <w:rFonts w:ascii="Arial Narrow" w:hAnsi="Arial Narrow" w:cs="Times New Roman"/>
+                <w:sz w:val="24"/>
+                <w:szCs w:val="24"/>
+              </w:rPr>
+              <w:t>s.d.</w:t>
+            </w:r>
+            <w:proofErr w:type="spellEnd"/>
+            <w:r>
+              <w:rPr>
+                <w:rFonts w:ascii="Arial Narrow" w:hAnsi="Arial Narrow" w:cs="Times New Roman"/>
+                <w:sz w:val="24"/>
+                <w:szCs w:val="24"/>
+              </w:rPr>
+              <w:t xml:space="preserve"> ${</w:t>
+            </w:r>
+            <w:proofErr w:type="spellStart"/>
+            <w:r>
+              <w:rPr>
+                <w:rFonts w:ascii="Arial Narrow" w:hAnsi="Arial Narrow" w:cs="Times New Roman"/>
+                <w:sz w:val="24"/>
+                <w:szCs w:val="24"/>
+              </w:rPr>
+              <w:t>extensionEndDate</w:t>
+            </w:r>
+            <w:proofErr w:type="spellEnd"/>
+            <w:r>
+              <w:rPr>
+                <w:rFonts w:ascii="Arial Narrow" w:hAnsi="Arial Narrow" w:cs="Times New Roman"/>
+                <w:sz w:val="24"/>
+                <w:szCs w:val="24"/>
+              </w:rPr>
+              <w:t>}.</w:t>
             </w:r>
           </w:p>
           <w:p>
@@ -3452,7 +5530,7 @@
               <w:spacing w:before="100" w:beforeAutospacing="1"/>
               <w:jc w:val="both"/>
               <w:rPr>
-                <w:rFonts w:ascii="Arial" w:hAnsi="Arial" w:cs="Arial"/>
+                <w:rFonts w:ascii="Arial Narrow" w:hAnsi="Arial Narrow" w:cs="Times New Roman"/>
                 <w:sz w:val="24"/>
                 <w:szCs w:val="24"/>
                 <w:lang w:val="sv-SE"/>
@@ -3460,7 +5538,7 @@
             </w:pPr>
             <w:r>
               <w:rPr>
-                <w:rFonts w:ascii="Arial" w:hAnsi="Arial" w:cs="Arial"/>
+                <w:rFonts w:ascii="Arial Narrow" w:hAnsi="Arial Narrow" w:cs="Times New Roman"/>
                 <w:sz w:val="24"/>
                 <w:szCs w:val="24"/>
                 <w:lang w:val="sv-SE"/>
@@ -3473,7 +5551,7 @@
               <w:spacing w:before="100" w:beforeAutospacing="1"/>
               <w:jc w:val="both"/>
               <w:rPr>
-                <w:rFonts w:ascii="Arial" w:hAnsi="Arial" w:cs="Arial"/>
+                <w:rFonts w:ascii="Arial Narrow" w:hAnsi="Arial Narrow" w:cs="Times New Roman"/>
                 <w:sz w:val="24"/>
                 <w:szCs w:val="24"/>
                 <w:lang w:val="sv-SE"/>
@@ -3481,7 +5559,7 @@
             </w:pPr>
             <w:r>
               <w:rPr>
-                <w:rFonts w:ascii="Arial" w:hAnsi="Arial" w:cs="Arial"/>
+                <w:rFonts w:ascii="Arial Narrow" w:hAnsi="Arial Narrow" w:cs="Times New Roman"/>
                 <w:sz w:val="24"/>
                 <w:szCs w:val="24"/>
                 <w:lang w:val="sv-SE"/>
@@ -3496,7 +5574,7 @@
               </w:tabs>
               <w:jc w:val="both"/>
               <w:rPr>
-                <w:rFonts w:ascii="Arial" w:eastAsia="Times New Roman" w:hAnsi="Arial" w:cs="Arial"/>
+                <w:rFonts w:ascii="Arial Narrow" w:eastAsia="Times New Roman" w:hAnsi="Arial Narrow" w:cs="Times New Roman"/>
                 <w:sz w:val="24"/>
                 <w:szCs w:val="24"/>
                 <w:shd w:val="clear" w:color="auto" w:fill="FFFFFF"/>
@@ -3515,7 +5593,7 @@
             <w:pPr>
               <w:jc w:val="both"/>
               <w:rPr>
-                <w:rFonts w:ascii="Arial" w:eastAsia="Times New Roman" w:hAnsi="Arial" w:cs="Arial"/>
+                <w:rFonts w:ascii="Arial Narrow" w:eastAsia="Times New Roman" w:hAnsi="Arial Narrow" w:cs="Times New Roman"/>
                 <w:sz w:val="24"/>
                 <w:szCs w:val="24"/>
                 <w:shd w:val="clear" w:color="auto" w:fill="FFFFFF"/>
@@ -3524,12 +5602,13 @@
             </w:pPr>
             <w:r>
               <w:rPr>
-                <w:rFonts w:ascii="Arial" w:eastAsia="Times New Roman" w:hAnsi="Arial" w:cs="Arial"/>
+                <w:rFonts w:ascii="Arial Narrow" w:eastAsia="Times New Roman" w:hAnsi="Arial Narrow" w:cs="Times New Roman"/>
                 <w:sz w:val="24"/>
                 <w:szCs w:val="24"/>
                 <w:shd w:val="clear" w:color="auto" w:fill="FFFFFF"/>
                 <w:lang w:eastAsia="en-ID"/>
               </w:rPr>
+              <w:lastRenderedPageBreak/>
               <w:t>4.</w:t>
             </w:r>
           </w:p>
@@ -3546,15 +5625,16 @@
               </w:tabs>
               <w:jc w:val="both"/>
               <w:rPr>
-                <w:rFonts w:ascii="Arial" w:hAnsi="Arial" w:cs="Arial"/>
+                <w:rFonts w:ascii="Arial Narrow" w:hAnsi="Arial Narrow" w:cs="Times New Roman"/>
                 <w:color w:val="000000"/>
                 <w:sz w:val="24"/>
                 <w:szCs w:val="24"/>
-              </w:rPr>
-            </w:pPr>
-            <w:r>
-              <w:rPr>
-                <w:rFonts w:ascii="Arial" w:hAnsi="Arial" w:cs="Arial"/>
+                <w:lang w:val="fi-FI"/>
+              </w:rPr>
+            </w:pPr>
+            <w:r>
+              <w:rPr>
+                <w:rFonts w:ascii="Arial Narrow" w:hAnsi="Arial Narrow" w:cs="Times New Roman"/>
                 <w:sz w:val="24"/>
                 <w:szCs w:val="24"/>
                 <w:lang w:val="sv-SE"/>
@@ -3573,11 +5653,11 @@
             <w:pPr>
               <w:jc w:val="both"/>
               <w:rPr>
-                <w:rFonts w:ascii="Arial" w:eastAsia="Times New Roman" w:hAnsi="Arial" w:cs="Arial"/>
+                <w:rFonts w:ascii="Arial Narrow" w:eastAsia="Times New Roman" w:hAnsi="Arial Narrow" w:cs="Times New Roman"/>
                 <w:sz w:val="24"/>
                 <w:szCs w:val="24"/>
                 <w:shd w:val="clear" w:color="auto" w:fill="FFFFFF"/>
-                <w:lang w:eastAsia="en-ID"/>
+                <w:lang w:val="fi-FI" w:eastAsia="en-ID"/>
               </w:rPr>
             </w:pPr>
           </w:p>
@@ -3594,10 +5674,11 @@
               </w:tabs>
               <w:jc w:val="both"/>
               <w:rPr>
-                <w:rFonts w:ascii="Arial" w:hAnsi="Arial" w:cs="Arial"/>
+                <w:rFonts w:ascii="Arial Narrow" w:hAnsi="Arial Narrow" w:cs="Times New Roman"/>
                 <w:color w:val="000000"/>
                 <w:sz w:val="24"/>
                 <w:szCs w:val="24"/>
+                <w:lang w:val="fi-FI"/>
               </w:rPr>
             </w:pPr>
           </w:p>
@@ -3664,9 +5745,10 @@
                 <w:p>
                   <w:pPr>
                     <w:rPr>
-                      <w:rFonts w:ascii="Arial" w:hAnsi="Arial" w:cs="Arial"/>
-                      <w:sz w:val="24"/>
-                      <w:szCs w:val="24"/>
+                      <w:rFonts w:ascii="Arial Narrow" w:hAnsi="Arial Narrow" w:cs="Times New Roman"/>
+                      <w:sz w:val="24"/>
+                      <w:szCs w:val="24"/>
+                      <w:lang w:val="fi-FI"/>
                     </w:rPr>
                   </w:pPr>
                 </w:p>
@@ -3680,9 +5762,10 @@
                 <w:p>
                   <w:pPr>
                     <w:rPr>
-                      <w:rFonts w:ascii="Arial" w:hAnsi="Arial" w:cs="Arial"/>
-                      <w:sz w:val="24"/>
-                      <w:szCs w:val="24"/>
+                      <w:rFonts w:ascii="Arial Narrow" w:hAnsi="Arial Narrow" w:cs="Times New Roman"/>
+                      <w:sz w:val="24"/>
+                      <w:szCs w:val="24"/>
+                      <w:lang w:val="fi-FI"/>
                     </w:rPr>
                   </w:pPr>
                 </w:p>
@@ -3696,9 +5779,10 @@
                 <w:p>
                   <w:pPr>
                     <w:rPr>
-                      <w:rFonts w:ascii="Arial" w:hAnsi="Arial" w:cs="Arial"/>
-                      <w:sz w:val="24"/>
-                      <w:szCs w:val="24"/>
+                      <w:rFonts w:ascii="Arial Narrow" w:hAnsi="Arial Narrow" w:cs="Times New Roman"/>
+                      <w:sz w:val="24"/>
+                      <w:szCs w:val="24"/>
+                      <w:lang w:val="fi-FI"/>
                     </w:rPr>
                   </w:pPr>
                 </w:p>
@@ -3713,9 +5797,10 @@
                   <w:pPr>
                     <w:ind w:right="708"/>
                     <w:rPr>
-                      <w:rFonts w:ascii="Arial" w:hAnsi="Arial" w:cs="Arial"/>
-                      <w:sz w:val="24"/>
-                      <w:szCs w:val="24"/>
+                      <w:rFonts w:ascii="Arial Narrow" w:hAnsi="Arial Narrow" w:cs="Times New Roman"/>
+                      <w:sz w:val="24"/>
+                      <w:szCs w:val="24"/>
+                      <w:lang w:val="fi-FI"/>
                     </w:rPr>
                   </w:pPr>
                 </w:p>
@@ -3729,9 +5814,10 @@
                 <w:p>
                   <w:pPr>
                     <w:rPr>
-                      <w:rFonts w:ascii="Arial" w:hAnsi="Arial" w:cs="Arial"/>
-                      <w:sz w:val="24"/>
-                      <w:szCs w:val="24"/>
+                      <w:rFonts w:ascii="Arial Narrow" w:hAnsi="Arial Narrow" w:cs="Times New Roman"/>
+                      <w:sz w:val="24"/>
+                      <w:szCs w:val="24"/>
+                      <w:lang w:val="fi-FI"/>
                     </w:rPr>
                   </w:pPr>
                 </w:p>
@@ -3745,9 +5831,10 @@
                 <w:p>
                   <w:pPr>
                     <w:rPr>
-                      <w:rFonts w:ascii="Arial" w:hAnsi="Arial" w:cs="Arial"/>
-                      <w:sz w:val="24"/>
-                      <w:szCs w:val="24"/>
+                      <w:rFonts w:ascii="Arial Narrow" w:hAnsi="Arial Narrow" w:cs="Times New Roman"/>
+                      <w:sz w:val="24"/>
+                      <w:szCs w:val="24"/>
+                      <w:lang w:val="fi-FI"/>
                     </w:rPr>
                   </w:pPr>
                 </w:p>
@@ -3761,19 +5848,31 @@
                 <w:p>
                   <w:pPr>
                     <w:rPr>
-                      <w:rFonts w:ascii="Arial" w:hAnsi="Arial" w:cs="Arial"/>
+                      <w:rFonts w:ascii="Arial Narrow" w:hAnsi="Arial Narrow" w:cs="Times New Roman"/>
                       <w:sz w:val="24"/>
                       <w:szCs w:val="24"/>
                     </w:rPr>
                   </w:pPr>
-                  <w:r>
-                    <w:rPr>
-                      <w:rFonts w:ascii="Arial" w:hAnsi="Arial" w:cs="Arial"/>
-                      <w:sz w:val="24"/>
-                      <w:szCs w:val="24"/>
-                    </w:rPr>
-                    <w:t>Tembusan :</w:t>
-                  </w:r>
+                  <w:proofErr w:type="spellStart"/>
+                  <w:proofErr w:type="gramStart"/>
+                  <w:r>
+                    <w:rPr>
+                      <w:rFonts w:ascii="Arial Narrow" w:hAnsi="Arial Narrow" w:cs="Times New Roman"/>
+                      <w:sz w:val="24"/>
+                      <w:szCs w:val="24"/>
+                    </w:rPr>
+                    <w:t>Tembusan</w:t>
+                  </w:r>
+                  <w:proofErr w:type="spellEnd"/>
+                  <w:r>
+                    <w:rPr>
+                      <w:rFonts w:ascii="Arial Narrow" w:hAnsi="Arial Narrow" w:cs="Times New Roman"/>
+                      <w:sz w:val="24"/>
+                      <w:szCs w:val="24"/>
+                    </w:rPr>
+                    <w:t xml:space="preserve"> :</w:t>
+                  </w:r>
+                  <w:proofErr w:type="gramEnd"/>
                 </w:p>
               </w:tc>
             </w:tr>
@@ -3789,100 +5888,144 @@
                   <w:pPr>
                     <w:jc w:val="both"/>
                     <w:rPr>
-                      <w:rFonts w:ascii="Arial" w:hAnsi="Arial" w:cs="Arial"/>
+                      <w:rFonts w:ascii="Arial Narrow" w:hAnsi="Arial Narrow" w:cs="Times New Roman"/>
                       <w:sz w:val="24"/>
                       <w:szCs w:val="24"/>
                     </w:rPr>
                   </w:pPr>
                   <w:r>
                     <w:rPr>
-                      <w:rFonts w:ascii="Arial" w:eastAsia="Arial Narrow" w:hAnsi="Arial" w:cs="Arial"/>
+                      <w:rFonts w:ascii="Arial Narrow" w:eastAsia="Arial Narrow" w:hAnsi="Arial Narrow" w:cs="Times New Roman"/>
                       <w:bCs/>
                       <w:color w:val="000000"/>
                       <w:sz w:val="24"/>
                       <w:szCs w:val="24"/>
                     </w:rPr>
-                    <w:t>${carbon</w:t>
-                  </w:r>
-                  <w:r>
-                    <w:rPr>
-                      <w:rFonts w:ascii="Arial" w:eastAsia="Arial Narrow" w:hAnsi="Arial" w:cs="Arial"/>
+                    <w:t>${</w:t>
+                  </w:r>
+                  <w:proofErr w:type="spellStart"/>
+                  <w:r>
+                    <w:rPr>
+                      <w:rFonts w:ascii="Arial Narrow" w:eastAsia="Arial Narrow" w:hAnsi="Arial Narrow" w:cs="Times New Roman"/>
                       <w:bCs/>
                       <w:color w:val="000000"/>
                       <w:sz w:val="24"/>
                       <w:szCs w:val="24"/>
                     </w:rPr>
-                    <w:t>_c</w:t>
-                  </w:r>
-                  <w:r>
-                    <w:rPr>
-                      <w:rFonts w:ascii="Arial" w:eastAsia="Arial Narrow" w:hAnsi="Arial" w:cs="Arial"/>
+                    <w:t>carbon</w:t>
+                  </w:r>
+                  <w:r>
+                    <w:rPr>
+                      <w:rFonts w:ascii="Arial Narrow" w:eastAsia="Arial Narrow" w:hAnsi="Arial Narrow" w:cs="Times New Roman"/>
                       <w:bCs/>
                       <w:color w:val="000000"/>
                       <w:sz w:val="24"/>
                       <w:szCs w:val="24"/>
                     </w:rPr>
-                    <w:t>opy</w:t>
-                  </w:r>
-                  <w:r>
-                    <w:rPr>
-                      <w:rFonts w:ascii="Arial" w:eastAsia="Arial Narrow" w:hAnsi="Arial" w:cs="Arial"/>
+                    <w:t>_c</w:t>
+                  </w:r>
+                  <w:r>
+                    <w:rPr>
+                      <w:rFonts w:ascii="Arial Narrow" w:eastAsia="Arial Narrow" w:hAnsi="Arial Narrow" w:cs="Times New Roman"/>
                       <w:bCs/>
                       <w:color w:val="000000"/>
                       <w:sz w:val="24"/>
                       <w:szCs w:val="24"/>
                     </w:rPr>
-                    <w:t>_i</w:t>
-                  </w:r>
-                  <w:r>
-                    <w:rPr>
-                      <w:rFonts w:ascii="Arial" w:eastAsia="Arial Narrow" w:hAnsi="Arial" w:cs="Arial"/>
+                    <w:t>opy</w:t>
+                  </w:r>
+                  <w:r>
+                    <w:rPr>
+                      <w:rFonts w:ascii="Arial Narrow" w:eastAsia="Arial Narrow" w:hAnsi="Arial Narrow" w:cs="Times New Roman"/>
                       <w:bCs/>
                       <w:color w:val="000000"/>
                       <w:sz w:val="24"/>
                       <w:szCs w:val="24"/>
                     </w:rPr>
-                    <w:t>teration}. ${carbon</w:t>
-                  </w:r>
-                  <w:r>
-                    <w:rPr>
-                      <w:rFonts w:ascii="Arial" w:eastAsia="Arial Narrow" w:hAnsi="Arial" w:cs="Arial"/>
+                    <w:t>_i</w:t>
+                  </w:r>
+                  <w:r>
+                    <w:rPr>
+                      <w:rFonts w:ascii="Arial Narrow" w:eastAsia="Arial Narrow" w:hAnsi="Arial Narrow" w:cs="Times New Roman"/>
                       <w:bCs/>
                       <w:color w:val="000000"/>
                       <w:sz w:val="24"/>
                       <w:szCs w:val="24"/>
                     </w:rPr>
-                    <w:t>_c</w:t>
-                  </w:r>
-                  <w:r>
-                    <w:rPr>
-                      <w:rFonts w:ascii="Arial" w:eastAsia="Arial Narrow" w:hAnsi="Arial" w:cs="Arial"/>
+                    <w:t>teration</w:t>
+                  </w:r>
+                  <w:proofErr w:type="spellEnd"/>
+                  <w:r>
+                    <w:rPr>
+                      <w:rFonts w:ascii="Arial Narrow" w:eastAsia="Arial Narrow" w:hAnsi="Arial Narrow" w:cs="Times New Roman"/>
                       <w:bCs/>
                       <w:color w:val="000000"/>
                       <w:sz w:val="24"/>
                       <w:szCs w:val="24"/>
                     </w:rPr>
-                    <w:t>opy</w:t>
-                  </w:r>
-                  <w:r>
-                    <w:rPr>
-                      <w:rFonts w:ascii="Arial" w:eastAsia="Arial Narrow" w:hAnsi="Arial" w:cs="Arial"/>
+                    <w:t>}. ${</w:t>
+                  </w:r>
+                  <w:proofErr w:type="spellStart"/>
+                  <w:r>
+                    <w:rPr>
+                      <w:rFonts w:ascii="Arial Narrow" w:eastAsia="Arial Narrow" w:hAnsi="Arial Narrow" w:cs="Times New Roman"/>
                       <w:bCs/>
                       <w:color w:val="000000"/>
                       <w:sz w:val="24"/>
                       <w:szCs w:val="24"/>
                     </w:rPr>
-                    <w:t>_n</w:t>
-                  </w:r>
-                  <w:r>
-                    <w:rPr>
-                      <w:rFonts w:ascii="Arial" w:eastAsia="Arial Narrow" w:hAnsi="Arial" w:cs="Arial"/>
+                    <w:t>carbon</w:t>
+                  </w:r>
+                  <w:r>
+                    <w:rPr>
+                      <w:rFonts w:ascii="Arial Narrow" w:eastAsia="Arial Narrow" w:hAnsi="Arial Narrow" w:cs="Times New Roman"/>
                       <w:bCs/>
                       <w:color w:val="000000"/>
                       <w:sz w:val="24"/>
                       <w:szCs w:val="24"/>
                     </w:rPr>
-                    <w:t>ame}</w:t>
+                    <w:t>_c</w:t>
+                  </w:r>
+                  <w:r>
+                    <w:rPr>
+                      <w:rFonts w:ascii="Arial Narrow" w:eastAsia="Arial Narrow" w:hAnsi="Arial Narrow" w:cs="Times New Roman"/>
+                      <w:bCs/>
+                      <w:color w:val="000000"/>
+                      <w:sz w:val="24"/>
+                      <w:szCs w:val="24"/>
+                    </w:rPr>
+                    <w:t>opy</w:t>
+                  </w:r>
+                  <w:r>
+                    <w:rPr>
+                      <w:rFonts w:ascii="Arial Narrow" w:eastAsia="Arial Narrow" w:hAnsi="Arial Narrow" w:cs="Times New Roman"/>
+                      <w:bCs/>
+                      <w:color w:val="000000"/>
+                      <w:sz w:val="24"/>
+                      <w:szCs w:val="24"/>
+                    </w:rPr>
+                    <w:t>_n</w:t>
+                  </w:r>
+                  <w:r>
+                    <w:rPr>
+                      <w:rFonts w:ascii="Arial Narrow" w:eastAsia="Arial Narrow" w:hAnsi="Arial Narrow" w:cs="Times New Roman"/>
+                      <w:bCs/>
+                      <w:color w:val="000000"/>
+                      <w:sz w:val="24"/>
+                      <w:szCs w:val="24"/>
+                    </w:rPr>
+                    <w:t>ame</w:t>
+                  </w:r>
+                  <w:proofErr w:type="spellEnd"/>
+                  <w:r>
+                    <w:rPr>
+                      <w:rFonts w:ascii="Arial Narrow" w:eastAsia="Arial Narrow" w:hAnsi="Arial Narrow" w:cs="Times New Roman"/>
+                      <w:bCs/>
+                      <w:color w:val="000000"/>
+                      <w:sz w:val="24"/>
+                      <w:szCs w:val="24"/>
+                    </w:rPr>
+                    <w:t>}</w:t>
                   </w:r>
                 </w:p>
               </w:tc>
@@ -3892,7 +6035,7 @@
             <w:pPr>
               <w:jc w:val="both"/>
               <w:rPr>
-                <w:rFonts w:ascii="Arial" w:hAnsi="Arial" w:cs="Arial"/>
+                <w:rFonts w:ascii="Arial Narrow" w:hAnsi="Arial Narrow" w:cs="Times New Roman"/>
                 <w:color w:val="000000"/>
                 <w:sz w:val="24"/>
                 <w:szCs w:val="24"/>
@@ -3940,7 +6083,7 @@
                   <w:pPr>
                     <w:jc w:val="center"/>
                     <w:rPr>
-                      <w:rFonts w:ascii="Arial" w:eastAsia="Arial Narrow" w:hAnsi="Arial" w:cs="Arial"/>
+                      <w:rFonts w:ascii="Arial Narrow" w:eastAsia="Arial Narrow" w:hAnsi="Arial Narrow" w:cs="Times New Roman"/>
                       <w:bCs/>
                       <w:color w:val="000000"/>
                       <w:sz w:val="24"/>
@@ -3949,13 +6092,35 @@
                   </w:pPr>
                   <w:r>
                     <w:rPr>
-                      <w:rFonts w:ascii="Arial" w:eastAsia="Arial Narrow" w:hAnsi="Arial" w:cs="Arial"/>
+                      <w:rFonts w:ascii="Arial Narrow" w:eastAsia="Arial Narrow" w:hAnsi="Arial Narrow" w:cs="Times New Roman"/>
                       <w:bCs/>
                       <w:color w:val="000000"/>
                       <w:sz w:val="24"/>
                       <w:szCs w:val="24"/>
                     </w:rPr>
-                    <w:t>${signatoryHeadText}</w:t>
+                    <w:t>${</w:t>
+                  </w:r>
+                  <w:proofErr w:type="spellStart"/>
+                  <w:r>
+                    <w:rPr>
+                      <w:rFonts w:ascii="Arial Narrow" w:eastAsia="Arial Narrow" w:hAnsi="Arial Narrow" w:cs="Times New Roman"/>
+                      <w:bCs/>
+                      <w:color w:val="000000"/>
+                      <w:sz w:val="24"/>
+                      <w:szCs w:val="24"/>
+                    </w:rPr>
+                    <w:t>signatoryHeadText</w:t>
+                  </w:r>
+                  <w:proofErr w:type="spellEnd"/>
+                  <w:r>
+                    <w:rPr>
+                      <w:rFonts w:ascii="Arial Narrow" w:eastAsia="Arial Narrow" w:hAnsi="Arial Narrow" w:cs="Times New Roman"/>
+                      <w:bCs/>
+                      <w:color w:val="000000"/>
+                      <w:sz w:val="24"/>
+                      <w:szCs w:val="24"/>
+                    </w:rPr>
+                    <w:t>}</w:t>
                   </w:r>
                 </w:p>
               </w:tc>
@@ -3972,7 +6137,7 @@
                   <w:pPr>
                     <w:jc w:val="center"/>
                     <w:rPr>
-                      <w:rFonts w:ascii="Arial" w:eastAsia="Arial Narrow" w:hAnsi="Arial" w:cs="Arial"/>
+                      <w:rFonts w:ascii="Arial Narrow" w:eastAsia="Arial Narrow" w:hAnsi="Arial Narrow" w:cs="Times New Roman"/>
                       <w:bCs/>
                       <w:color w:val="000000"/>
                       <w:sz w:val="24"/>
@@ -3981,13 +6146,35 @@
                   </w:pPr>
                   <w:r>
                     <w:rPr>
-                      <w:rFonts w:ascii="Arial" w:eastAsia="Arial Narrow" w:hAnsi="Arial" w:cs="Arial"/>
+                      <w:rFonts w:ascii="Arial Narrow" w:eastAsia="Arial Narrow" w:hAnsi="Arial Narrow" w:cs="Times New Roman"/>
                       <w:bCs/>
                       <w:color w:val="000000"/>
                       <w:sz w:val="24"/>
                       <w:szCs w:val="24"/>
                     </w:rPr>
-                    <w:t>${signatoryPositionName}</w:t>
+                    <w:t>${</w:t>
+                  </w:r>
+                  <w:proofErr w:type="spellStart"/>
+                  <w:r>
+                    <w:rPr>
+                      <w:rFonts w:ascii="Arial Narrow" w:eastAsia="Arial Narrow" w:hAnsi="Arial Narrow" w:cs="Times New Roman"/>
+                      <w:bCs/>
+                      <w:color w:val="000000"/>
+                      <w:sz w:val="24"/>
+                      <w:szCs w:val="24"/>
+                    </w:rPr>
+                    <w:t>signatoryPositionName</w:t>
+                  </w:r>
+                  <w:proofErr w:type="spellEnd"/>
+                  <w:r>
+                    <w:rPr>
+                      <w:rFonts w:ascii="Arial Narrow" w:eastAsia="Arial Narrow" w:hAnsi="Arial Narrow" w:cs="Times New Roman"/>
+                      <w:bCs/>
+                      <w:color w:val="000000"/>
+                      <w:sz w:val="24"/>
+                      <w:szCs w:val="24"/>
+                    </w:rPr>
+                    <w:t>}</w:t>
                   </w:r>
                 </w:p>
               </w:tc>
@@ -4004,7 +6191,7 @@
                   <w:pPr>
                     <w:jc w:val="center"/>
                     <w:rPr>
-                      <w:rFonts w:ascii="Arial" w:eastAsia="Arial Narrow" w:hAnsi="Arial" w:cs="Arial"/>
+                      <w:rFonts w:ascii="Arial Narrow" w:eastAsia="Arial Narrow" w:hAnsi="Arial Narrow" w:cs="Times New Roman"/>
                       <w:bCs/>
                       <w:color w:val="000000"/>
                       <w:sz w:val="24"/>
@@ -4026,7 +6213,7 @@
                   <w:pPr>
                     <w:jc w:val="center"/>
                     <w:rPr>
-                      <w:rFonts w:ascii="Arial" w:eastAsia="Arial Narrow" w:hAnsi="Arial" w:cs="Arial"/>
+                      <w:rFonts w:ascii="Arial Narrow" w:eastAsia="Arial Narrow" w:hAnsi="Arial Narrow" w:cs="Times New Roman"/>
                       <w:bCs/>
                       <w:color w:val="000000"/>
                       <w:sz w:val="24"/>
@@ -4048,7 +6235,7 @@
                   <w:pPr>
                     <w:jc w:val="center"/>
                     <w:rPr>
-                      <w:rFonts w:ascii="Arial" w:eastAsia="Arial Narrow" w:hAnsi="Arial" w:cs="Arial"/>
+                      <w:rFonts w:ascii="Arial Narrow" w:eastAsia="Arial Narrow" w:hAnsi="Arial Narrow" w:cs="Times New Roman"/>
                       <w:bCs/>
                       <w:color w:val="000000"/>
                       <w:sz w:val="24"/>
@@ -4106,7 +6293,7 @@
                         <w:pPr>
                           <w:jc w:val="center"/>
                           <w:rPr>
-                            <w:rFonts w:ascii="Arial" w:eastAsia="Arial Narrow" w:hAnsi="Arial" w:cs="Arial"/>
+                            <w:rFonts w:ascii="Arial Narrow" w:eastAsia="Arial Narrow" w:hAnsi="Arial Narrow" w:cs="Times New Roman"/>
                             <w:b/>
                             <w:color w:val="000000"/>
                             <w:sz w:val="24"/>
@@ -4115,13 +6302,35 @@
                         </w:pPr>
                         <w:r>
                           <w:rPr>
-                            <w:rFonts w:ascii="Arial" w:eastAsia="Arial Narrow" w:hAnsi="Arial" w:cs="Arial"/>
+                            <w:rFonts w:ascii="Arial Narrow" w:eastAsia="Arial Narrow" w:hAnsi="Arial Narrow" w:cs="Times New Roman"/>
                             <w:b/>
                             <w:color w:val="000000"/>
                             <w:sz w:val="24"/>
                             <w:szCs w:val="24"/>
                           </w:rPr>
-                          <w:t>${signatoryName}</w:t>
+                          <w:t>${</w:t>
+                        </w:r>
+                        <w:proofErr w:type="spellStart"/>
+                        <w:r>
+                          <w:rPr>
+                            <w:rFonts w:ascii="Arial Narrow" w:eastAsia="Arial Narrow" w:hAnsi="Arial Narrow" w:cs="Times New Roman"/>
+                            <w:b/>
+                            <w:color w:val="000000"/>
+                            <w:sz w:val="24"/>
+                            <w:szCs w:val="24"/>
+                          </w:rPr>
+                          <w:t>signatoryName</w:t>
+                        </w:r>
+                        <w:proofErr w:type="spellEnd"/>
+                        <w:r>
+                          <w:rPr>
+                            <w:rFonts w:ascii="Arial Narrow" w:eastAsia="Arial Narrow" w:hAnsi="Arial Narrow" w:cs="Times New Roman"/>
+                            <w:b/>
+                            <w:color w:val="000000"/>
+                            <w:sz w:val="24"/>
+                            <w:szCs w:val="24"/>
+                          </w:rPr>
+                          <w:t>}</w:t>
                         </w:r>
                       </w:p>
                     </w:tc>
@@ -4142,7 +6351,7 @@
                         <w:pPr>
                           <w:jc w:val="center"/>
                           <w:rPr>
-                            <w:rFonts w:ascii="Arial" w:eastAsia="Arial Narrow" w:hAnsi="Arial" w:cs="Arial"/>
+                            <w:rFonts w:ascii="Arial Narrow" w:eastAsia="Arial Narrow" w:hAnsi="Arial Narrow" w:cs="Times New Roman"/>
                             <w:bCs/>
                             <w:color w:val="000000"/>
                             <w:sz w:val="24"/>
@@ -4151,17 +6360,39 @@
                         </w:pPr>
                         <w:r>
                           <w:rPr>
-                            <w:rFonts w:ascii="Arial" w:eastAsia="Arial Narrow" w:hAnsi="Arial" w:cs="Arial"/>
+                            <w:rFonts w:ascii="Arial Narrow" w:eastAsia="Arial Narrow" w:hAnsi="Arial Narrow" w:cs="Times New Roman"/>
                             <w:bCs/>
                             <w:color w:val="000000"/>
                             <w:sz w:val="24"/>
                             <w:szCs w:val="24"/>
                           </w:rPr>
-                          <w:t>${signatoryRankName}</w:t>
+                          <w:t>${</w:t>
+                        </w:r>
+                        <w:proofErr w:type="spellStart"/>
+                        <w:r>
+                          <w:rPr>
+                            <w:rFonts w:ascii="Arial Narrow" w:eastAsia="Arial Narrow" w:hAnsi="Arial Narrow" w:cs="Times New Roman"/>
+                            <w:bCs/>
+                            <w:color w:val="000000"/>
+                            <w:sz w:val="24"/>
+                            <w:szCs w:val="24"/>
+                          </w:rPr>
+                          <w:t>signatoryRankName</w:t>
+                        </w:r>
+                        <w:proofErr w:type="spellEnd"/>
+                        <w:r>
+                          <w:rPr>
+                            <w:rFonts w:ascii="Arial Narrow" w:eastAsia="Arial Narrow" w:hAnsi="Arial Narrow" w:cs="Times New Roman"/>
+                            <w:bCs/>
+                            <w:color w:val="000000"/>
+                            <w:sz w:val="24"/>
+                            <w:szCs w:val="24"/>
+                          </w:rPr>
+                          <w:t>}</w:t>
                         </w:r>
                         <w:r>
                           <w:rPr>
-                            <w:rFonts w:ascii="Arial" w:eastAsia="Arial Narrow" w:hAnsi="Arial" w:cs="Arial"/>
+                            <w:rFonts w:ascii="Arial Narrow" w:eastAsia="Arial Narrow" w:hAnsi="Arial Narrow" w:cs="Times New Roman"/>
                             <w:bCs/>
                             <w:color w:val="000000"/>
                             <w:sz w:val="24"/>
@@ -4171,13 +6402,35 @@
                         </w:r>
                         <w:r>
                           <w:rPr>
-                            <w:rFonts w:ascii="Arial" w:eastAsia="Arial Narrow" w:hAnsi="Arial" w:cs="Arial"/>
+                            <w:rFonts w:ascii="Arial Narrow" w:eastAsia="Arial Narrow" w:hAnsi="Arial Narrow" w:cs="Times New Roman"/>
                             <w:bCs/>
                             <w:color w:val="000000"/>
                             <w:sz w:val="24"/>
                             <w:szCs w:val="24"/>
                           </w:rPr>
-                          <w:t>${signatoryRegisterNumber}</w:t>
+                          <w:t>${</w:t>
+                        </w:r>
+                        <w:proofErr w:type="spellStart"/>
+                        <w:r>
+                          <w:rPr>
+                            <w:rFonts w:ascii="Arial Narrow" w:eastAsia="Arial Narrow" w:hAnsi="Arial Narrow" w:cs="Times New Roman"/>
+                            <w:bCs/>
+                            <w:color w:val="000000"/>
+                            <w:sz w:val="24"/>
+                            <w:szCs w:val="24"/>
+                          </w:rPr>
+                          <w:t>signatoryRegisterNumber</w:t>
+                        </w:r>
+                        <w:proofErr w:type="spellEnd"/>
+                        <w:r>
+                          <w:rPr>
+                            <w:rFonts w:ascii="Arial Narrow" w:eastAsia="Arial Narrow" w:hAnsi="Arial Narrow" w:cs="Times New Roman"/>
+                            <w:bCs/>
+                            <w:color w:val="000000"/>
+                            <w:sz w:val="24"/>
+                            <w:szCs w:val="24"/>
+                          </w:rPr>
+                          <w:t>}</w:t>
                         </w:r>
                       </w:p>
                     </w:tc>
@@ -4187,7 +6440,7 @@
                   <w:pPr>
                     <w:jc w:val="center"/>
                     <w:rPr>
-                      <w:rFonts w:ascii="Arial" w:eastAsia="Arial Narrow" w:hAnsi="Arial" w:cs="Arial"/>
+                      <w:rFonts w:ascii="Arial Narrow" w:eastAsia="Arial Narrow" w:hAnsi="Arial Narrow" w:cs="Times New Roman"/>
                       <w:bCs/>
                       <w:color w:val="000000"/>
                       <w:sz w:val="24"/>
@@ -4202,7 +6455,7 @@
             <w:pPr>
               <w:jc w:val="both"/>
               <w:rPr>
-                <w:rFonts w:ascii="Arial" w:hAnsi="Arial" w:cs="Arial"/>
+                <w:rFonts w:ascii="Arial Narrow" w:hAnsi="Arial Narrow" w:cs="Times New Roman"/>
                 <w:color w:val="000000"/>
                 <w:sz w:val="24"/>
                 <w:szCs w:val="24"/>
@@ -4217,7 +6470,7 @@
       <w:pPr>
         <w:spacing w:after="0" w:line="240" w:lineRule="auto"/>
         <w:rPr>
-          <w:rFonts w:ascii="Arial" w:eastAsia="Times New Roman" w:hAnsi="Arial" w:cs="Arial"/>
+          <w:rFonts w:ascii="Arial Narrow" w:eastAsia="Times New Roman" w:hAnsi="Arial Narrow" w:cs="Times New Roman"/>
           <w:color w:val="444444"/>
           <w:sz w:val="24"/>
           <w:szCs w:val="24"/>
@@ -4298,7 +6551,7 @@
   <w:tbl>
     <w:tblPr>
       <w:tblStyle w:val="TableGrid"/>
-      <w:tblW w:w="10446" w:type="dxa"/>
+      <w:tblW w:w="10258" w:type="dxa"/>
       <w:jc w:val="center"/>
       <w:tblBorders>
         <w:top w:val="none" w:sz="0" w:space="0" w:color="auto"/>
@@ -4315,9 +6568,11 @@
       <w:tblLook w:val="04A0" w:firstRow="1" w:lastRow="0" w:firstColumn="1" w:lastColumn="0" w:noHBand="0" w:noVBand="1"/>
     </w:tblPr>
     <w:tblGrid>
-      <w:gridCol w:w="4637"/>
-      <w:gridCol w:w="1170"/>
-      <w:gridCol w:w="4639"/>
+      <w:gridCol w:w="4558"/>
+      <w:gridCol w:w="1140"/>
+      <w:gridCol w:w="1017"/>
+      <w:gridCol w:w="141"/>
+      <w:gridCol w:w="3402"/>
     </w:tblGrid>
     <w:tr>
       <w:trPr>
@@ -4325,7 +6580,7 @@
       </w:trPr>
       <w:tc>
         <w:tcPr>
-          <w:tcW w:w="4637" w:type="dxa"/>
+          <w:tcW w:w="4558" w:type="dxa"/>
         </w:tcPr>
         <w:p>
           <w:pPr>
@@ -4339,7 +6594,7 @@
       </w:tc>
       <w:tc>
         <w:tcPr>
-          <w:tcW w:w="1170" w:type="dxa"/>
+          <w:tcW w:w="1140" w:type="dxa"/>
         </w:tcPr>
         <w:p>
           <w:pPr>
@@ -4389,7 +6644,8 @@
       </w:tc>
       <w:tc>
         <w:tcPr>
-          <w:tcW w:w="4639" w:type="dxa"/>
+          <w:tcW w:w="4560" w:type="dxa"/>
+          <w:gridSpan w:val="3"/>
         </w:tcPr>
         <w:p>
           <w:pPr>
@@ -4422,7 +6678,7 @@
       </w:trPr>
       <w:tc>
         <w:tcPr>
-          <w:tcW w:w="4637" w:type="dxa"/>
+          <w:tcW w:w="4558" w:type="dxa"/>
         </w:tcPr>
         <w:p>
           <w:pPr>
@@ -4436,7 +6692,7 @@
       </w:tc>
       <w:tc>
         <w:tcPr>
-          <w:tcW w:w="1170" w:type="dxa"/>
+          <w:tcW w:w="1140" w:type="dxa"/>
         </w:tcPr>
         <w:p>
           <w:pPr>
@@ -4451,7 +6707,7 @@
       </w:tc>
       <w:tc>
         <w:tcPr>
-          <w:tcW w:w="4639" w:type="dxa"/>
+          <w:tcW w:w="1017" w:type="dxa"/>
         </w:tcPr>
         <w:p>
           <w:pPr>
@@ -4466,7 +6722,49 @@
               <w:rFonts w:ascii="Arial Narrow" w:hAnsi="Arial Narrow"/>
               <w:noProof/>
             </w:rPr>
-            <w:t>NOMOR : ${documentNumber}</w:t>
+            <w:t>NOMOR</w:t>
+          </w:r>
+        </w:p>
+      </w:tc>
+      <w:tc>
+        <w:tcPr>
+          <w:tcW w:w="141" w:type="dxa"/>
+        </w:tcPr>
+        <w:p>
+          <w:pPr>
+            <w:pStyle w:val="Header"/>
+            <w:rPr>
+              <w:rFonts w:ascii="Arial Narrow" w:hAnsi="Arial Narrow"/>
+              <w:noProof/>
+            </w:rPr>
+          </w:pPr>
+          <w:r>
+            <w:rPr>
+              <w:rFonts w:ascii="Arial Narrow" w:hAnsi="Arial Narrow"/>
+              <w:noProof/>
+            </w:rPr>
+            <w:t>:</w:t>
+          </w:r>
+        </w:p>
+      </w:tc>
+      <w:tc>
+        <w:tcPr>
+          <w:tcW w:w="3402" w:type="dxa"/>
+        </w:tcPr>
+        <w:p>
+          <w:pPr>
+            <w:pStyle w:val="Header"/>
+            <w:rPr>
+              <w:rFonts w:ascii="Arial Narrow" w:hAnsi="Arial Narrow"/>
+              <w:noProof/>
+            </w:rPr>
+          </w:pPr>
+          <w:r>
+            <w:rPr>
+              <w:rFonts w:ascii="Arial Narrow" w:hAnsi="Arial Narrow"/>
+              <w:noProof/>
+            </w:rPr>
+            <w:t>${documentNumber}</w:t>
           </w:r>
         </w:p>
       </w:tc>
@@ -4477,7 +6775,7 @@
       </w:trPr>
       <w:tc>
         <w:tcPr>
-          <w:tcW w:w="4637" w:type="dxa"/>
+          <w:tcW w:w="4558" w:type="dxa"/>
         </w:tcPr>
         <w:p>
           <w:pPr>
@@ -4491,7 +6789,7 @@
       </w:tc>
       <w:tc>
         <w:tcPr>
-          <w:tcW w:w="1170" w:type="dxa"/>
+          <w:tcW w:w="1140" w:type="dxa"/>
         </w:tcPr>
         <w:p>
           <w:pPr>
@@ -4506,7 +6804,7 @@
       </w:tc>
       <w:tc>
         <w:tcPr>
-          <w:tcW w:w="4639" w:type="dxa"/>
+          <w:tcW w:w="1017" w:type="dxa"/>
           <w:tcBorders>
             <w:bottom w:val="single" w:sz="4" w:space="0" w:color="auto"/>
           </w:tcBorders>
@@ -4524,7 +6822,55 @@
               <w:rFonts w:ascii="Arial Narrow" w:hAnsi="Arial Narrow"/>
               <w:noProof/>
             </w:rPr>
-            <w:t>TANGGAL : ${documentDate}</w:t>
+            <w:t>TANGGAL</w:t>
+          </w:r>
+        </w:p>
+      </w:tc>
+      <w:tc>
+        <w:tcPr>
+          <w:tcW w:w="141" w:type="dxa"/>
+          <w:tcBorders>
+            <w:bottom w:val="single" w:sz="4" w:space="0" w:color="auto"/>
+          </w:tcBorders>
+        </w:tcPr>
+        <w:p>
+          <w:pPr>
+            <w:pStyle w:val="Header"/>
+            <w:rPr>
+              <w:rFonts w:ascii="Arial Narrow" w:hAnsi="Arial Narrow"/>
+              <w:noProof/>
+            </w:rPr>
+          </w:pPr>
+          <w:r>
+            <w:rPr>
+              <w:rFonts w:ascii="Arial Narrow" w:hAnsi="Arial Narrow"/>
+              <w:noProof/>
+            </w:rPr>
+            <w:t>:</w:t>
+          </w:r>
+        </w:p>
+      </w:tc>
+      <w:tc>
+        <w:tcPr>
+          <w:tcW w:w="3402" w:type="dxa"/>
+          <w:tcBorders>
+            <w:bottom w:val="single" w:sz="4" w:space="0" w:color="auto"/>
+          </w:tcBorders>
+        </w:tcPr>
+        <w:p>
+          <w:pPr>
+            <w:pStyle w:val="Header"/>
+            <w:rPr>
+              <w:rFonts w:ascii="Arial Narrow" w:hAnsi="Arial Narrow"/>
+              <w:noProof/>
+            </w:rPr>
+          </w:pPr>
+          <w:r>
+            <w:rPr>
+              <w:rFonts w:ascii="Arial Narrow" w:hAnsi="Arial Narrow"/>
+              <w:noProof/>
+            </w:rPr>
+            <w:t>${documentDate}</w:t>
           </w:r>
         </w:p>
       </w:tc>
